--- a/docs/propuesta-abono-mensual-electrotecniref.docx
+++ b/docs/propuesta-abono-mensual-electrotecniref.docx
@@ -157,7 +157,7 @@
           <w:sz w:val="21"/>
           <w:szCs w:val="21"/>
         </w:rPr>
-        <w:t xml:space="preserve">ARS 650.000</w:t>
+        <w:t xml:space="preserve">ARS 30.000</w:t>
       </w:r>
       <w:r>
         <w:rPr>
@@ -181,7 +181,7 @@
           <w:sz w:val="21"/>
           <w:szCs w:val="21"/>
         </w:rPr>
-        <w:t xml:space="preserve">ARS 850.000</w:t>
+        <w:t xml:space="preserve">ARS 500.000</w:t>
       </w:r>
       <w:r>
         <w:rPr>
@@ -354,7 +354,7 @@
                 <w:sz w:val="20"/>
                 <w:szCs w:val="20"/>
               </w:rPr>
-              <w:t xml:space="preserve">ARS 850.000</w:t>
+              <w:t xml:space="preserve">ARS 500.000</w:t>
             </w:r>
           </w:p>
         </w:tc>
@@ -393,7 +393,7 @@
                 <w:sz w:val="20"/>
                 <w:szCs w:val="20"/>
               </w:rPr>
-              <w:t xml:space="preserve">Abono mensual base</w:t>
+              <w:t xml:space="preserve">Abono mensual base (meses 1 a 12)</w:t>
             </w:r>
           </w:p>
         </w:tc>
@@ -428,7 +428,7 @@
                 <w:sz w:val="20"/>
                 <w:szCs w:val="20"/>
               </w:rPr>
-              <w:t xml:space="preserve">ARS 650.000 / mes</w:t>
+              <w:t xml:space="preserve">ARS 30.000 / mes</w:t>
             </w:r>
           </w:p>
         </w:tc>
@@ -466,7 +466,7 @@
                 <w:sz w:val="20"/>
                 <w:szCs w:val="20"/>
               </w:rPr>
-              <w:t xml:space="preserve">Asistente con IA (incluido en el abono)</w:t>
+              <w:t xml:space="preserve">Precio de lista del abono (desde el mes 13)</w:t>
             </w:r>
           </w:p>
         </w:tc>
@@ -500,7 +500,7 @@
                 <w:sz w:val="20"/>
                 <w:szCs w:val="20"/>
               </w:rPr>
-              <w:t xml:space="preserve">Cuota de USD 30 / mes</w:t>
+              <w:t xml:space="preserve">ARS 120.000 / mes</w:t>
             </w:r>
           </w:p>
         </w:tc>
@@ -539,6 +539,79 @@
                 <w:sz w:val="20"/>
                 <w:szCs w:val="20"/>
               </w:rPr>
+              <w:t xml:space="preserve">Asistente con IA (incluido en el abono)</w:t>
+            </w:r>
+          </w:p>
+        </w:tc>
+        <w:tc>
+          <w:tcPr>
+            <w:tcW w:type="dxa" w:w="6038"/>
+            <w:tcBorders>
+              <w:top w:val="single" w:color="BFBFBF" w:sz="1"/>
+              <w:left w:val="single" w:color="BFBFBF" w:sz="1"/>
+              <w:bottom w:val="single" w:color="BFBFBF" w:sz="1"/>
+              <w:right w:val="single" w:color="BFBFBF" w:sz="1"/>
+            </w:tcBorders>
+            <w:shd w:fill="F2F2F2" w:val="clear"/>
+            <w:tcMar>
+              <w:top w:type="dxa" w:w="90"/>
+              <w:left w:type="dxa" w:w="130"/>
+              <w:bottom w:type="dxa" w:w="90"/>
+              <w:right w:type="dxa" w:w="130"/>
+            </w:tcMar>
+            <w:vAlign w:val="center"/>
+          </w:tcPr>
+          <w:p>
+            <w:pPr>
+              <w:spacing w:after="0" w:line="252"/>
+              <w:jc w:val="right"/>
+            </w:pPr>
+            <w:r>
+              <w:rPr>
+                <w:rFonts w:ascii="Arial" w:cs="Arial" w:eastAsia="Arial" w:hAnsi="Arial"/>
+                <w:b w:val="false"/>
+                <w:bCs w:val="false"/>
+                <w:sz w:val="20"/>
+                <w:szCs w:val="20"/>
+              </w:rPr>
+              <w:t xml:space="preserve">Cuota de USD 10 / mes</w:t>
+            </w:r>
+          </w:p>
+        </w:tc>
+      </w:tr>
+      <w:tr>
+        <w:trPr>
+          <w:tblHeader w:val="off"/>
+        </w:trPr>
+        <w:tc>
+          <w:tcPr>
+            <w:tcW w:type="dxa" w:w="3600"/>
+            <w:tcBorders>
+              <w:top w:val="single" w:color="BFBFBF" w:sz="1"/>
+              <w:left w:val="single" w:color="BFBFBF" w:sz="1"/>
+              <w:bottom w:val="single" w:color="BFBFBF" w:sz="1"/>
+              <w:right w:val="single" w:color="BFBFBF" w:sz="1"/>
+            </w:tcBorders>
+            <w:tcMar>
+              <w:top w:type="dxa" w:w="90"/>
+              <w:left w:type="dxa" w:w="130"/>
+              <w:bottom w:type="dxa" w:w="90"/>
+              <w:right w:type="dxa" w:w="130"/>
+            </w:tcMar>
+            <w:vAlign w:val="center"/>
+          </w:tcPr>
+          <w:p>
+            <w:pPr>
+              <w:spacing w:after="0" w:line="252"/>
+            </w:pPr>
+            <w:r>
+              <w:rPr>
+                <w:rFonts w:ascii="Arial" w:cs="Arial" w:eastAsia="Arial" w:hAnsi="Arial"/>
+                <w:b w:val="false"/>
+                <w:bCs w:val="false"/>
+                <w:sz w:val="20"/>
+                <w:szCs w:val="20"/>
+              </w:rPr>
               <w:t xml:space="preserve">Adicionales por excedente</w:t>
             </w:r>
           </w:p>
@@ -552,7 +625,6 @@
               <w:bottom w:val="single" w:color="BFBFBF" w:sz="1"/>
               <w:right w:val="single" w:color="BFBFBF" w:sz="1"/>
             </w:tcBorders>
-            <w:shd w:fill="F2F2F2" w:val="clear"/>
             <w:tcMar>
               <w:top w:type="dxa" w:w="90"/>
               <w:left w:type="dxa" w:w="130"/>
@@ -600,7 +672,7 @@
           <w:sz w:val="19"/>
           <w:szCs w:val="19"/>
         </w:rPr>
-        <w:t xml:space="preserve">Con contrato de 12 meses abonados por adelantado, la puesta en marcha baja a </w:t>
+        <w:t xml:space="preserve">Los primeros 12 meses van a un precio de lanzamiento, con la puesta en marcha a </w:t>
       </w:r>
       <w:r>
         <w:rPr>
@@ -613,7 +685,7 @@
           <w:sz w:val="19"/>
           <w:szCs w:val="19"/>
         </w:rPr>
-        <w:t xml:space="preserve">ARS 425.000</w:t>
+        <w:t xml:space="preserve">ARS 250.000</w:t>
       </w:r>
       <w:r>
         <w:rPr>
@@ -626,7 +698,7 @@
           <w:sz w:val="19"/>
           <w:szCs w:val="19"/>
         </w:rPr>
-        <w:t xml:space="preserve"> y el primer año de abono tiene un 15% de descuento.</w:t>
+        <w:t xml:space="preserve"> y el resto de las condiciones de esta propuesta. A partir del mes 13, el abono pasa a su precio de lista.</w:t>
       </w:r>
     </w:p>
     <w:p>
@@ -1888,7 +1960,7 @@
                 <w:sz w:val="20"/>
                 <w:szCs w:val="20"/>
               </w:rPr>
-              <w:t xml:space="preserve">1.000 por mes</w:t>
+              <w:t xml:space="preserve">Sin cupo fijo</w:t>
             </w:r>
           </w:p>
         </w:tc>
@@ -1922,7 +1994,7 @@
                 <w:sz w:val="20"/>
                 <w:szCs w:val="20"/>
               </w:rPr>
-              <w:t xml:space="preserve">A costo de plataforma</w:t>
+              <w:t xml:space="preserve">A costo de plataforma, según consumo</w:t>
             </w:r>
           </w:p>
         </w:tc>
@@ -1993,7 +2065,7 @@
                 <w:sz w:val="20"/>
                 <w:szCs w:val="20"/>
               </w:rPr>
-              <w:t xml:space="preserve">USD 30 por mes</w:t>
+              <w:t xml:space="preserve">USD 10 por mes</w:t>
             </w:r>
           </w:p>
         </w:tc>
@@ -2052,7 +2124,7 @@
           <w:sz w:val="19"/>
           <w:szCs w:val="19"/>
         </w:rPr>
-        <w:t xml:space="preserve">El consumo de IA no se estima: el sistema anota cada pedido al proveedor con sus tokens y su costo, aunque la llamada falle. La pantalla de consumo muestra el gasto del mes en curso y del mes anterior, por empresa.</w:t>
+        <w:t xml:space="preserve">El consumo de IA no se estima: el sistema anota cada pedido al proveedor con sus tokens y su costo, aunque la llamada falle. La pantalla de consumo muestra el gasto del mes en curso y del mes anterior, por empresa. Lo mismo ocurre con WhatsApp: el sistema registra cada mensaje enviado con su estado, y el consumo se factura contra ese registro.</w:t>
       </w:r>
     </w:p>
     <w:p>
@@ -2865,7 +2937,7 @@
                 <w:sz w:val="20"/>
                 <w:szCs w:val="20"/>
               </w:rPr>
-              <w:t xml:space="preserve">12 meses. Es el tiempo mínimo para que la puesta en marcha se amortice y el sistema de repuestos y el asistente rendigan.</w:t>
+              <w:t xml:space="preserve">12 meses a precio de lanzamiento. Es el tiempo mínimo para que la puesta en marcha se amortice y el sistema de repuestos y el asistente rendigan.</w:t>
             </w:r>
           </w:p>
         </w:tc>
@@ -2903,7 +2975,7 @@
                 <w:sz w:val="20"/>
                 <w:szCs w:val="20"/>
               </w:rPr>
-              <w:t xml:space="preserve">Forma de pago</w:t>
+              <w:t xml:space="preserve">Precio a partir del mes 13</w:t>
             </w:r>
           </w:p>
         </w:tc>
@@ -2936,7 +3008,7 @@
                 <w:sz w:val="20"/>
                 <w:szCs w:val="20"/>
               </w:rPr>
-              <w:t xml:space="preserve">Mensual, por adelantado, contra factura electrónica (AFIP/ARCA). El abono se emite el primer día de cada mes.</w:t>
+              <w:t xml:space="preserve">Al mes 13 el abono pasa a su precio de lista de ARS 120.000, con el ajuste por IPC correspondiente. Los 12 primeros meses quedan congelados en ARS 30.000.</w:t>
             </w:r>
           </w:p>
         </w:tc>
@@ -2975,7 +3047,7 @@
                 <w:sz w:val="20"/>
                 <w:szCs w:val="20"/>
               </w:rPr>
-              <w:t xml:space="preserve">Bonificaciones</w:t>
+              <w:t xml:space="preserve">Forma de pago</w:t>
             </w:r>
           </w:p>
         </w:tc>
@@ -3009,7 +3081,7 @@
                 <w:sz w:val="20"/>
                 <w:szCs w:val="20"/>
               </w:rPr>
-              <w:t xml:space="preserve">12 meses abonados por adelantado: puesta en marcha a ARS 425.000 y 15% de descuento sobre el abono del primer año.</w:t>
+              <w:t xml:space="preserve">Mensual, por adelantado, contra factura electrónica (AFIP/ARCA). El abono se emite el primer día de cada mes.</w:t>
             </w:r>
           </w:p>
         </w:tc>
@@ -3047,7 +3119,7 @@
                 <w:sz w:val="20"/>
                 <w:szCs w:val="20"/>
               </w:rPr>
-              <w:t xml:space="preserve">Baja</w:t>
+              <w:t xml:space="preserve">Bonificaciones</w:t>
             </w:r>
           </w:p>
         </w:tc>
@@ -3080,7 +3152,7 @@
                 <w:sz w:val="20"/>
                 <w:szCs w:val="20"/>
               </w:rPr>
-              <w:t xml:space="preserve">Preaviso de 60 días. El cliente conserva la exportación de sus datos en formato aberto y el acceso de lectura durante los 90 días siguientes a la baja.</w:t>
+              <w:t xml:space="preserve">12 meses abonados por adelantado: puesta en marcha a ARS 250.000.</w:t>
             </w:r>
           </w:p>
         </w:tc>
@@ -3119,6 +3191,78 @@
                 <w:sz w:val="20"/>
                 <w:szCs w:val="20"/>
               </w:rPr>
+              <w:t xml:space="preserve">Baja</w:t>
+            </w:r>
+          </w:p>
+        </w:tc>
+        <w:tc>
+          <w:tcPr>
+            <w:tcW w:type="dxa" w:w="6638"/>
+            <w:tcBorders>
+              <w:top w:val="single" w:color="BFBFBF" w:sz="1"/>
+              <w:left w:val="single" w:color="BFBFBF" w:sz="1"/>
+              <w:bottom w:val="single" w:color="BFBFBF" w:sz="1"/>
+              <w:right w:val="single" w:color="BFBFBF" w:sz="1"/>
+            </w:tcBorders>
+            <w:shd w:fill="F2F2F2" w:val="clear"/>
+            <w:tcMar>
+              <w:top w:type="dxa" w:w="90"/>
+              <w:left w:type="dxa" w:w="130"/>
+              <w:bottom w:type="dxa" w:w="90"/>
+              <w:right w:type="dxa" w:w="130"/>
+            </w:tcMar>
+            <w:vAlign w:val="center"/>
+          </w:tcPr>
+          <w:p>
+            <w:pPr>
+              <w:spacing w:after="0" w:line="252"/>
+            </w:pPr>
+            <w:r>
+              <w:rPr>
+                <w:rFonts w:ascii="Arial" w:cs="Arial" w:eastAsia="Arial" w:hAnsi="Arial"/>
+                <w:b w:val="false"/>
+                <w:bCs w:val="false"/>
+                <w:sz w:val="20"/>
+                <w:szCs w:val="20"/>
+              </w:rPr>
+              <w:t xml:space="preserve">Preaviso de 60 días. El cliente conserva la exportación de sus datos en formato aberto y el acceso de lectura durante los 90 días siguientes a la baja.</w:t>
+            </w:r>
+          </w:p>
+        </w:tc>
+      </w:tr>
+      <w:tr>
+        <w:trPr>
+          <w:tblHeader w:val="off"/>
+        </w:trPr>
+        <w:tc>
+          <w:tcPr>
+            <w:tcW w:type="dxa" w:w="3000"/>
+            <w:tcBorders>
+              <w:top w:val="single" w:color="BFBFBF" w:sz="1"/>
+              <w:left w:val="single" w:color="BFBFBF" w:sz="1"/>
+              <w:bottom w:val="single" w:color="BFBFBF" w:sz="1"/>
+              <w:right w:val="single" w:color="BFBFBF" w:sz="1"/>
+            </w:tcBorders>
+            <w:tcMar>
+              <w:top w:type="dxa" w:w="90"/>
+              <w:left w:type="dxa" w:w="130"/>
+              <w:bottom w:type="dxa" w:w="90"/>
+              <w:right w:type="dxa" w:w="130"/>
+            </w:tcMar>
+            <w:vAlign w:val="center"/>
+          </w:tcPr>
+          <w:p>
+            <w:pPr>
+              <w:spacing w:after="0" w:line="252"/>
+            </w:pPr>
+            <w:r>
+              <w:rPr>
+                <w:rFonts w:ascii="Arial" w:cs="Arial" w:eastAsia="Arial" w:hAnsi="Arial"/>
+                <w:b w:val="false"/>
+                <w:bCs w:val="false"/>
+                <w:sz w:val="20"/>
+                <w:szCs w:val="20"/>
+              </w:rPr>
               <w:t xml:space="preserve">Propiedad de los datos</w:t>
             </w:r>
           </w:p>
@@ -3132,7 +3276,6 @@
               <w:bottom w:val="single" w:color="BFBFBF" w:sz="1"/>
               <w:right w:val="single" w:color="BFBFBF" w:sz="1"/>
             </w:tcBorders>
-            <w:shd w:fill="F2F2F2" w:val="clear"/>
             <w:tcMar>
               <w:top w:type="dxa" w:w="90"/>
               <w:left w:type="dxa" w:w="130"/>
@@ -3795,7 +3938,30 @@
     </w:tbl>
     <w:p>
       <w:pPr>
-        <w:spacing w:after="160"/>
+        <w:spacing w:after="100"/>
+      </w:pPr>
+    </w:p>
+    <w:p>
+      <w:pPr>
+        <w:spacing w:after="140" w:line="276"/>
+      </w:pPr>
+      <w:r>
+        <w:rPr>
+          <w:rFonts w:ascii="Arial" w:cs="Arial" w:eastAsia="Arial" w:hAnsi="Arial"/>
+          <w:b w:val="false"/>
+          <w:bCs w:val="false"/>
+          <w:i w:val="false"/>
+          <w:iCs w:val="false"/>
+          <w:color w:val="595959"/>
+          <w:sz w:val="19"/>
+          <w:szCs w:val="19"/>
+        </w:rPr>
+        <w:t xml:space="preserve">Estos compromisos se aplican durante los 12 meses a precio de lanzamiento. A partir del mes 13, con el abono a su precio de lista, el SLA se revisa en conjunto con el cliente.</w:t>
+      </w:r>
+    </w:p>
+    <w:p>
+      <w:pPr>
+        <w:spacing w:after="60"/>
       </w:pPr>
     </w:p>
     <w:p>
@@ -3847,7 +4013,7 @@
           <w:sz w:val="21"/>
           <w:szCs w:val="21"/>
         </w:rPr>
-        <w:t xml:space="preserve">Consumo de IA por encima de los USD 30 incluidos: se factura al costo medido de los tokens más un 30%.</w:t>
+        <w:t xml:space="preserve">Consumo de IA por encima de los USD 10 incluidos: se factura al costo medido de los tokens más un 30%.</w:t>
       </w:r>
     </w:p>
     <w:p>
@@ -3865,7 +4031,7 @@
           <w:sz w:val="21"/>
           <w:szCs w:val="21"/>
         </w:rPr>
-        <w:t xml:space="preserve">Conversaciones de WhatsApp por encima de 1.000 por mes: se factura a costo de plataforma.</w:t>
+        <w:t xml:space="preserve">Mensajes de WhatsApp: se facturan a costo de plataforma según el consumo real registrado. Electrotecniref puede usar su propia instancia y su propia línea, con lo que la facturación de Meta le llega directamente.</w:t>
       </w:r>
     </w:p>
     <w:p>

--- a/docs/propuesta-abono-mensual-electrotecniref.docx
+++ b/docs/propuesta-abono-mensual-electrotecniref.docx
@@ -157,7 +157,7 @@
           <w:sz w:val="21"/>
           <w:szCs w:val="21"/>
         </w:rPr>
-        <w:t xml:space="preserve">ARS 30.000</w:t>
+        <w:t xml:space="preserve">ARS 300.000</w:t>
       </w:r>
       <w:r>
         <w:rPr>
@@ -169,7 +169,7 @@
           <w:sz w:val="21"/>
           <w:szCs w:val="21"/>
         </w:rPr>
-        <w:t xml:space="preserve"> por el uso completo de la plataforma, con la puesta en marcha por </w:t>
+        <w:t xml:space="preserve"> por el uso completo de la plataforma, con la puesta en marcha en el primer mes: el mes 1 se factura un único pago de </w:t>
       </w:r>
       <w:r>
         <w:rPr>
@@ -193,7 +193,31 @@
           <w:sz w:val="21"/>
           <w:szCs w:val="21"/>
         </w:rPr>
-        <w:t xml:space="preserve"> por única vez. Todo lo que la plataforma hace —órdenes de trabajo, presupuestos, cierre a marcas, catálogo de repuestos contra el ERP propio, WhatsApp y el asistente con IA— está incluido. Sólo el consumo que exceda lo pactado se factura aparte, y siempre medido por el propio sistema.</w:t>
+        <w:t xml:space="preserve"> y del mes 2 en adelante el abono es de </w:t>
+      </w:r>
+      <w:r>
+        <w:rPr>
+          <w:rFonts w:ascii="Arial" w:cs="Arial" w:eastAsia="Arial" w:hAnsi="Arial"/>
+          <w:b/>
+          <w:bCs/>
+          <w:i w:val="false"/>
+          <w:iCs w:val="false"/>
+          <w:sz w:val="21"/>
+          <w:szCs w:val="21"/>
+        </w:rPr>
+        <w:t xml:space="preserve">ARS 300.000 por mes</w:t>
+      </w:r>
+      <w:r>
+        <w:rPr>
+          <w:rFonts w:ascii="Arial" w:cs="Arial" w:eastAsia="Arial" w:hAnsi="Arial"/>
+          <w:b w:val="false"/>
+          <w:bCs w:val="false"/>
+          <w:i w:val="false"/>
+          <w:iCs w:val="false"/>
+          <w:sz w:val="21"/>
+          <w:szCs w:val="21"/>
+        </w:rPr>
+        <w:t xml:space="preserve">. Todo lo que la plataforma hace —órdenes de trabajo, presupuestos, cierre a marcas, catálogo de repuestos contra el ERP propio, WhatsApp y el asistente con IA— está incluido. Sólo el consumo que exceda lo pactado se factura aparte, y siempre medido por el propio sistema.</w:t>
       </w:r>
     </w:p>
     <w:tbl>
@@ -320,7 +344,7 @@
                 <w:sz w:val="20"/>
                 <w:szCs w:val="20"/>
               </w:rPr>
-              <w:t xml:space="preserve">Puesta en marcha (única vez)</w:t>
+              <w:t xml:space="preserve">Mes 1: puesta en marcha y primer mes de servicio, en un solo pago</w:t>
             </w:r>
           </w:p>
         </w:tc>
@@ -393,7 +417,7 @@
                 <w:sz w:val="20"/>
                 <w:szCs w:val="20"/>
               </w:rPr>
-              <w:t xml:space="preserve">Abono mensual base (meses 1 a 12)</w:t>
+              <w:t xml:space="preserve">Abono mensual base (desde el mes 2)</w:t>
             </w:r>
           </w:p>
         </w:tc>
@@ -428,7 +452,7 @@
                 <w:sz w:val="20"/>
                 <w:szCs w:val="20"/>
               </w:rPr>
-              <w:t xml:space="preserve">ARS 30.000 / mes</w:t>
+              <w:t xml:space="preserve">ARS 300.000 / mes</w:t>
             </w:r>
           </w:p>
         </w:tc>
@@ -466,7 +490,7 @@
                 <w:sz w:val="20"/>
                 <w:szCs w:val="20"/>
               </w:rPr>
-              <w:t xml:space="preserve">Precio de lista del abono (desde el mes 13)</w:t>
+              <w:t xml:space="preserve">Precio de lista del abono</w:t>
             </w:r>
           </w:p>
         </w:tc>
@@ -500,7 +524,7 @@
                 <w:sz w:val="20"/>
                 <w:szCs w:val="20"/>
               </w:rPr>
-              <w:t xml:space="preserve">ARS 120.000 / mes</w:t>
+              <w:t xml:space="preserve">ARS 300.000 / mes</w:t>
             </w:r>
           </w:p>
         </w:tc>
@@ -574,7 +598,7 @@
                 <w:sz w:val="20"/>
                 <w:szCs w:val="20"/>
               </w:rPr>
-              <w:t xml:space="preserve">Cuota de USD 10 / mes</w:t>
+              <w:t xml:space="preserve">Cuota de USD 30 / mes</w:t>
             </w:r>
           </w:p>
         </w:tc>
@@ -612,6 +636,79 @@
                 <w:sz w:val="20"/>
                 <w:szCs w:val="20"/>
               </w:rPr>
+              <w:t xml:space="preserve">Mensajes de WhatsApp (incluidos en el abono)</w:t>
+            </w:r>
+          </w:p>
+        </w:tc>
+        <w:tc>
+          <w:tcPr>
+            <w:tcW w:type="dxa" w:w="6038"/>
+            <w:tcBorders>
+              <w:top w:val="single" w:color="BFBFBF" w:sz="1"/>
+              <w:left w:val="single" w:color="BFBFBF" w:sz="1"/>
+              <w:bottom w:val="single" w:color="BFBFBF" w:sz="1"/>
+              <w:right w:val="single" w:color="BFBFBF" w:sz="1"/>
+            </w:tcBorders>
+            <w:tcMar>
+              <w:top w:type="dxa" w:w="90"/>
+              <w:left w:type="dxa" w:w="130"/>
+              <w:bottom w:type="dxa" w:w="90"/>
+              <w:right w:type="dxa" w:w="130"/>
+            </w:tcMar>
+            <w:vAlign w:val="center"/>
+          </w:tcPr>
+          <w:p>
+            <w:pPr>
+              <w:spacing w:after="0" w:line="252"/>
+              <w:jc w:val="right"/>
+            </w:pPr>
+            <w:r>
+              <w:rPr>
+                <w:rFonts w:ascii="Arial" w:cs="Arial" w:eastAsia="Arial" w:hAnsi="Arial"/>
+                <w:b w:val="false"/>
+                <w:bCs w:val="false"/>
+                <w:sz w:val="20"/>
+                <w:szCs w:val="20"/>
+              </w:rPr>
+              <w:t xml:space="preserve">400 por mes</w:t>
+            </w:r>
+          </w:p>
+        </w:tc>
+      </w:tr>
+      <w:tr>
+        <w:trPr>
+          <w:tblHeader w:val="off"/>
+        </w:trPr>
+        <w:tc>
+          <w:tcPr>
+            <w:tcW w:type="dxa" w:w="3600"/>
+            <w:tcBorders>
+              <w:top w:val="single" w:color="BFBFBF" w:sz="1"/>
+              <w:left w:val="single" w:color="BFBFBF" w:sz="1"/>
+              <w:bottom w:val="single" w:color="BFBFBF" w:sz="1"/>
+              <w:right w:val="single" w:color="BFBFBF" w:sz="1"/>
+            </w:tcBorders>
+            <w:shd w:fill="F2F2F2" w:val="clear"/>
+            <w:tcMar>
+              <w:top w:type="dxa" w:w="90"/>
+              <w:left w:type="dxa" w:w="130"/>
+              <w:bottom w:type="dxa" w:w="90"/>
+              <w:right w:type="dxa" w:w="130"/>
+            </w:tcMar>
+            <w:vAlign w:val="center"/>
+          </w:tcPr>
+          <w:p>
+            <w:pPr>
+              <w:spacing w:after="0" w:line="252"/>
+            </w:pPr>
+            <w:r>
+              <w:rPr>
+                <w:rFonts w:ascii="Arial" w:cs="Arial" w:eastAsia="Arial" w:hAnsi="Arial"/>
+                <w:b w:val="false"/>
+                <w:bCs w:val="false"/>
+                <w:sz w:val="20"/>
+                <w:szCs w:val="20"/>
+              </w:rPr>
               <w:t xml:space="preserve">Adicionales por excedente</w:t>
             </w:r>
           </w:p>
@@ -625,6 +722,7 @@
               <w:bottom w:val="single" w:color="BFBFBF" w:sz="1"/>
               <w:right w:val="single" w:color="BFBFBF" w:sz="1"/>
             </w:tcBorders>
+            <w:shd w:fill="F2F2F2" w:val="clear"/>
             <w:tcMar>
               <w:top w:type="dxa" w:w="90"/>
               <w:left w:type="dxa" w:w="130"/>
@@ -672,7 +770,7 @@
           <w:sz w:val="19"/>
           <w:szCs w:val="19"/>
         </w:rPr>
-        <w:t xml:space="preserve">Los primeros 12 meses van a un precio de lanzamiento, con la puesta en marcha a </w:t>
+        <w:t xml:space="preserve">El abono no tiene salto de precio por antigüedad: </w:t>
       </w:r>
       <w:r>
         <w:rPr>
@@ -685,7 +783,7 @@
           <w:sz w:val="19"/>
           <w:szCs w:val="19"/>
         </w:rPr>
-        <w:t xml:space="preserve">ARS 250.000</w:t>
+        <w:t xml:space="preserve">ARS 300.000 por mes es su precio de lista</w:t>
       </w:r>
       <w:r>
         <w:rPr>
@@ -698,7 +796,82 @@
           <w:sz w:val="19"/>
           <w:szCs w:val="19"/>
         </w:rPr>
-        <w:t xml:space="preserve"> y el resto de las condiciones de esta propuesta. A partir del mes 13, el abono pasa a su precio de lista.</w:t>
+        <w:t xml:space="preserve"> y se ajusta una vez al año por el IPC (INDEC). El primer año suma </w:t>
+      </w:r>
+      <w:r>
+        <w:rPr>
+          <w:rFonts w:ascii="Arial" w:cs="Arial" w:eastAsia="Arial" w:hAnsi="Arial"/>
+          <w:b/>
+          <w:bCs/>
+          <w:i w:val="false"/>
+          <w:iCs w:val="false"/>
+          <w:color w:val="595959"/>
+          <w:sz w:val="19"/>
+          <w:szCs w:val="19"/>
+        </w:rPr>
+        <w:t xml:space="preserve">ARS 3.800.000</w:t>
+      </w:r>
+      <w:r>
+        <w:rPr>
+          <w:rFonts w:ascii="Arial" w:cs="Arial" w:eastAsia="Arial" w:hAnsi="Arial"/>
+          <w:b w:val="false"/>
+          <w:bCs w:val="false"/>
+          <w:i w:val="false"/>
+          <w:iCs w:val="false"/>
+          <w:color w:val="595959"/>
+          <w:sz w:val="19"/>
+          <w:szCs w:val="19"/>
+        </w:rPr>
+        <w:t xml:space="preserve"> (ARS 500.000 del mes 1 más once abonos de ARS 300.000); a partir del segundo año, </w:t>
+      </w:r>
+      <w:r>
+        <w:rPr>
+          <w:rFonts w:ascii="Arial" w:cs="Arial" w:eastAsia="Arial" w:hAnsi="Arial"/>
+          <w:b/>
+          <w:bCs/>
+          <w:i w:val="false"/>
+          <w:iCs w:val="false"/>
+          <w:color w:val="595959"/>
+          <w:sz w:val="19"/>
+          <w:szCs w:val="19"/>
+        </w:rPr>
+        <w:t xml:space="preserve">ARS 3.600.000 por año</w:t>
+      </w:r>
+      <w:r>
+        <w:rPr>
+          <w:rFonts w:ascii="Arial" w:cs="Arial" w:eastAsia="Arial" w:hAnsi="Arial"/>
+          <w:b w:val="false"/>
+          <w:bCs w:val="false"/>
+          <w:i w:val="false"/>
+          <w:iCs w:val="false"/>
+          <w:color w:val="595959"/>
+          <w:sz w:val="19"/>
+          <w:szCs w:val="19"/>
+        </w:rPr>
+        <w:t xml:space="preserve">.</w:t>
+      </w:r>
+    </w:p>
+    <w:p>
+      <w:pPr>
+        <w:spacing w:after="60"/>
+      </w:pPr>
+    </w:p>
+    <w:p>
+      <w:pPr>
+        <w:spacing w:after="140" w:line="276"/>
+      </w:pPr>
+      <w:r>
+        <w:rPr>
+          <w:rFonts w:ascii="Arial" w:cs="Arial" w:eastAsia="Arial" w:hAnsi="Arial"/>
+          <w:b w:val="false"/>
+          <w:bCs w:val="false"/>
+          <w:i w:val="false"/>
+          <w:iCs w:val="false"/>
+          <w:color w:val="595959"/>
+          <w:sz w:val="19"/>
+          <w:szCs w:val="19"/>
+        </w:rPr>
+        <w:t xml:space="preserve">Como referencia de escala: el abono representa cerca del 3% de la facturación mensual del taller, dentro de la banda del 1% al 3% en la que se encuentra el software de gestión en empresas de servicios de tamaño comparable. Deja margen para que el taller crezca sin que el abono se vuelva desproporcionado.</w:t>
       </w:r>
     </w:p>
     <w:p>
@@ -890,7 +1063,7 @@
           <w:sz w:val="21"/>
           <w:szCs w:val="21"/>
         </w:rPr>
-        <w:t xml:space="preserve">En operación, el taller maneja del orden de 130 órdenes de trabajo por mes (pico de 181) y liquida contra marcas alrededor de ARS 2,8 millones mensuales en 2026.</w:t>
+        <w:t xml:space="preserve">En operación, el taller maneja alrededor de 125 órdenes de trabajo por mes (pico de 181, julio de 2025) y liquida contra marcas un promedio de ARS 2,8 millones mensuales en 2026.</w:t>
       </w:r>
     </w:p>
     <w:p>
@@ -1926,7 +2099,7 @@
                 <w:sz w:val="20"/>
                 <w:szCs w:val="20"/>
               </w:rPr>
-              <w:t xml:space="preserve">Conversaciones de WhatsApp</w:t>
+              <w:t xml:space="preserve">Mensajes de WhatsApp</w:t>
             </w:r>
           </w:p>
         </w:tc>
@@ -1960,7 +2133,7 @@
                 <w:sz w:val="20"/>
                 <w:szCs w:val="20"/>
               </w:rPr>
-              <w:t xml:space="preserve">Sin cupo fijo</w:t>
+              <w:t xml:space="preserve">400 por mes</w:t>
             </w:r>
           </w:p>
         </w:tc>
@@ -1994,7 +2167,7 @@
                 <w:sz w:val="20"/>
                 <w:szCs w:val="20"/>
               </w:rPr>
-              <w:t xml:space="preserve">A costo de plataforma, según consumo</w:t>
+              <w:t xml:space="preserve">A costo de Meta sobre el excedente</w:t>
             </w:r>
           </w:p>
         </w:tc>
@@ -2065,7 +2238,7 @@
                 <w:sz w:val="20"/>
                 <w:szCs w:val="20"/>
               </w:rPr>
-              <w:t xml:space="preserve">USD 10 por mes</w:t>
+              <w:t xml:space="preserve">USD 30 por mes (unos 9.000 turnos)</w:t>
             </w:r>
           </w:p>
         </w:tc>
@@ -2124,7 +2297,7 @@
           <w:sz w:val="19"/>
           <w:szCs w:val="19"/>
         </w:rPr>
-        <w:t xml:space="preserve">El consumo de IA no se estima: el sistema anota cada pedido al proveedor con sus tokens y su costo, aunque la llamada falle. La pantalla de consumo muestra el gasto del mes en curso y del mes anterior, por empresa. Lo mismo ocurre con WhatsApp: el sistema registra cada mensaje enviado con su estado, y el consumo se factura contra ese registro.</w:t>
+        <w:t xml:space="preserve">El consumo de IA no se estima: el sistema anota cada pedido al proveedor con sus tokens y su costo, aunque la llamada falle. La pantalla de consumo muestra el gasto del mes en curso y del mes anterior, por empresa. Lo mismo ocurre con WhatsApp: el sistema registra cada mensaje enviado con su estado, y el consumo se factura contra ese registro. Los 400 mensajes incluidos son los que salen por la línea de la plataforma: si Electrotecniref usa su propia línea de WhatsApp, la factura de Meta le llega directamente a ella y ese consumo no se descuenta del abono.</w:t>
       </w:r>
     </w:p>
     <w:p>
@@ -2903,7 +3076,7 @@
                 <w:sz w:val="20"/>
                 <w:szCs w:val="20"/>
               </w:rPr>
-              <w:t xml:space="preserve">Plazo mínimo</w:t>
+              <w:t xml:space="preserve">Estructura de cobro</w:t>
             </w:r>
           </w:p>
         </w:tc>
@@ -2937,7 +3110,7 @@
                 <w:sz w:val="20"/>
                 <w:szCs w:val="20"/>
               </w:rPr>
-              <w:t xml:space="preserve">12 meses a precio de lanzamiento. Es el tiempo mínimo para que la puesta en marcha se amortice y el sistema de repuestos y el asistente rendigan.</w:t>
+              <w:t xml:space="preserve">El mes 1 se factura en un solo pago de ARS 500.000, que incluye la puesta en marcha y el primer mes de servicio. Del mes 2 en adelante, el abono es de ARS 300.000 por mes.</w:t>
             </w:r>
           </w:p>
         </w:tc>
@@ -2975,7 +3148,7 @@
                 <w:sz w:val="20"/>
                 <w:szCs w:val="20"/>
               </w:rPr>
-              <w:t xml:space="preserve">Precio a partir del mes 13</w:t>
+              <w:t xml:space="preserve">Precio de lista</w:t>
             </w:r>
           </w:p>
         </w:tc>
@@ -3008,7 +3181,7 @@
                 <w:sz w:val="20"/>
                 <w:szCs w:val="20"/>
               </w:rPr>
-              <w:t xml:space="preserve">Al mes 13 el abono pasa a su precio de lista de ARS 120.000, con el ajuste por IPC correspondiente. Los 12 primeros meses quedan congelados en ARS 30.000.</w:t>
+              <w:t xml:space="preserve">ARS 300.000 por mes es el precio de lista del abono, sin salto de precio por antigüedad ni por volumen.</w:t>
             </w:r>
           </w:p>
         </w:tc>
@@ -3047,7 +3220,7 @@
                 <w:sz w:val="20"/>
                 <w:szCs w:val="20"/>
               </w:rPr>
-              <w:t xml:space="preserve">Forma de pago</w:t>
+              <w:t xml:space="preserve">Plazo mínimo</w:t>
             </w:r>
           </w:p>
         </w:tc>
@@ -3081,7 +3254,7 @@
                 <w:sz w:val="20"/>
                 <w:szCs w:val="20"/>
               </w:rPr>
-              <w:t xml:space="preserve">Mensual, por adelantado, contra factura electrónica (AFIP/ARCA). El abono se emite el primer día de cada mes.</w:t>
+              <w:t xml:space="preserve">12 meses. Es el tiempo mínimo para que la puesta en marcha se amortice y para que el catálogo de repuestos y el asistente rendigan.</w:t>
             </w:r>
           </w:p>
         </w:tc>
@@ -3119,7 +3292,7 @@
                 <w:sz w:val="20"/>
                 <w:szCs w:val="20"/>
               </w:rPr>
-              <w:t xml:space="preserve">Bonificaciones</w:t>
+              <w:t xml:space="preserve">Forma de pago</w:t>
             </w:r>
           </w:p>
         </w:tc>
@@ -3152,7 +3325,7 @@
                 <w:sz w:val="20"/>
                 <w:szCs w:val="20"/>
               </w:rPr>
-              <w:t xml:space="preserve">12 meses abonados por adelantado: puesta en marcha a ARS 250.000.</w:t>
+              <w:t xml:space="preserve">Mensual, por adelantado, contra factura electrónica (AFIP/ARCA). El abono se emite el primer día de cada mes.</w:t>
             </w:r>
           </w:p>
         </w:tc>
@@ -3191,7 +3364,7 @@
                 <w:sz w:val="20"/>
                 <w:szCs w:val="20"/>
               </w:rPr>
-              <w:t xml:space="preserve">Baja</w:t>
+              <w:t xml:space="preserve">Bonificaciones</w:t>
             </w:r>
           </w:p>
         </w:tc>
@@ -3225,7 +3398,7 @@
                 <w:sz w:val="20"/>
                 <w:szCs w:val="20"/>
               </w:rPr>
-              <w:t xml:space="preserve">Preaviso de 60 días. El cliente conserva la exportación de sus datos en formato aberto y el acceso de lectura durante los 90 días siguientes a la baja.</w:t>
+              <w:t xml:space="preserve">12 meses de abono abonados por adelantado: 2 meses sin cargo (ARS 3.000.000 por año). La puesta en marcha no se bonifica.</w:t>
             </w:r>
           </w:p>
         </w:tc>
@@ -3263,6 +3436,78 @@
                 <w:sz w:val="20"/>
                 <w:szCs w:val="20"/>
               </w:rPr>
+              <w:t xml:space="preserve">Baja</w:t>
+            </w:r>
+          </w:p>
+        </w:tc>
+        <w:tc>
+          <w:tcPr>
+            <w:tcW w:type="dxa" w:w="6638"/>
+            <w:tcBorders>
+              <w:top w:val="single" w:color="BFBFBF" w:sz="1"/>
+              <w:left w:val="single" w:color="BFBFBF" w:sz="1"/>
+              <w:bottom w:val="single" w:color="BFBFBF" w:sz="1"/>
+              <w:right w:val="single" w:color="BFBFBF" w:sz="1"/>
+            </w:tcBorders>
+            <w:tcMar>
+              <w:top w:type="dxa" w:w="90"/>
+              <w:left w:type="dxa" w:w="130"/>
+              <w:bottom w:type="dxa" w:w="90"/>
+              <w:right w:type="dxa" w:w="130"/>
+            </w:tcMar>
+            <w:vAlign w:val="center"/>
+          </w:tcPr>
+          <w:p>
+            <w:pPr>
+              <w:spacing w:after="0" w:line="252"/>
+            </w:pPr>
+            <w:r>
+              <w:rPr>
+                <w:rFonts w:ascii="Arial" w:cs="Arial" w:eastAsia="Arial" w:hAnsi="Arial"/>
+                <w:b w:val="false"/>
+                <w:bCs w:val="false"/>
+                <w:sz w:val="20"/>
+                <w:szCs w:val="20"/>
+              </w:rPr>
+              <w:t xml:space="preserve">Preaviso de 60 días. El cliente conserva la exportación de sus datos en formato aberto y el acceso de lectura durante los 90 días siguientes a la baja.</w:t>
+            </w:r>
+          </w:p>
+        </w:tc>
+      </w:tr>
+      <w:tr>
+        <w:trPr>
+          <w:tblHeader w:val="off"/>
+        </w:trPr>
+        <w:tc>
+          <w:tcPr>
+            <w:tcW w:type="dxa" w:w="3000"/>
+            <w:tcBorders>
+              <w:top w:val="single" w:color="BFBFBF" w:sz="1"/>
+              <w:left w:val="single" w:color="BFBFBF" w:sz="1"/>
+              <w:bottom w:val="single" w:color="BFBFBF" w:sz="1"/>
+              <w:right w:val="single" w:color="BFBFBF" w:sz="1"/>
+            </w:tcBorders>
+            <w:shd w:fill="F2F2F2" w:val="clear"/>
+            <w:tcMar>
+              <w:top w:type="dxa" w:w="90"/>
+              <w:left w:type="dxa" w:w="130"/>
+              <w:bottom w:type="dxa" w:w="90"/>
+              <w:right w:type="dxa" w:w="130"/>
+            </w:tcMar>
+            <w:vAlign w:val="center"/>
+          </w:tcPr>
+          <w:p>
+            <w:pPr>
+              <w:spacing w:after="0" w:line="252"/>
+            </w:pPr>
+            <w:r>
+              <w:rPr>
+                <w:rFonts w:ascii="Arial" w:cs="Arial" w:eastAsia="Arial" w:hAnsi="Arial"/>
+                <w:b w:val="false"/>
+                <w:bCs w:val="false"/>
+                <w:sz w:val="20"/>
+                <w:szCs w:val="20"/>
+              </w:rPr>
               <w:t xml:space="preserve">Propiedad de los datos</w:t>
             </w:r>
           </w:p>
@@ -3276,6 +3521,7 @@
               <w:bottom w:val="single" w:color="BFBFBF" w:sz="1"/>
               <w:right w:val="single" w:color="BFBFBF" w:sz="1"/>
             </w:tcBorders>
+            <w:shd w:fill="F2F2F2" w:val="clear"/>
             <w:tcMar>
               <w:top w:type="dxa" w:w="90"/>
               <w:left w:type="dxa" w:w="130"/>
@@ -3956,7 +4202,7 @@
           <w:sz w:val="19"/>
           <w:szCs w:val="19"/>
         </w:rPr>
-        <w:t xml:space="preserve">Estos compromisos se aplican durante los 12 meses a precio de lanzamiento. A partir del mes 13, con el abono a su precio de lista, el SLA se revisa en conjunto con el cliente.</w:t>
+        <w:t xml:space="preserve">Estos compromisos se mantienen durante toda la vigencia del contrato, con la única revisión anual de precio por el IPC. El abono incluye el soporte y la atención de incidentes que estos compromisos requieren.</w:t>
       </w:r>
     </w:p>
     <w:p>
@@ -4013,7 +4259,7 @@
           <w:sz w:val="21"/>
           <w:szCs w:val="21"/>
         </w:rPr>
-        <w:t xml:space="preserve">Consumo de IA por encima de los USD 10 incluidos: se factura al costo medido de los tokens más un 30%.</w:t>
+        <w:t xml:space="preserve">Consumo de IA por encima de los USD 30 incluidos: se factura al costo medido de los tokens más un 30%.</w:t>
       </w:r>
     </w:p>
     <w:p>
@@ -4031,7 +4277,7 @@
           <w:sz w:val="21"/>
           <w:szCs w:val="21"/>
         </w:rPr>
-        <w:t xml:space="preserve">Mensajes de WhatsApp: se facturan a costo de plataforma según el consumo real registrado. Electrotecniref puede usar su propia instancia y su propia línea, con lo que la facturación de Meta le llega directamente.</w:t>
+        <w:t xml:space="preserve">Mensajes de WhatsApp por encima de los 400 incluidos: se facturan al costo de Meta según el consumo real registrado. Electrotecniref puede usar su propia instancia y su propia línea, con lo que la facturación de Meta le llega directamente y ese consumo no se descuenta del abono.</w:t>
       </w:r>
     </w:p>
     <w:p>
@@ -4385,7 +4631,7 @@
                 <w:sz w:val="20"/>
                 <w:szCs w:val="20"/>
               </w:rPr>
-              <w:t xml:space="preserve">Definición de la lista de precios del catálogo de repuestos y confirmación de la cuota inicial de IA.</w:t>
+              <w:t xml:space="preserve">Definición de la lista de precios del catálogo de repuestos, confirmación de la cuota inicial de IA y definición de si los avisos al cliente salen por la línea de la plataforma o por la línea de Electrotecniref.</w:t>
             </w:r>
           </w:p>
         </w:tc>
@@ -4701,7 +4947,7 @@
                 <w:sz w:val="20"/>
                 <w:szCs w:val="20"/>
               </w:rPr>
-              <w:t xml:space="preserve">Comienza el abono mensual. 30 días de garantía de arranque.</w:t>
+              <w:t xml:space="preserve">Comienza el abono mensual de ARS 300.000. 30 días de garantía de arranque.</w:t>
             </w:r>
           </w:p>
         </w:tc>

--- a/docs/propuesta-abono-mensual-electrotecniref.docx
+++ b/docs/propuesta-abono-mensual-electrotecniref.docx
@@ -217,7 +217,7 @@
           <w:sz w:val="21"/>
           <w:szCs w:val="21"/>
         </w:rPr>
-        <w:t xml:space="preserve">. Todo lo que la plataforma hace —órdenes de trabajo, presupuestos, cierre a marcas, catálogo de repuestos contra el ERP propio, WhatsApp y el asistente con IA— está incluido. Sólo el consumo que exceda lo pactado se factura aparte, y siempre medido por el propio sistema.</w:t>
+        <w:t xml:space="preserve">. Todo lo que la plataforma hace —órdenes de trabajo, presupuestos, cierre a marcas y catálogo de repuestos contra el ERP propio— está incluido en el abono. Los avisos al cliente por WhatsApp van en un plus opcional, y su precio se define antes de la puesta en marcha.</w:t>
       </w:r>
     </w:p>
     <w:tbl>
@@ -563,7 +563,7 @@
                 <w:sz w:val="20"/>
                 <w:szCs w:val="20"/>
               </w:rPr>
-              <w:t xml:space="preserve">Asistente con IA (incluido en el abono)</w:t>
+              <w:t xml:space="preserve">Plus WhatsApp (opcional)</w:t>
             </w:r>
           </w:p>
         </w:tc>
@@ -598,7 +598,7 @@
                 <w:sz w:val="20"/>
                 <w:szCs w:val="20"/>
               </w:rPr>
-              <w:t xml:space="preserve">Cuota de USD 30 / mes</w:t>
+              <w:t xml:space="preserve">Precio a definir</w:t>
             </w:r>
           </w:p>
         </w:tc>
@@ -636,7 +636,7 @@
                 <w:sz w:val="20"/>
                 <w:szCs w:val="20"/>
               </w:rPr>
-              <w:t xml:space="preserve">Mensajes de WhatsApp (incluidos en el abono)</w:t>
+              <w:t xml:space="preserve">Adicionales</w:t>
             </w:r>
           </w:p>
         </w:tc>
@@ -670,81 +670,7 @@
                 <w:sz w:val="20"/>
                 <w:szCs w:val="20"/>
               </w:rPr>
-              <w:t xml:space="preserve">400 por mes</w:t>
-            </w:r>
-          </w:p>
-        </w:tc>
-      </w:tr>
-      <w:tr>
-        <w:trPr>
-          <w:tblHeader w:val="off"/>
-        </w:trPr>
-        <w:tc>
-          <w:tcPr>
-            <w:tcW w:type="dxa" w:w="3600"/>
-            <w:tcBorders>
-              <w:top w:val="single" w:color="BFBFBF" w:sz="1"/>
-              <w:left w:val="single" w:color="BFBFBF" w:sz="1"/>
-              <w:bottom w:val="single" w:color="BFBFBF" w:sz="1"/>
-              <w:right w:val="single" w:color="BFBFBF" w:sz="1"/>
-            </w:tcBorders>
-            <w:shd w:fill="F2F2F2" w:val="clear"/>
-            <w:tcMar>
-              <w:top w:type="dxa" w:w="90"/>
-              <w:left w:type="dxa" w:w="130"/>
-              <w:bottom w:type="dxa" w:w="90"/>
-              <w:right w:type="dxa" w:w="130"/>
-            </w:tcMar>
-            <w:vAlign w:val="center"/>
-          </w:tcPr>
-          <w:p>
-            <w:pPr>
-              <w:spacing w:after="0" w:line="252"/>
-            </w:pPr>
-            <w:r>
-              <w:rPr>
-                <w:rFonts w:ascii="Arial" w:cs="Arial" w:eastAsia="Arial" w:hAnsi="Arial"/>
-                <w:b w:val="false"/>
-                <w:bCs w:val="false"/>
-                <w:sz w:val="20"/>
-                <w:szCs w:val="20"/>
-              </w:rPr>
-              <w:t xml:space="preserve">Adicionales por excedente</w:t>
-            </w:r>
-          </w:p>
-        </w:tc>
-        <w:tc>
-          <w:tcPr>
-            <w:tcW w:type="dxa" w:w="6038"/>
-            <w:tcBorders>
-              <w:top w:val="single" w:color="BFBFBF" w:sz="1"/>
-              <w:left w:val="single" w:color="BFBFBF" w:sz="1"/>
-              <w:bottom w:val="single" w:color="BFBFBF" w:sz="1"/>
-              <w:right w:val="single" w:color="BFBFBF" w:sz="1"/>
-            </w:tcBorders>
-            <w:shd w:fill="F2F2F2" w:val="clear"/>
-            <w:tcMar>
-              <w:top w:type="dxa" w:w="90"/>
-              <w:left w:type="dxa" w:w="130"/>
-              <w:bottom w:type="dxa" w:w="90"/>
-              <w:right w:type="dxa" w:w="130"/>
-            </w:tcMar>
-            <w:vAlign w:val="center"/>
-          </w:tcPr>
-          <w:p>
-            <w:pPr>
-              <w:spacing w:after="0" w:line="252"/>
-              <w:jc w:val="right"/>
-            </w:pPr>
-            <w:r>
-              <w:rPr>
-                <w:rFonts w:ascii="Arial" w:cs="Arial" w:eastAsia="Arial" w:hAnsi="Arial"/>
-                <w:b w:val="false"/>
-                <w:bCs w:val="false"/>
-                <w:sz w:val="20"/>
-                <w:szCs w:val="20"/>
-              </w:rPr>
-              <w:t xml:space="preserve">Se facturan al consumo medido</w:t>
+              <w:t xml:space="preserve">Sólo desarrollo a medida</w:t>
             </w:r>
           </w:p>
         </w:tc>
@@ -796,7 +722,7 @@
           <w:sz w:val="19"/>
           <w:szCs w:val="19"/>
         </w:rPr>
-        <w:t xml:space="preserve"> y se ajusta una vez al año por el IPC (INDEC). El primer año suma </w:t>
+        <w:t xml:space="preserve"> y se ajusta cada trimestre por el IPC (INDEC). El primer año suma </w:t>
       </w:r>
       <w:r>
         <w:rPr>
@@ -853,29 +779,6 @@
     </w:p>
     <w:p>
       <w:pPr>
-        <w:spacing w:after="60"/>
-      </w:pPr>
-    </w:p>
-    <w:p>
-      <w:pPr>
-        <w:spacing w:after="140" w:line="276"/>
-      </w:pPr>
-      <w:r>
-        <w:rPr>
-          <w:rFonts w:ascii="Arial" w:cs="Arial" w:eastAsia="Arial" w:hAnsi="Arial"/>
-          <w:b w:val="false"/>
-          <w:bCs w:val="false"/>
-          <w:i w:val="false"/>
-          <w:iCs w:val="false"/>
-          <w:color w:val="595959"/>
-          <w:sz w:val="19"/>
-          <w:szCs w:val="19"/>
-        </w:rPr>
-        <w:t xml:space="preserve">Como referencia de escala: el abono representa cerca del 3% de la facturación mensual del taller, dentro de la banda del 1% al 3% en la que se encuentra el software de gestión en empresas de servicios de tamaño comparable. Deja margen para que el taller crezca sin que el abono se vuelva desproporcionado.</w:t>
-      </w:r>
-    </w:p>
-    <w:p>
-      <w:pPr>
         <w:pStyle w:val="Heading1"/>
         <w:spacing w:after="160" w:before="320"/>
       </w:pPr>
@@ -1063,7 +966,7 @@
           <w:sz w:val="21"/>
           <w:szCs w:val="21"/>
         </w:rPr>
-        <w:t xml:space="preserve">En operación, el taller maneja alrededor de 125 órdenes de trabajo por mes (pico de 181, julio de 2025) y liquida contra marcas un promedio de ARS 2,8 millones mensuales en 2026.</w:t>
+        <w:t xml:space="preserve">En operación, el taller maneja alrededor de 125 órdenes de trabajo por mes (pico de 181, julio de 2025).</w:t>
       </w:r>
     </w:p>
     <w:p>
@@ -1097,7 +1000,7 @@
           <w:sz w:val="21"/>
           <w:szCs w:val="21"/>
         </w:rPr>
-        <w:t xml:space="preserve">El abono base incluye la plataforma completa, sin módulos que se cobren aparte. No hay costos por usar un módulo ni por cantidad de pantallas.</w:t>
+        <w:t xml:space="preserve">El abono base incluye la plataforma completa. No hay costos por cantidad de pantallas, ni por usuario, ni por orden de trabajo: el abono es el mismo más allá de cuántas personas lo usen.</w:t>
       </w:r>
     </w:p>
     <w:p>
@@ -1305,7 +1208,7 @@
           <w:sz w:val="21"/>
           <w:szCs w:val="21"/>
         </w:rPr>
-        <w:t xml:space="preserve">WhatsApp y correo. </w:t>
+        <w:t xml:space="preserve">Catálogo de repuestos. </w:t>
       </w:r>
       <w:r>
         <w:rPr>
@@ -1317,25 +1220,30 @@
           <w:sz w:val="21"/>
           <w:szCs w:val="21"/>
         </w:rPr>
-        <w:t xml:space="preserve">Avisos automáticos al cliente en los estados que la empresa configure.</w:t>
+        <w:t xml:space="preserve">Búsqueda de repuestos con código, descripción, rubro y marca contra el ERP de la empresa, con costo y precio de venta tomados del ERP. Sin costo adicional: es una integración de lectura con el sistema que Electrotecniref ya usa.</w:t>
       </w:r>
     </w:p>
     <w:p>
       <w:pPr>
-        <w:spacing w:after="90" w:line="264"/>
+        <w:pStyle w:val="Heading2"/>
+        <w:spacing w:after="120" w:before="220"/>
       </w:pPr>
       <w:r>
         <w:rPr>
           <w:rFonts w:ascii="Arial" w:cs="Arial" w:eastAsia="Arial" w:hAnsi="Arial"/>
           <w:b/>
           <w:bCs/>
-          <w:i w:val="false"/>
-          <w:iCs w:val="false"/>
-          <w:sz w:val="21"/>
-          <w:szCs w:val="21"/>
-        </w:rPr>
-        <w:t xml:space="preserve">Catálogo de repuestos. </w:t>
-      </w:r>
+          <w:color w:val="1F3864"/>
+          <w:sz w:val="22"/>
+          <w:szCs w:val="22"/>
+        </w:rPr>
+        <w:t xml:space="preserve">Volumen incluido</w:t>
+      </w:r>
+    </w:p>
+    <w:p>
+      <w:pPr>
+        <w:spacing w:after="140" w:line="276"/>
+      </w:pPr>
       <w:r>
         <w:rPr>
           <w:rFonts w:ascii="Arial" w:cs="Arial" w:eastAsia="Arial" w:hAnsi="Arial"/>
@@ -1346,70 +1254,7 @@
           <w:sz w:val="21"/>
           <w:szCs w:val="21"/>
         </w:rPr>
-        <w:t xml:space="preserve">Búsqueda de repuestos con código, descripción, rubro y marca contra el ERP de la empresa, con costo y precio de venta tomados del ERP. Sin costo adicional: es una integración de lectura con el sistema que Electrotecniref ya usa.</w:t>
-      </w:r>
-    </w:p>
-    <w:p>
-      <w:pPr>
-        <w:spacing w:after="90" w:line="264"/>
-      </w:pPr>
-      <w:r>
-        <w:rPr>
-          <w:rFonts w:ascii="Arial" w:cs="Arial" w:eastAsia="Arial" w:hAnsi="Arial"/>
-          <w:b/>
-          <w:bCs/>
-          <w:i w:val="false"/>
-          <w:iCs w:val="false"/>
-          <w:sz w:val="21"/>
-          <w:szCs w:val="21"/>
-        </w:rPr>
-        <w:t xml:space="preserve">Asistente con IA. </w:t>
-      </w:r>
-      <w:r>
-        <w:rPr>
-          <w:rFonts w:ascii="Arial" w:cs="Arial" w:eastAsia="Arial" w:hAnsi="Arial"/>
-          <w:b w:val="false"/>
-          <w:bCs w:val="false"/>
-          <w:i w:val="false"/>
-          <w:iCs w:val="false"/>
-          <w:sz w:val="21"/>
-          <w:szCs w:val="21"/>
-        </w:rPr>
-        <w:t xml:space="preserve">Consultas sobre el estado del taller y propuestas de repuestos y presupuestos, con confirmación humana antes de escribir. Incluye una cuota mensual de consumo (ver la tabla de volumen incluido).</w:t>
-      </w:r>
-    </w:p>
-    <w:p>
-      <w:pPr>
-        <w:pStyle w:val="Heading2"/>
-        <w:spacing w:after="120" w:before="220"/>
-      </w:pPr>
-      <w:r>
-        <w:rPr>
-          <w:rFonts w:ascii="Arial" w:cs="Arial" w:eastAsia="Arial" w:hAnsi="Arial"/>
-          <w:b/>
-          <w:bCs/>
-          <w:color w:val="1F3864"/>
-          <w:sz w:val="22"/>
-          <w:szCs w:val="22"/>
-        </w:rPr>
-        <w:t xml:space="preserve">Volumen incluido y control de excedentes</w:t>
-      </w:r>
-    </w:p>
-    <w:p>
-      <w:pPr>
-        <w:spacing w:after="140" w:line="276"/>
-      </w:pPr>
-      <w:r>
-        <w:rPr>
-          <w:rFonts w:ascii="Arial" w:cs="Arial" w:eastAsia="Arial" w:hAnsi="Arial"/>
-          <w:b w:val="false"/>
-          <w:bCs w:val="false"/>
-          <w:i w:val="false"/>
-          <w:iCs w:val="false"/>
-          <w:sz w:val="21"/>
-          <w:szCs w:val="21"/>
-        </w:rPr>
-        <w:t xml:space="preserve">Los límites siguientes están calibrados con el uso real actual, con margen para crecer. Superarlos no bloquea el sistema: se factura el excedente, que se mide solo.</w:t>
+        <w:t xml:space="preserve">Los límites siguientes están calibrados con el uso real actual, con margen para crecer. No hay costo por superarlos: el abono no se factura por usuario ni por orden de trabajo.</w:t>
       </w:r>
     </w:p>
     <w:tbl>
@@ -1638,7 +1483,7 @@
                 <w:sz w:val="20"/>
                 <w:szCs w:val="20"/>
               </w:rPr>
-              <w:t xml:space="preserve">ARS 4.000 por usuario/mes</w:t>
+              <w:t xml:space="preserve">Sin costo adicional</w:t>
             </w:r>
           </w:p>
         </w:tc>
@@ -1745,7 +1590,7 @@
                 <w:sz w:val="20"/>
                 <w:szCs w:val="20"/>
               </w:rPr>
-              <w:t xml:space="preserve">ARS 1.200 por OT excedente</w:t>
+              <w:t xml:space="preserve">Sin costo adicional</w:t>
             </w:r>
           </w:p>
         </w:tc>
@@ -2065,9 +1910,65 @@
           </w:p>
         </w:tc>
       </w:tr>
+    </w:tbl>
+    <w:p>
+      <w:pPr>
+        <w:spacing w:after="120"/>
+      </w:pPr>
+    </w:p>
+    <w:p>
+      <w:pPr>
+        <w:pStyle w:val="Heading2"/>
+        <w:spacing w:after="120" w:before="220"/>
+      </w:pPr>
+      <w:r>
+        <w:rPr>
+          <w:rFonts w:ascii="Arial" w:cs="Arial" w:eastAsia="Arial" w:hAnsi="Arial"/>
+          <w:b/>
+          <w:bCs/>
+          <w:color w:val="1F3864"/>
+          <w:sz w:val="22"/>
+          <w:szCs w:val="22"/>
+        </w:rPr>
+        <w:t xml:space="preserve">Plus opcional: WhatsApp</w:t>
+      </w:r>
+    </w:p>
+    <w:p>
+      <w:pPr>
+        <w:spacing w:after="140" w:line="276"/>
+      </w:pPr>
+      <w:r>
+        <w:rPr>
+          <w:rFonts w:ascii="Arial" w:cs="Arial" w:eastAsia="Arial" w:hAnsi="Arial"/>
+          <w:b w:val="false"/>
+          <w:bCs w:val="false"/>
+          <w:i w:val="false"/>
+          <w:iCs w:val="false"/>
+          <w:sz w:val="21"/>
+          <w:szCs w:val="21"/>
+        </w:rPr>
+        <w:t xml:space="preserve">Los avisos automáticos al cliente por WhatsApp no están en el abono base: van en un plus opcional, que se contrata antes de la puesta en marcha. Su precio se define en ese momento y no se cobra por mensaje.</w:t>
+      </w:r>
+    </w:p>
+    <w:tbl>
+      <w:tblPr>
+        <w:tblW w:type="dxa" w:w="9638"/>
+        <w:tblBorders>
+          <w:top w:val="single" w:color="auto" w:sz="4"/>
+          <w:left w:val="single" w:color="auto" w:sz="4"/>
+          <w:bottom w:val="single" w:color="auto" w:sz="4"/>
+          <w:right w:val="single" w:color="auto" w:sz="4"/>
+          <w:insideH w:val="single" w:color="auto" w:sz="4"/>
+          <w:insideV w:val="single" w:color="auto" w:sz="4"/>
+        </w:tblBorders>
+      </w:tblPr>
+      <w:tblGrid>
+        <w:gridCol w:w="3400"/>
+        <w:gridCol w:w="6238"/>
+      </w:tblGrid>
       <w:tr>
         <w:trPr>
-          <w:tblHeader w:val="off"/>
+          <w:tblHeader/>
         </w:trPr>
         <w:tc>
           <w:tcPr>
@@ -2078,96 +1979,64 @@
               <w:bottom w:val="single" w:color="BFBFBF" w:sz="1"/>
               <w:right w:val="single" w:color="BFBFBF" w:sz="1"/>
             </w:tcBorders>
-            <w:shd w:fill="F2F2F2" w:val="clear"/>
-            <w:tcMar>
-              <w:top w:type="dxa" w:w="90"/>
-              <w:left w:type="dxa" w:w="130"/>
-              <w:bottom w:type="dxa" w:w="90"/>
-              <w:right w:type="dxa" w:w="130"/>
-            </w:tcMar>
-            <w:vAlign w:val="center"/>
-          </w:tcPr>
-          <w:p>
-            <w:pPr>
-              <w:spacing w:after="0" w:line="252"/>
-            </w:pPr>
-            <w:r>
-              <w:rPr>
-                <w:rFonts w:ascii="Arial" w:cs="Arial" w:eastAsia="Arial" w:hAnsi="Arial"/>
-                <w:b w:val="false"/>
-                <w:bCs w:val="false"/>
-                <w:sz w:val="20"/>
-                <w:szCs w:val="20"/>
-              </w:rPr>
-              <w:t xml:space="preserve">Mensajes de WhatsApp</w:t>
-            </w:r>
-          </w:p>
-        </w:tc>
-        <w:tc>
-          <w:tcPr>
-            <w:tcW w:type="dxa" w:w="2400"/>
-            <w:tcBorders>
-              <w:top w:val="single" w:color="BFBFBF" w:sz="1"/>
-              <w:left w:val="single" w:color="BFBFBF" w:sz="1"/>
-              <w:bottom w:val="single" w:color="BFBFBF" w:sz="1"/>
-              <w:right w:val="single" w:color="BFBFBF" w:sz="1"/>
-            </w:tcBorders>
-            <w:shd w:fill="F2F2F2" w:val="clear"/>
-            <w:tcMar>
-              <w:top w:type="dxa" w:w="90"/>
-              <w:left w:type="dxa" w:w="130"/>
-              <w:bottom w:type="dxa" w:w="90"/>
-              <w:right w:type="dxa" w:w="130"/>
-            </w:tcMar>
-            <w:vAlign w:val="center"/>
-          </w:tcPr>
-          <w:p>
-            <w:pPr>
-              <w:spacing w:after="0" w:line="252"/>
-            </w:pPr>
-            <w:r>
-              <w:rPr>
-                <w:rFonts w:ascii="Arial" w:cs="Arial" w:eastAsia="Arial" w:hAnsi="Arial"/>
-                <w:b w:val="false"/>
-                <w:bCs w:val="false"/>
-                <w:sz w:val="20"/>
-                <w:szCs w:val="20"/>
-              </w:rPr>
-              <w:t xml:space="preserve">400 por mes</w:t>
-            </w:r>
-          </w:p>
-        </w:tc>
-        <w:tc>
-          <w:tcPr>
-            <w:tcW w:type="dxa" w:w="3838"/>
-            <w:tcBorders>
-              <w:top w:val="single" w:color="BFBFBF" w:sz="1"/>
-              <w:left w:val="single" w:color="BFBFBF" w:sz="1"/>
-              <w:bottom w:val="single" w:color="BFBFBF" w:sz="1"/>
-              <w:right w:val="single" w:color="BFBFBF" w:sz="1"/>
-            </w:tcBorders>
-            <w:shd w:fill="F2F2F2" w:val="clear"/>
-            <w:tcMar>
-              <w:top w:type="dxa" w:w="90"/>
-              <w:left w:type="dxa" w:w="130"/>
-              <w:bottom w:type="dxa" w:w="90"/>
-              <w:right w:type="dxa" w:w="130"/>
-            </w:tcMar>
-            <w:vAlign w:val="center"/>
-          </w:tcPr>
-          <w:p>
-            <w:pPr>
-              <w:spacing w:after="0" w:line="252"/>
-            </w:pPr>
-            <w:r>
-              <w:rPr>
-                <w:rFonts w:ascii="Arial" w:cs="Arial" w:eastAsia="Arial" w:hAnsi="Arial"/>
-                <w:b w:val="false"/>
-                <w:bCs w:val="false"/>
-                <w:sz w:val="20"/>
-                <w:szCs w:val="20"/>
-              </w:rPr>
-              <w:t xml:space="preserve">A costo de Meta sobre el excedente</w:t>
+            <w:shd w:fill="1F3864" w:val="clear"/>
+            <w:tcMar>
+              <w:top w:type="dxa" w:w="90"/>
+              <w:left w:type="dxa" w:w="130"/>
+              <w:bottom w:type="dxa" w:w="90"/>
+              <w:right w:type="dxa" w:w="130"/>
+            </w:tcMar>
+            <w:vAlign w:val="center"/>
+          </w:tcPr>
+          <w:p>
+            <w:pPr>
+              <w:spacing w:after="0" w:line="252"/>
+            </w:pPr>
+            <w:r>
+              <w:rPr>
+                <w:rFonts w:ascii="Arial" w:cs="Arial" w:eastAsia="Arial" w:hAnsi="Arial"/>
+                <w:b/>
+                <w:bCs/>
+                <w:color w:val="FFFFFF"/>
+                <w:sz w:val="20"/>
+                <w:szCs w:val="20"/>
+              </w:rPr>
+              <w:t xml:space="preserve">Aspecto</w:t>
+            </w:r>
+          </w:p>
+        </w:tc>
+        <w:tc>
+          <w:tcPr>
+            <w:tcW w:type="dxa" w:w="6238"/>
+            <w:tcBorders>
+              <w:top w:val="single" w:color="BFBFBF" w:sz="1"/>
+              <w:left w:val="single" w:color="BFBFBF" w:sz="1"/>
+              <w:bottom w:val="single" w:color="BFBFBF" w:sz="1"/>
+              <w:right w:val="single" w:color="BFBFBF" w:sz="1"/>
+            </w:tcBorders>
+            <w:shd w:fill="1F3864" w:val="clear"/>
+            <w:tcMar>
+              <w:top w:type="dxa" w:w="90"/>
+              <w:left w:type="dxa" w:w="130"/>
+              <w:bottom w:type="dxa" w:w="90"/>
+              <w:right w:type="dxa" w:w="130"/>
+            </w:tcMar>
+            <w:vAlign w:val="center"/>
+          </w:tcPr>
+          <w:p>
+            <w:pPr>
+              <w:spacing w:after="0" w:line="252"/>
+            </w:pPr>
+            <w:r>
+              <w:rPr>
+                <w:rFonts w:ascii="Arial" w:cs="Arial" w:eastAsia="Arial" w:hAnsi="Arial"/>
+                <w:b/>
+                <w:bCs/>
+                <w:color w:val="FFFFFF"/>
+                <w:sz w:val="20"/>
+                <w:szCs w:val="20"/>
+              </w:rPr>
+              <w:t xml:space="preserve">Detalle</w:t>
             </w:r>
           </w:p>
         </w:tc>
@@ -2205,73 +2074,184 @@
                 <w:sz w:val="20"/>
                 <w:szCs w:val="20"/>
               </w:rPr>
-              <w:t xml:space="preserve">Consumo de IA</w:t>
-            </w:r>
-          </w:p>
-        </w:tc>
-        <w:tc>
-          <w:tcPr>
-            <w:tcW w:type="dxa" w:w="2400"/>
-            <w:tcBorders>
-              <w:top w:val="single" w:color="BFBFBF" w:sz="1"/>
-              <w:left w:val="single" w:color="BFBFBF" w:sz="1"/>
-              <w:bottom w:val="single" w:color="BFBFBF" w:sz="1"/>
-              <w:right w:val="single" w:color="BFBFBF" w:sz="1"/>
-            </w:tcBorders>
-            <w:tcMar>
-              <w:top w:type="dxa" w:w="90"/>
-              <w:left w:type="dxa" w:w="130"/>
-              <w:bottom w:type="dxa" w:w="90"/>
-              <w:right w:type="dxa" w:w="130"/>
-            </w:tcMar>
-            <w:vAlign w:val="center"/>
-          </w:tcPr>
-          <w:p>
-            <w:pPr>
-              <w:spacing w:after="0" w:line="252"/>
-            </w:pPr>
-            <w:r>
-              <w:rPr>
-                <w:rFonts w:ascii="Arial" w:cs="Arial" w:eastAsia="Arial" w:hAnsi="Arial"/>
-                <w:b w:val="false"/>
-                <w:bCs w:val="false"/>
-                <w:sz w:val="20"/>
-                <w:szCs w:val="20"/>
-              </w:rPr>
-              <w:t xml:space="preserve">USD 30 por mes (unos 9.000 turnos)</w:t>
-            </w:r>
-          </w:p>
-        </w:tc>
-        <w:tc>
-          <w:tcPr>
-            <w:tcW w:type="dxa" w:w="3838"/>
-            <w:tcBorders>
-              <w:top w:val="single" w:color="BFBFBF" w:sz="1"/>
-              <w:left w:val="single" w:color="BFBFBF" w:sz="1"/>
-              <w:bottom w:val="single" w:color="BFBFBF" w:sz="1"/>
-              <w:right w:val="single" w:color="BFBFBF" w:sz="1"/>
-            </w:tcBorders>
-            <w:tcMar>
-              <w:top w:type="dxa" w:w="90"/>
-              <w:left w:type="dxa" w:w="130"/>
-              <w:bottom w:type="dxa" w:w="90"/>
-              <w:right w:type="dxa" w:w="130"/>
-            </w:tcMar>
-            <w:vAlign w:val="center"/>
-          </w:tcPr>
-          <w:p>
-            <w:pPr>
-              <w:spacing w:after="0" w:line="252"/>
-            </w:pPr>
-            <w:r>
-              <w:rPr>
-                <w:rFonts w:ascii="Arial" w:cs="Arial" w:eastAsia="Arial" w:hAnsi="Arial"/>
-                <w:b w:val="false"/>
-                <w:bCs w:val="false"/>
-                <w:sz w:val="20"/>
-                <w:szCs w:val="20"/>
-              </w:rPr>
-              <w:t xml:space="preserve">Al costo medido + 30%</w:t>
+              <w:t xml:space="preserve">Qué es</w:t>
+            </w:r>
+          </w:p>
+        </w:tc>
+        <w:tc>
+          <w:tcPr>
+            <w:tcW w:type="dxa" w:w="6238"/>
+            <w:tcBorders>
+              <w:top w:val="single" w:color="BFBFBF" w:sz="1"/>
+              <w:left w:val="single" w:color="BFBFBF" w:sz="1"/>
+              <w:bottom w:val="single" w:color="BFBFBF" w:sz="1"/>
+              <w:right w:val="single" w:color="BFBFBF" w:sz="1"/>
+            </w:tcBorders>
+            <w:tcMar>
+              <w:top w:type="dxa" w:w="90"/>
+              <w:left w:type="dxa" w:w="130"/>
+              <w:bottom w:type="dxa" w:w="90"/>
+              <w:right w:type="dxa" w:w="130"/>
+            </w:tcMar>
+            <w:vAlign w:val="center"/>
+          </w:tcPr>
+          <w:p>
+            <w:pPr>
+              <w:spacing w:after="0" w:line="252"/>
+            </w:pPr>
+            <w:r>
+              <w:rPr>
+                <w:rFonts w:ascii="Arial" w:cs="Arial" w:eastAsia="Arial" w:hAnsi="Arial"/>
+                <w:b w:val="false"/>
+                <w:bCs w:val="false"/>
+                <w:sz w:val="20"/>
+                <w:szCs w:val="20"/>
+              </w:rPr>
+              <w:t xml:space="preserve">Avisos automáticos al cliente en los estados de la OT que la empresa configure, con el registro de cada envío y su estado.</w:t>
+            </w:r>
+          </w:p>
+        </w:tc>
+      </w:tr>
+      <w:tr>
+        <w:trPr>
+          <w:tblHeader w:val="off"/>
+        </w:trPr>
+        <w:tc>
+          <w:tcPr>
+            <w:tcW w:type="dxa" w:w="3400"/>
+            <w:tcBorders>
+              <w:top w:val="single" w:color="BFBFBF" w:sz="1"/>
+              <w:left w:val="single" w:color="BFBFBF" w:sz="1"/>
+              <w:bottom w:val="single" w:color="BFBFBF" w:sz="1"/>
+              <w:right w:val="single" w:color="BFBFBF" w:sz="1"/>
+            </w:tcBorders>
+            <w:shd w:fill="F2F2F2" w:val="clear"/>
+            <w:tcMar>
+              <w:top w:type="dxa" w:w="90"/>
+              <w:left w:type="dxa" w:w="130"/>
+              <w:bottom w:type="dxa" w:w="90"/>
+              <w:right w:type="dxa" w:w="130"/>
+            </w:tcMar>
+            <w:vAlign w:val="center"/>
+          </w:tcPr>
+          <w:p>
+            <w:pPr>
+              <w:spacing w:after="0" w:line="252"/>
+            </w:pPr>
+            <w:r>
+              <w:rPr>
+                <w:rFonts w:ascii="Arial" w:cs="Arial" w:eastAsia="Arial" w:hAnsi="Arial"/>
+                <w:b w:val="false"/>
+                <w:bCs w:val="false"/>
+                <w:sz w:val="20"/>
+                <w:szCs w:val="20"/>
+              </w:rPr>
+              <w:t xml:space="preserve">Precio</w:t>
+            </w:r>
+          </w:p>
+        </w:tc>
+        <w:tc>
+          <w:tcPr>
+            <w:tcW w:type="dxa" w:w="6238"/>
+            <w:tcBorders>
+              <w:top w:val="single" w:color="BFBFBF" w:sz="1"/>
+              <w:left w:val="single" w:color="BFBFBF" w:sz="1"/>
+              <w:bottom w:val="single" w:color="BFBFBF" w:sz="1"/>
+              <w:right w:val="single" w:color="BFBFBF" w:sz="1"/>
+            </w:tcBorders>
+            <w:shd w:fill="F2F2F2" w:val="clear"/>
+            <w:tcMar>
+              <w:top w:type="dxa" w:w="90"/>
+              <w:left w:type="dxa" w:w="130"/>
+              <w:bottom w:type="dxa" w:w="90"/>
+              <w:right w:type="dxa" w:w="130"/>
+            </w:tcMar>
+            <w:vAlign w:val="center"/>
+          </w:tcPr>
+          <w:p>
+            <w:pPr>
+              <w:spacing w:after="0" w:line="252"/>
+            </w:pPr>
+            <w:r>
+              <w:rPr>
+                <w:rFonts w:ascii="Arial" w:cs="Arial" w:eastAsia="Arial" w:hAnsi="Arial"/>
+                <w:b w:val="false"/>
+                <w:bCs w:val="false"/>
+                <w:sz w:val="20"/>
+                <w:szCs w:val="20"/>
+              </w:rPr>
+              <w:t xml:space="preserve">A definir antes de la puesta en marcha. El plus es un valor mensual fijo: no hay cobro por mensaje ni consumo a liquidar.</w:t>
+            </w:r>
+          </w:p>
+        </w:tc>
+      </w:tr>
+      <w:tr>
+        <w:trPr>
+          <w:tblHeader w:val="off"/>
+        </w:trPr>
+        <w:tc>
+          <w:tcPr>
+            <w:tcW w:type="dxa" w:w="3400"/>
+            <w:tcBorders>
+              <w:top w:val="single" w:color="BFBFBF" w:sz="1"/>
+              <w:left w:val="single" w:color="BFBFBF" w:sz="1"/>
+              <w:bottom w:val="single" w:color="BFBFBF" w:sz="1"/>
+              <w:right w:val="single" w:color="BFBFBF" w:sz="1"/>
+            </w:tcBorders>
+            <w:tcMar>
+              <w:top w:type="dxa" w:w="90"/>
+              <w:left w:type="dxa" w:w="130"/>
+              <w:bottom w:type="dxa" w:w="90"/>
+              <w:right w:type="dxa" w:w="130"/>
+            </w:tcMar>
+            <w:vAlign w:val="center"/>
+          </w:tcPr>
+          <w:p>
+            <w:pPr>
+              <w:spacing w:after="0" w:line="252"/>
+            </w:pPr>
+            <w:r>
+              <w:rPr>
+                <w:rFonts w:ascii="Arial" w:cs="Arial" w:eastAsia="Arial" w:hAnsi="Arial"/>
+                <w:b w:val="false"/>
+                <w:bCs w:val="false"/>
+                <w:sz w:val="20"/>
+                <w:szCs w:val="20"/>
+              </w:rPr>
+              <w:t xml:space="preserve">Qué línea se usa</w:t>
+            </w:r>
+          </w:p>
+        </w:tc>
+        <w:tc>
+          <w:tcPr>
+            <w:tcW w:type="dxa" w:w="6238"/>
+            <w:tcBorders>
+              <w:top w:val="single" w:color="BFBFBF" w:sz="1"/>
+              <w:left w:val="single" w:color="BFBFBF" w:sz="1"/>
+              <w:bottom w:val="single" w:color="BFBFBF" w:sz="1"/>
+              <w:right w:val="single" w:color="BFBFBF" w:sz="1"/>
+            </w:tcBorders>
+            <w:tcMar>
+              <w:top w:type="dxa" w:w="90"/>
+              <w:left w:type="dxa" w:w="130"/>
+              <w:bottom w:type="dxa" w:w="90"/>
+              <w:right w:type="dxa" w:w="130"/>
+            </w:tcMar>
+            <w:vAlign w:val="center"/>
+          </w:tcPr>
+          <w:p>
+            <w:pPr>
+              <w:spacing w:after="0" w:line="252"/>
+            </w:pPr>
+            <w:r>
+              <w:rPr>
+                <w:rFonts w:ascii="Arial" w:cs="Arial" w:eastAsia="Arial" w:hAnsi="Arial"/>
+                <w:b w:val="false"/>
+                <w:bCs w:val="false"/>
+                <w:sz w:val="20"/>
+                <w:szCs w:val="20"/>
+              </w:rPr>
+              <w:t xml:space="preserve">La línea de la plataforma, por defecto. Si el taller prefiere su propia línea, pone su propio número y Meta le factura directamente a él; el plus se destina entonces a la integración y al soporte, con el mismo precio.</w:t>
             </w:r>
           </w:p>
         </w:tc>
@@ -2281,24 +2261,6 @@
       <w:pPr>
         <w:spacing w:after="120"/>
       </w:pPr>
-    </w:p>
-    <w:p>
-      <w:pPr>
-        <w:spacing w:after="140" w:line="276"/>
-      </w:pPr>
-      <w:r>
-        <w:rPr>
-          <w:rFonts w:ascii="Arial" w:cs="Arial" w:eastAsia="Arial" w:hAnsi="Arial"/>
-          <w:b w:val="false"/>
-          <w:bCs w:val="false"/>
-          <w:i w:val="false"/>
-          <w:iCs w:val="false"/>
-          <w:color w:val="595959"/>
-          <w:sz w:val="19"/>
-          <w:szCs w:val="19"/>
-        </w:rPr>
-        <w:t xml:space="preserve">El consumo de IA no se estima: el sistema anota cada pedido al proveedor con sus tokens y su costo, aunque la llamada falle. La pantalla de consumo muestra el gasto del mes en curso y del mes anterior, por empresa. Lo mismo ocurre con WhatsApp: el sistema registra cada mensaje enviado con su estado, y el consumo se factura contra ese registro. Los 400 mensajes incluidos son los que salen por la línea de la plataforma: si Electrotecniref usa su propia línea de WhatsApp, la factura de Meta le llega directamente a ella y ese consumo no se descuenta del abono.</w:t>
-      </w:r>
     </w:p>
     <w:p>
       <w:pPr>
@@ -2779,7 +2741,7 @@
                 <w:sz w:val="20"/>
                 <w:szCs w:val="20"/>
               </w:rPr>
-              <w:t xml:space="preserve">Catálogo de repuestos contra el ERP (con definición de qué lista de precios se usa) y asistente IA con su cuota configurada.</w:t>
+              <w:t xml:space="preserve">Catálogo de repuestos contra el ERP (con definición de qué lista de precios se usa) y, si el taller lo contrata, el Plus WhatsApp.</w:t>
             </w:r>
           </w:p>
         </w:tc>
@@ -3037,7 +2999,7 @@
                 <w:sz w:val="20"/>
                 <w:szCs w:val="20"/>
               </w:rPr>
-              <w:t xml:space="preserve">El abono base se ajusta una vez al año por el IPC (INDEC) publicado, en la fecha de aniversario del contrato.</w:t>
+              <w:t xml:space="preserve">El abono base se ajusta cada trimestre por el IPC (INDEC) publicado, en el primer día de cada trimestre.</w:t>
             </w:r>
           </w:p>
         </w:tc>
@@ -3254,7 +3216,7 @@
                 <w:sz w:val="20"/>
                 <w:szCs w:val="20"/>
               </w:rPr>
-              <w:t xml:space="preserve">12 meses. Es el tiempo mínimo para que la puesta en marcha se amortice y para que el catálogo de repuestos y el asistente rendigan.</w:t>
+              <w:t xml:space="preserve">12 meses. Es el tiempo mínimo para que la puesta en marcha se amortice y para que el equipo del taller empiece a trabajar con el sistema a pleno.</w:t>
             </w:r>
           </w:p>
         </w:tc>
@@ -4202,7 +4164,7 @@
           <w:sz w:val="19"/>
           <w:szCs w:val="19"/>
         </w:rPr>
-        <w:t xml:space="preserve">Estos compromisos se mantienen durante toda la vigencia del contrato, con la única revisión anual de precio por el IPC. El abono incluye el soporte y la atención de incidentes que estos compromisos requieren.</w:t>
+        <w:t xml:space="preserve">Estos compromisos se mantienen durante toda la vigencia del contrato, con la revisión trimestral de precio por el IPC. El abono incluye el soporte y la atención de incidentes que estos compromisos requieren.</w:t>
       </w:r>
     </w:p>
     <w:p>
@@ -4241,7 +4203,7 @@
           <w:sz w:val="21"/>
           <w:szCs w:val="21"/>
         </w:rPr>
-        <w:t xml:space="preserve">Sólo tres cosas, y las tres se miden con el propio sistema. No hay cargos inesperados.</w:t>
+        <w:t xml:space="preserve">El abono no tiene cargos por uso: ni por usuario, ni por orden de trabajo, ni por mensajes. Sólo dos cosas se cotizan aparte.</w:t>
       </w:r>
     </w:p>
     <w:p>
@@ -4259,7 +4221,7 @@
           <w:sz w:val="21"/>
           <w:szCs w:val="21"/>
         </w:rPr>
-        <w:t xml:space="preserve">Consumo de IA por encima de los USD 30 incluidos: se factura al costo medido de los tokens más un 30%.</w:t>
+        <w:t xml:space="preserve">El Plus WhatsApp, si el taller decide contratarlo: es opcional, su precio se define antes de la puesta en marcha y los mensajes no se cobran por unidad.</w:t>
       </w:r>
     </w:p>
     <w:p>
@@ -4277,24 +4239,6 @@
           <w:sz w:val="21"/>
           <w:szCs w:val="21"/>
         </w:rPr>
-        <w:t xml:space="preserve">Mensajes de WhatsApp por encima de los 400 incluidos: se facturan al costo de Meta según el consumo real registrado. Electrotecniref puede usar su propia instancia y su propia línea, con lo que la facturación de Meta le llega directamente y ese consumo no se descuenta del abono.</w:t>
-      </w:r>
-    </w:p>
-    <w:p>
-      <w:pPr>
-        <w:pStyle w:val="ListParagraph"/>
-        <w:numPr>
-          <w:ilvl w:val="0"/>
-          <w:numId w:val="2"/>
-        </w:numPr>
-        <w:spacing w:after="80" w:line="264"/>
-      </w:pPr>
-      <w:r>
-        <w:rPr>
-          <w:rFonts w:ascii="Arial" w:cs="Arial" w:eastAsia="Arial" w:hAnsi="Arial"/>
-          <w:sz w:val="21"/>
-          <w:szCs w:val="21"/>
-        </w:rPr>
         <w:t xml:space="preserve">Desarrollo a medida: cualquier funcionalidad que no esté en el roadmap se cotiza por escrito antes de empezar.</w:t>
       </w:r>
     </w:p>
@@ -4312,7 +4256,7 @@
           <w:sz w:val="21"/>
           <w:szCs w:val="21"/>
         </w:rPr>
-        <w:t xml:space="preserve">Todo lo demás —órdenes de trabajo, clientes, cierre a marcas, catálogo de repuestos, usuarios, roles, WhatsApp, tableros, reportes y el historial completo— está dentro del abono base.</w:t>
+        <w:t xml:space="preserve">Todo lo demás —órdenes de trabajo, clientes, cierre a marcas, catálogo de repuestos, usuarios, roles, tableros, reportes y el historial completo— está dentro del abono base.</w:t>
       </w:r>
     </w:p>
     <w:p>
@@ -4631,7 +4575,7 @@
                 <w:sz w:val="20"/>
                 <w:szCs w:val="20"/>
               </w:rPr>
-              <w:t xml:space="preserve">Definición de la lista de precios del catálogo de repuestos, confirmación de la cuota inicial de IA y definición de si los avisos al cliente salen por la línea de la plataforma o por la línea de Electrotecniref.</w:t>
+              <w:t xml:space="preserve">Definición de la lista de precios del catálogo de repuestos y decisión sobre el Plus WhatsApp: si se contrata y con qué línea.</w:t>
             </w:r>
           </w:p>
         </w:tc>

--- a/docs/propuesta-abono-mensual-electrotecniref.docx
+++ b/docs/propuesta-abono-mensual-electrotecniref.docx
@@ -217,7 +217,7 @@
           <w:sz w:val="21"/>
           <w:szCs w:val="21"/>
         </w:rPr>
-        <w:t xml:space="preserve">. Todo lo que la plataforma hace —órdenes de trabajo, presupuestos, cierre a marcas y catálogo de repuestos contra el ERP propio— está incluido en el abono. Los avisos al cliente por WhatsApp van en un plus opcional, y su precio se define antes de la puesta en marcha.</w:t>
+        <w:t xml:space="preserve">. Todo lo que la plataforma hace —órdenes de trabajo, presupuestos, cierre a marcas, catálogo de repuestos contra el ERP propio, envío de avisos por WhatsApp y asistente con IA— está incluido en el abono. Lo que se cotiza aparte es el desarrollo a medida: el diferencial que adapta el sistema a la operatoria de Electrotecniref.</w:t>
       </w:r>
     </w:p>
     <w:tbl>
@@ -563,7 +563,7 @@
                 <w:sz w:val="20"/>
                 <w:szCs w:val="20"/>
               </w:rPr>
-              <w:t xml:space="preserve">Plus WhatsApp (opcional)</w:t>
+              <w:t xml:space="preserve">Envío de avisos por WhatsApp</w:t>
             </w:r>
           </w:p>
         </w:tc>
@@ -598,7 +598,7 @@
                 <w:sz w:val="20"/>
                 <w:szCs w:val="20"/>
               </w:rPr>
-              <w:t xml:space="preserve">Precio a definir</w:t>
+              <w:t xml:space="preserve">Incluido, sin costo por mensaje</w:t>
             </w:r>
           </w:p>
         </w:tc>
@@ -636,7 +636,7 @@
                 <w:sz w:val="20"/>
                 <w:szCs w:val="20"/>
               </w:rPr>
-              <w:t xml:space="preserve">Adicionales</w:t>
+              <w:t xml:space="preserve">Asistente con IA</w:t>
             </w:r>
           </w:p>
         </w:tc>
@@ -670,7 +670,81 @@
                 <w:sz w:val="20"/>
                 <w:szCs w:val="20"/>
               </w:rPr>
-              <w:t xml:space="preserve">Sólo desarrollo a medida</w:t>
+              <w:t xml:space="preserve">Incluido, con límites de consumo a definir</w:t>
+            </w:r>
+          </w:p>
+        </w:tc>
+      </w:tr>
+      <w:tr>
+        <w:trPr>
+          <w:tblHeader w:val="off"/>
+        </w:trPr>
+        <w:tc>
+          <w:tcPr>
+            <w:tcW w:type="dxa" w:w="3600"/>
+            <w:tcBorders>
+              <w:top w:val="single" w:color="BFBFBF" w:sz="1"/>
+              <w:left w:val="single" w:color="BFBFBF" w:sz="1"/>
+              <w:bottom w:val="single" w:color="BFBFBF" w:sz="1"/>
+              <w:right w:val="single" w:color="BFBFBF" w:sz="1"/>
+            </w:tcBorders>
+            <w:shd w:fill="F2F2F2" w:val="clear"/>
+            <w:tcMar>
+              <w:top w:type="dxa" w:w="90"/>
+              <w:left w:type="dxa" w:w="130"/>
+              <w:bottom w:type="dxa" w:w="90"/>
+              <w:right w:type="dxa" w:w="130"/>
+            </w:tcMar>
+            <w:vAlign w:val="center"/>
+          </w:tcPr>
+          <w:p>
+            <w:pPr>
+              <w:spacing w:after="0" w:line="252"/>
+            </w:pPr>
+            <w:r>
+              <w:rPr>
+                <w:rFonts w:ascii="Arial" w:cs="Arial" w:eastAsia="Arial" w:hAnsi="Arial"/>
+                <w:b w:val="false"/>
+                <w:bCs w:val="false"/>
+                <w:sz w:val="20"/>
+                <w:szCs w:val="20"/>
+              </w:rPr>
+              <w:t xml:space="preserve">Desarrollo a medida</w:t>
+            </w:r>
+          </w:p>
+        </w:tc>
+        <w:tc>
+          <w:tcPr>
+            <w:tcW w:type="dxa" w:w="6038"/>
+            <w:tcBorders>
+              <w:top w:val="single" w:color="BFBFBF" w:sz="1"/>
+              <w:left w:val="single" w:color="BFBFBF" w:sz="1"/>
+              <w:bottom w:val="single" w:color="BFBFBF" w:sz="1"/>
+              <w:right w:val="single" w:color="BFBFBF" w:sz="1"/>
+            </w:tcBorders>
+            <w:shd w:fill="F2F2F2" w:val="clear"/>
+            <w:tcMar>
+              <w:top w:type="dxa" w:w="90"/>
+              <w:left w:type="dxa" w:w="130"/>
+              <w:bottom w:type="dxa" w:w="90"/>
+              <w:right w:type="dxa" w:w="130"/>
+            </w:tcMar>
+            <w:vAlign w:val="center"/>
+          </w:tcPr>
+          <w:p>
+            <w:pPr>
+              <w:spacing w:after="0" w:line="252"/>
+              <w:jc w:val="right"/>
+            </w:pPr>
+            <w:r>
+              <w:rPr>
+                <w:rFonts w:ascii="Arial" w:cs="Arial" w:eastAsia="Arial" w:hAnsi="Arial"/>
+                <w:b w:val="false"/>
+                <w:bCs w:val="false"/>
+                <w:sz w:val="20"/>
+                <w:szCs w:val="20"/>
+              </w:rPr>
+              <w:t xml:space="preserve">Cotizado por escrito: es el diferencial</w:t>
             </w:r>
           </w:p>
         </w:tc>
@@ -1000,7 +1074,7 @@
           <w:sz w:val="21"/>
           <w:szCs w:val="21"/>
         </w:rPr>
-        <w:t xml:space="preserve">El abono base incluye la plataforma completa. No hay costos por cantidad de pantallas, ni por usuario, ni por orden de trabajo: el abono es el mismo más allá de cuántas personas lo usen.</w:t>
+        <w:t xml:space="preserve">El abono base incluye la plataforma completa, con todos sus módulos. No hay costos por cantidad de pantallas, ni por usuario, ni por orden de trabajo: el abono es el mismo más allá de cuántas personas lo usen. Lo único que se cotiza aparte es el desarrollo a medida (sección 7).</w:t>
       </w:r>
     </w:p>
     <w:p>
@@ -1208,7 +1282,7 @@
           <w:sz w:val="21"/>
           <w:szCs w:val="21"/>
         </w:rPr>
-        <w:t xml:space="preserve">Catálogo de repuestos. </w:t>
+        <w:t xml:space="preserve">WhatsApp y correo. </w:t>
       </w:r>
       <w:r>
         <w:rPr>
@@ -1220,30 +1294,25 @@
           <w:sz w:val="21"/>
           <w:szCs w:val="21"/>
         </w:rPr>
-        <w:t xml:space="preserve">Búsqueda de repuestos con código, descripción, rubro y marca contra el ERP de la empresa, con costo y precio de venta tomados del ERP. Sin costo adicional: es una integración de lectura con el sistema que Electrotecniref ya usa.</w:t>
+        <w:t xml:space="preserve">Avisos automáticos al cliente en los estados que la empresa configure, con el registro de cada envío y su estado. Los avisos van incluidos: no hay costo por mensaje. Si el taller prefiere su propia línea, pone su propio número y Meta le factura directamente a él.</w:t>
       </w:r>
     </w:p>
     <w:p>
       <w:pPr>
-        <w:pStyle w:val="Heading2"/>
-        <w:spacing w:after="120" w:before="220"/>
+        <w:spacing w:after="90" w:line="264"/>
       </w:pPr>
       <w:r>
         <w:rPr>
           <w:rFonts w:ascii="Arial" w:cs="Arial" w:eastAsia="Arial" w:hAnsi="Arial"/>
           <w:b/>
           <w:bCs/>
-          <w:color w:val="1F3864"/>
-          <w:sz w:val="22"/>
-          <w:szCs w:val="22"/>
-        </w:rPr>
-        <w:t xml:space="preserve">Volumen incluido</w:t>
-      </w:r>
-    </w:p>
-    <w:p>
-      <w:pPr>
-        <w:spacing w:after="140" w:line="276"/>
-      </w:pPr>
+          <w:i w:val="false"/>
+          <w:iCs w:val="false"/>
+          <w:sz w:val="21"/>
+          <w:szCs w:val="21"/>
+        </w:rPr>
+        <w:t xml:space="preserve">Catálogo de repuestos. </w:t>
+      </w:r>
       <w:r>
         <w:rPr>
           <w:rFonts w:ascii="Arial" w:cs="Arial" w:eastAsia="Arial" w:hAnsi="Arial"/>
@@ -1254,7 +1323,70 @@
           <w:sz w:val="21"/>
           <w:szCs w:val="21"/>
         </w:rPr>
-        <w:t xml:space="preserve">Los límites siguientes están calibrados con el uso real actual, con margen para crecer. No hay costo por superarlos: el abono no se factura por usuario ni por orden de trabajo.</w:t>
+        <w:t xml:space="preserve">Búsqueda de repuestos con código, descripción, rubro y marca contra el ERP de la empresa, con costo y precio de venta tomados del ERP. Sin costo adicional: es una integración de lectura con el sistema que Electrotecniref ya usa.</w:t>
+      </w:r>
+    </w:p>
+    <w:p>
+      <w:pPr>
+        <w:spacing w:after="90" w:line="264"/>
+      </w:pPr>
+      <w:r>
+        <w:rPr>
+          <w:rFonts w:ascii="Arial" w:cs="Arial" w:eastAsia="Arial" w:hAnsi="Arial"/>
+          <w:b/>
+          <w:bCs/>
+          <w:i w:val="false"/>
+          <w:iCs w:val="false"/>
+          <w:sz w:val="21"/>
+          <w:szCs w:val="21"/>
+        </w:rPr>
+        <w:t xml:space="preserve">Asistente con IA. </w:t>
+      </w:r>
+      <w:r>
+        <w:rPr>
+          <w:rFonts w:ascii="Arial" w:cs="Arial" w:eastAsia="Arial" w:hAnsi="Arial"/>
+          <w:b w:val="false"/>
+          <w:bCs w:val="false"/>
+          <w:i w:val="false"/>
+          <w:iCs w:val="false"/>
+          <w:sz w:val="21"/>
+          <w:szCs w:val="21"/>
+        </w:rPr>
+        <w:t xml:space="preserve">Consultas sobre el estado del taller y propuestas de repuestos y presupuestos, con confirmación humana antes de escribir. Va incluido, con un límite mensual de consumo por empresa que se define en la puesta en marcha.</w:t>
+      </w:r>
+    </w:p>
+    <w:p>
+      <w:pPr>
+        <w:pStyle w:val="Heading2"/>
+        <w:spacing w:after="120" w:before="220"/>
+      </w:pPr>
+      <w:r>
+        <w:rPr>
+          <w:rFonts w:ascii="Arial" w:cs="Arial" w:eastAsia="Arial" w:hAnsi="Arial"/>
+          <w:b/>
+          <w:bCs/>
+          <w:color w:val="1F3864"/>
+          <w:sz w:val="22"/>
+          <w:szCs w:val="22"/>
+        </w:rPr>
+        <w:t xml:space="preserve">Volumen incluido</w:t>
+      </w:r>
+    </w:p>
+    <w:p>
+      <w:pPr>
+        <w:spacing w:after="140" w:line="276"/>
+      </w:pPr>
+      <w:r>
+        <w:rPr>
+          <w:rFonts w:ascii="Arial" w:cs="Arial" w:eastAsia="Arial" w:hAnsi="Arial"/>
+          <w:b w:val="false"/>
+          <w:bCs w:val="false"/>
+          <w:i w:val="false"/>
+          <w:iCs w:val="false"/>
+          <w:sz w:val="21"/>
+          <w:szCs w:val="21"/>
+        </w:rPr>
+        <w:t xml:space="preserve">Los límites siguientes están calibrados con el uso real actual, con margen para crecer. No hay costo por superarlos: el abono no se factura por usuario ni por orden de trabajo, y los avisos por WhatsApp no se cobran por mensaje.</w:t>
       </w:r>
     </w:p>
     <w:tbl>
@@ -1839,6 +1971,217 @@
                 <w:sz w:val="20"/>
                 <w:szCs w:val="20"/>
               </w:rPr>
+              <w:t xml:space="preserve">Avisos por WhatsApp</w:t>
+            </w:r>
+          </w:p>
+        </w:tc>
+        <w:tc>
+          <w:tcPr>
+            <w:tcW w:type="dxa" w:w="2400"/>
+            <w:tcBorders>
+              <w:top w:val="single" w:color="BFBFBF" w:sz="1"/>
+              <w:left w:val="single" w:color="BFBFBF" w:sz="1"/>
+              <w:bottom w:val="single" w:color="BFBFBF" w:sz="1"/>
+              <w:right w:val="single" w:color="BFBFBF" w:sz="1"/>
+            </w:tcBorders>
+            <w:tcMar>
+              <w:top w:type="dxa" w:w="90"/>
+              <w:left w:type="dxa" w:w="130"/>
+              <w:bottom w:type="dxa" w:w="90"/>
+              <w:right w:type="dxa" w:w="130"/>
+            </w:tcMar>
+            <w:vAlign w:val="center"/>
+          </w:tcPr>
+          <w:p>
+            <w:pPr>
+              <w:spacing w:after="0" w:line="252"/>
+            </w:pPr>
+            <w:r>
+              <w:rPr>
+                <w:rFonts w:ascii="Arial" w:cs="Arial" w:eastAsia="Arial" w:hAnsi="Arial"/>
+                <w:b w:val="false"/>
+                <w:bCs w:val="false"/>
+                <w:sz w:val="20"/>
+                <w:szCs w:val="20"/>
+              </w:rPr>
+              <w:t xml:space="preserve">Sin costo por mensaje</w:t>
+            </w:r>
+          </w:p>
+        </w:tc>
+        <w:tc>
+          <w:tcPr>
+            <w:tcW w:type="dxa" w:w="3838"/>
+            <w:tcBorders>
+              <w:top w:val="single" w:color="BFBFBF" w:sz="1"/>
+              <w:left w:val="single" w:color="BFBFBF" w:sz="1"/>
+              <w:bottom w:val="single" w:color="BFBFBF" w:sz="1"/>
+              <w:right w:val="single" w:color="BFBFBF" w:sz="1"/>
+            </w:tcBorders>
+            <w:tcMar>
+              <w:top w:type="dxa" w:w="90"/>
+              <w:left w:type="dxa" w:w="130"/>
+              <w:bottom w:type="dxa" w:w="90"/>
+              <w:right w:type="dxa" w:w="130"/>
+            </w:tcMar>
+            <w:vAlign w:val="center"/>
+          </w:tcPr>
+          <w:p>
+            <w:pPr>
+              <w:spacing w:after="0" w:line="252"/>
+            </w:pPr>
+            <w:r>
+              <w:rPr>
+                <w:rFonts w:ascii="Arial" w:cs="Arial" w:eastAsia="Arial" w:hAnsi="Arial"/>
+                <w:b w:val="false"/>
+                <w:bCs w:val="false"/>
+                <w:sz w:val="20"/>
+                <w:szCs w:val="20"/>
+              </w:rPr>
+              <w:t xml:space="preserve">—</w:t>
+            </w:r>
+          </w:p>
+        </w:tc>
+      </w:tr>
+      <w:tr>
+        <w:trPr>
+          <w:tblHeader w:val="off"/>
+        </w:trPr>
+        <w:tc>
+          <w:tcPr>
+            <w:tcW w:type="dxa" w:w="3400"/>
+            <w:tcBorders>
+              <w:top w:val="single" w:color="BFBFBF" w:sz="1"/>
+              <w:left w:val="single" w:color="BFBFBF" w:sz="1"/>
+              <w:bottom w:val="single" w:color="BFBFBF" w:sz="1"/>
+              <w:right w:val="single" w:color="BFBFBF" w:sz="1"/>
+            </w:tcBorders>
+            <w:shd w:fill="F2F2F2" w:val="clear"/>
+            <w:tcMar>
+              <w:top w:type="dxa" w:w="90"/>
+              <w:left w:type="dxa" w:w="130"/>
+              <w:bottom w:type="dxa" w:w="90"/>
+              <w:right w:type="dxa" w:w="130"/>
+            </w:tcMar>
+            <w:vAlign w:val="center"/>
+          </w:tcPr>
+          <w:p>
+            <w:pPr>
+              <w:spacing w:after="0" w:line="252"/>
+            </w:pPr>
+            <w:r>
+              <w:rPr>
+                <w:rFonts w:ascii="Arial" w:cs="Arial" w:eastAsia="Arial" w:hAnsi="Arial"/>
+                <w:b w:val="false"/>
+                <w:bCs w:val="false"/>
+                <w:sz w:val="20"/>
+                <w:szCs w:val="20"/>
+              </w:rPr>
+              <w:t xml:space="preserve">Consumo del asistente con IA</w:t>
+            </w:r>
+          </w:p>
+        </w:tc>
+        <w:tc>
+          <w:tcPr>
+            <w:tcW w:type="dxa" w:w="2400"/>
+            <w:tcBorders>
+              <w:top w:val="single" w:color="BFBFBF" w:sz="1"/>
+              <w:left w:val="single" w:color="BFBFBF" w:sz="1"/>
+              <w:bottom w:val="single" w:color="BFBFBF" w:sz="1"/>
+              <w:right w:val="single" w:color="BFBFBF" w:sz="1"/>
+            </w:tcBorders>
+            <w:shd w:fill="F2F2F2" w:val="clear"/>
+            <w:tcMar>
+              <w:top w:type="dxa" w:w="90"/>
+              <w:left w:type="dxa" w:w="130"/>
+              <w:bottom w:type="dxa" w:w="90"/>
+              <w:right w:type="dxa" w:w="130"/>
+            </w:tcMar>
+            <w:vAlign w:val="center"/>
+          </w:tcPr>
+          <w:p>
+            <w:pPr>
+              <w:spacing w:after="0" w:line="252"/>
+            </w:pPr>
+            <w:r>
+              <w:rPr>
+                <w:rFonts w:ascii="Arial" w:cs="Arial" w:eastAsia="Arial" w:hAnsi="Arial"/>
+                <w:b w:val="false"/>
+                <w:bCs w:val="false"/>
+                <w:sz w:val="20"/>
+                <w:szCs w:val="20"/>
+              </w:rPr>
+              <w:t xml:space="preserve">Límite mensual a definir en la puesta en marcha</w:t>
+            </w:r>
+          </w:p>
+        </w:tc>
+        <w:tc>
+          <w:tcPr>
+            <w:tcW w:type="dxa" w:w="3838"/>
+            <w:tcBorders>
+              <w:top w:val="single" w:color="BFBFBF" w:sz="1"/>
+              <w:left w:val="single" w:color="BFBFBF" w:sz="1"/>
+              <w:bottom w:val="single" w:color="BFBFBF" w:sz="1"/>
+              <w:right w:val="single" w:color="BFBFBF" w:sz="1"/>
+            </w:tcBorders>
+            <w:shd w:fill="F2F2F2" w:val="clear"/>
+            <w:tcMar>
+              <w:top w:type="dxa" w:w="90"/>
+              <w:left w:type="dxa" w:w="130"/>
+              <w:bottom w:type="dxa" w:w="90"/>
+              <w:right w:type="dxa" w:w="130"/>
+            </w:tcMar>
+            <w:vAlign w:val="center"/>
+          </w:tcPr>
+          <w:p>
+            <w:pPr>
+              <w:spacing w:after="0" w:line="252"/>
+            </w:pPr>
+            <w:r>
+              <w:rPr>
+                <w:rFonts w:ascii="Arial" w:cs="Arial" w:eastAsia="Arial" w:hAnsi="Arial"/>
+                <w:b w:val="false"/>
+                <w:bCs w:val="false"/>
+                <w:sz w:val="20"/>
+                <w:szCs w:val="20"/>
+              </w:rPr>
+              <w:t xml:space="preserve">Se ajusta la cuota, no se cobra por uso</w:t>
+            </w:r>
+          </w:p>
+        </w:tc>
+      </w:tr>
+      <w:tr>
+        <w:trPr>
+          <w:tblHeader w:val="off"/>
+        </w:trPr>
+        <w:tc>
+          <w:tcPr>
+            <w:tcW w:type="dxa" w:w="3400"/>
+            <w:tcBorders>
+              <w:top w:val="single" w:color="BFBFBF" w:sz="1"/>
+              <w:left w:val="single" w:color="BFBFBF" w:sz="1"/>
+              <w:bottom w:val="single" w:color="BFBFBF" w:sz="1"/>
+              <w:right w:val="single" w:color="BFBFBF" w:sz="1"/>
+            </w:tcBorders>
+            <w:tcMar>
+              <w:top w:type="dxa" w:w="90"/>
+              <w:left w:type="dxa" w:w="130"/>
+              <w:bottom w:type="dxa" w:w="90"/>
+              <w:right w:type="dxa" w:w="130"/>
+            </w:tcMar>
+            <w:vAlign w:val="center"/>
+          </w:tcPr>
+          <w:p>
+            <w:pPr>
+              <w:spacing w:after="0" w:line="252"/>
+            </w:pPr>
+            <w:r>
+              <w:rPr>
+                <w:rFonts w:ascii="Arial" w:cs="Arial" w:eastAsia="Arial" w:hAnsi="Arial"/>
+                <w:b w:val="false"/>
+                <w:bCs w:val="false"/>
+                <w:sz w:val="20"/>
+                <w:szCs w:val="20"/>
+              </w:rPr>
               <w:t xml:space="preserve">Almacenamiento</w:t>
             </w:r>
           </w:p>
@@ -1918,8 +2261,13 @@
     </w:p>
     <w:p>
       <w:pPr>
-        <w:pStyle w:val="Heading2"/>
-        <w:spacing w:after="120" w:before="220"/>
+        <w:spacing w:after="120"/>
+      </w:pPr>
+    </w:p>
+    <w:p>
+      <w:pPr>
+        <w:pStyle w:val="Heading1"/>
+        <w:spacing w:after="160" w:before="320"/>
       </w:pPr>
       <w:r>
         <w:rPr>
@@ -1927,10 +2275,10 @@
           <w:b/>
           <w:bCs/>
           <w:color w:val="1F3864"/>
-          <w:sz w:val="22"/>
-          <w:szCs w:val="22"/>
-        </w:rPr>
-        <w:t xml:space="preserve">Plus opcional: WhatsApp</w:t>
+          <w:sz w:val="26"/>
+          <w:szCs w:val="26"/>
+        </w:rPr>
+        <w:t xml:space="preserve">4. Puesta en marcha</w:t>
       </w:r>
     </w:p>
     <w:p>
@@ -1947,7 +2295,1260 @@
           <w:sz w:val="21"/>
           <w:szCs w:val="21"/>
         </w:rPr>
-        <w:t xml:space="preserve">Los avisos automáticos al cliente por WhatsApp no están en el abono base: van en un plus opcional, que se contrata antes de la puesta en marcha. Su precio se define en ese momento y no se cobra por mensaje.</w:t>
+        <w:t xml:space="preserve">Es el trabajo que deja el sistema en producción y al personal usándolo. Parte de una ventaja importante: la migración del histórico ya está hecha y verificada contra el sistema anterior.</w:t>
+      </w:r>
+    </w:p>
+    <w:tbl>
+      <w:tblPr>
+        <w:tblW w:type="dxa" w:w="9638"/>
+        <w:tblBorders>
+          <w:top w:val="single" w:color="auto" w:sz="4"/>
+          <w:left w:val="single" w:color="auto" w:sz="4"/>
+          <w:bottom w:val="single" w:color="auto" w:sz="4"/>
+          <w:right w:val="single" w:color="auto" w:sz="4"/>
+          <w:insideH w:val="single" w:color="auto" w:sz="4"/>
+          <w:insideV w:val="single" w:color="auto" w:sz="4"/>
+        </w:tblBorders>
+      </w:tblPr>
+      <w:tblGrid>
+        <w:gridCol w:w="6038"/>
+        <w:gridCol w:w="3600"/>
+      </w:tblGrid>
+      <w:tr>
+        <w:trPr>
+          <w:tblHeader/>
+        </w:trPr>
+        <w:tc>
+          <w:tcPr>
+            <w:tcW w:type="dxa" w:w="6038"/>
+            <w:tcBorders>
+              <w:top w:val="single" w:color="BFBFBF" w:sz="1"/>
+              <w:left w:val="single" w:color="BFBFBF" w:sz="1"/>
+              <w:bottom w:val="single" w:color="BFBFBF" w:sz="1"/>
+              <w:right w:val="single" w:color="BFBFBF" w:sz="1"/>
+            </w:tcBorders>
+            <w:shd w:fill="1F3864" w:val="clear"/>
+            <w:tcMar>
+              <w:top w:type="dxa" w:w="90"/>
+              <w:left w:type="dxa" w:w="130"/>
+              <w:bottom w:type="dxa" w:w="90"/>
+              <w:right w:type="dxa" w:w="130"/>
+            </w:tcMar>
+            <w:vAlign w:val="center"/>
+          </w:tcPr>
+          <w:p>
+            <w:pPr>
+              <w:spacing w:after="0" w:line="252"/>
+            </w:pPr>
+            <w:r>
+              <w:rPr>
+                <w:rFonts w:ascii="Arial" w:cs="Arial" w:eastAsia="Arial" w:hAnsi="Arial"/>
+                <w:b/>
+                <w:bCs/>
+                <w:color w:val="FFFFFF"/>
+                <w:sz w:val="20"/>
+                <w:szCs w:val="20"/>
+              </w:rPr>
+              <w:t xml:space="preserve">Qué incluye</w:t>
+            </w:r>
+          </w:p>
+        </w:tc>
+        <w:tc>
+          <w:tcPr>
+            <w:tcW w:type="dxa" w:w="3600"/>
+            <w:tcBorders>
+              <w:top w:val="single" w:color="BFBFBF" w:sz="1"/>
+              <w:left w:val="single" w:color="BFBFBF" w:sz="1"/>
+              <w:bottom w:val="single" w:color="BFBFBF" w:sz="1"/>
+              <w:right w:val="single" w:color="BFBFBF" w:sz="1"/>
+            </w:tcBorders>
+            <w:shd w:fill="1F3864" w:val="clear"/>
+            <w:tcMar>
+              <w:top w:type="dxa" w:w="90"/>
+              <w:left w:type="dxa" w:w="130"/>
+              <w:bottom w:type="dxa" w:w="90"/>
+              <w:right w:type="dxa" w:w="130"/>
+            </w:tcMar>
+            <w:vAlign w:val="center"/>
+          </w:tcPr>
+          <w:p>
+            <w:pPr>
+              <w:spacing w:after="0" w:line="252"/>
+            </w:pPr>
+            <w:r>
+              <w:rPr>
+                <w:rFonts w:ascii="Arial" w:cs="Arial" w:eastAsia="Arial" w:hAnsi="Arial"/>
+                <w:b/>
+                <w:bCs/>
+                <w:color w:val="FFFFFF"/>
+                <w:sz w:val="20"/>
+                <w:szCs w:val="20"/>
+              </w:rPr>
+              <w:t xml:space="preserve">Detalle</w:t>
+            </w:r>
+          </w:p>
+        </w:tc>
+      </w:tr>
+      <w:tr>
+        <w:trPr>
+          <w:tblHeader w:val="off"/>
+        </w:trPr>
+        <w:tc>
+          <w:tcPr>
+            <w:tcW w:type="dxa" w:w="6038"/>
+            <w:tcBorders>
+              <w:top w:val="single" w:color="BFBFBF" w:sz="1"/>
+              <w:left w:val="single" w:color="BFBFBF" w:sz="1"/>
+              <w:bottom w:val="single" w:color="BFBFBF" w:sz="1"/>
+              <w:right w:val="single" w:color="BFBFBF" w:sz="1"/>
+            </w:tcBorders>
+            <w:tcMar>
+              <w:top w:type="dxa" w:w="90"/>
+              <w:left w:type="dxa" w:w="130"/>
+              <w:bottom w:type="dxa" w:w="90"/>
+              <w:right w:type="dxa" w:w="130"/>
+            </w:tcMar>
+            <w:vAlign w:val="center"/>
+          </w:tcPr>
+          <w:p>
+            <w:pPr>
+              <w:spacing w:after="0" w:line="252"/>
+            </w:pPr>
+            <w:r>
+              <w:rPr>
+                <w:rFonts w:ascii="Arial" w:cs="Arial" w:eastAsia="Arial" w:hAnsi="Arial"/>
+                <w:b w:val="false"/>
+                <w:bCs w:val="false"/>
+                <w:sz w:val="20"/>
+                <w:szCs w:val="20"/>
+              </w:rPr>
+              <w:t xml:space="preserve">Corte a producción</w:t>
+            </w:r>
+          </w:p>
+        </w:tc>
+        <w:tc>
+          <w:tcPr>
+            <w:tcW w:type="dxa" w:w="3600"/>
+            <w:tcBorders>
+              <w:top w:val="single" w:color="BFBFBF" w:sz="1"/>
+              <w:left w:val="single" w:color="BFBFBF" w:sz="1"/>
+              <w:bottom w:val="single" w:color="BFBFBF" w:sz="1"/>
+              <w:right w:val="single" w:color="BFBFBF" w:sz="1"/>
+            </w:tcBorders>
+            <w:tcMar>
+              <w:top w:type="dxa" w:w="90"/>
+              <w:left w:type="dxa" w:w="130"/>
+              <w:bottom w:type="dxa" w:w="90"/>
+              <w:right w:type="dxa" w:w="130"/>
+            </w:tcMar>
+            <w:vAlign w:val="center"/>
+          </w:tcPr>
+          <w:p>
+            <w:pPr>
+              <w:spacing w:after="0" w:line="252"/>
+            </w:pPr>
+            <w:r>
+              <w:rPr>
+                <w:rFonts w:ascii="Arial" w:cs="Arial" w:eastAsia="Arial" w:hAnsi="Arial"/>
+                <w:b w:val="false"/>
+                <w:bCs w:val="false"/>
+                <w:sz w:val="20"/>
+                <w:szCs w:val="20"/>
+              </w:rPr>
+              <w:t xml:space="preserve">El histórico ya migrado (9.316 OTs, 17.565 clientes, 126 áreas) pasa del entorno de pruebas a producción, con verificación de cierre de un mes contra el legacy.</w:t>
+            </w:r>
+          </w:p>
+        </w:tc>
+      </w:tr>
+      <w:tr>
+        <w:trPr>
+          <w:tblHeader w:val="off"/>
+        </w:trPr>
+        <w:tc>
+          <w:tcPr>
+            <w:tcW w:type="dxa" w:w="6038"/>
+            <w:tcBorders>
+              <w:top w:val="single" w:color="BFBFBF" w:sz="1"/>
+              <w:left w:val="single" w:color="BFBFBF" w:sz="1"/>
+              <w:bottom w:val="single" w:color="BFBFBF" w:sz="1"/>
+              <w:right w:val="single" w:color="BFBFBF" w:sz="1"/>
+            </w:tcBorders>
+            <w:shd w:fill="F2F2F2" w:val="clear"/>
+            <w:tcMar>
+              <w:top w:type="dxa" w:w="90"/>
+              <w:left w:type="dxa" w:w="130"/>
+              <w:bottom w:type="dxa" w:w="90"/>
+              <w:right w:type="dxa" w:w="130"/>
+            </w:tcMar>
+            <w:vAlign w:val="center"/>
+          </w:tcPr>
+          <w:p>
+            <w:pPr>
+              <w:spacing w:after="0" w:line="252"/>
+            </w:pPr>
+            <w:r>
+              <w:rPr>
+                <w:rFonts w:ascii="Arial" w:cs="Arial" w:eastAsia="Arial" w:hAnsi="Arial"/>
+                <w:b w:val="false"/>
+                <w:bCs w:val="false"/>
+                <w:sz w:val="20"/>
+                <w:szCs w:val="20"/>
+              </w:rPr>
+              <w:t xml:space="preserve">Usuarios individuales</w:t>
+            </w:r>
+          </w:p>
+        </w:tc>
+        <w:tc>
+          <w:tcPr>
+            <w:tcW w:type="dxa" w:w="3600"/>
+            <w:tcBorders>
+              <w:top w:val="single" w:color="BFBFBF" w:sz="1"/>
+              <w:left w:val="single" w:color="BFBFBF" w:sz="1"/>
+              <w:bottom w:val="single" w:color="BFBFBF" w:sz="1"/>
+              <w:right w:val="single" w:color="BFBFBF" w:sz="1"/>
+            </w:tcBorders>
+            <w:shd w:fill="F2F2F2" w:val="clear"/>
+            <w:tcMar>
+              <w:top w:type="dxa" w:w="90"/>
+              <w:left w:type="dxa" w:w="130"/>
+              <w:bottom w:type="dxa" w:w="90"/>
+              <w:right w:type="dxa" w:w="130"/>
+            </w:tcMar>
+            <w:vAlign w:val="center"/>
+          </w:tcPr>
+          <w:p>
+            <w:pPr>
+              <w:spacing w:after="0" w:line="252"/>
+            </w:pPr>
+            <w:r>
+              <w:rPr>
+                <w:rFonts w:ascii="Arial" w:cs="Arial" w:eastAsia="Arial" w:hAnsi="Arial"/>
+                <w:b w:val="false"/>
+                <w:bCs w:val="false"/>
+                <w:sz w:val="20"/>
+                <w:szCs w:val="20"/>
+              </w:rPr>
+              <w:t xml:space="preserve">Alta de las 46 cuentas con contraseña propia. Hoy el acceso es con un usuario compartido de administrador.</w:t>
+            </w:r>
+          </w:p>
+        </w:tc>
+      </w:tr>
+      <w:tr>
+        <w:trPr>
+          <w:tblHeader w:val="off"/>
+        </w:trPr>
+        <w:tc>
+          <w:tcPr>
+            <w:tcW w:type="dxa" w:w="6038"/>
+            <w:tcBorders>
+              <w:top w:val="single" w:color="BFBFBF" w:sz="1"/>
+              <w:left w:val="single" w:color="BFBFBF" w:sz="1"/>
+              <w:bottom w:val="single" w:color="BFBFBF" w:sz="1"/>
+              <w:right w:val="single" w:color="BFBFBF" w:sz="1"/>
+            </w:tcBorders>
+            <w:tcMar>
+              <w:top w:type="dxa" w:w="90"/>
+              <w:left w:type="dxa" w:w="130"/>
+              <w:bottom w:type="dxa" w:w="90"/>
+              <w:right w:type="dxa" w:w="130"/>
+            </w:tcMar>
+            <w:vAlign w:val="center"/>
+          </w:tcPr>
+          <w:p>
+            <w:pPr>
+              <w:spacing w:after="0" w:line="252"/>
+            </w:pPr>
+            <w:r>
+              <w:rPr>
+                <w:rFonts w:ascii="Arial" w:cs="Arial" w:eastAsia="Arial" w:hAnsi="Arial"/>
+                <w:b w:val="false"/>
+                <w:bCs w:val="false"/>
+                <w:sz w:val="20"/>
+                <w:szCs w:val="20"/>
+              </w:rPr>
+              <w:t xml:space="preserve">Configuración</w:t>
+            </w:r>
+          </w:p>
+        </w:tc>
+        <w:tc>
+          <w:tcPr>
+            <w:tcW w:type="dxa" w:w="3600"/>
+            <w:tcBorders>
+              <w:top w:val="single" w:color="BFBFBF" w:sz="1"/>
+              <w:left w:val="single" w:color="BFBFBF" w:sz="1"/>
+              <w:bottom w:val="single" w:color="BFBFBF" w:sz="1"/>
+              <w:right w:val="single" w:color="BFBFBF" w:sz="1"/>
+            </w:tcBorders>
+            <w:tcMar>
+              <w:top w:type="dxa" w:w="90"/>
+              <w:left w:type="dxa" w:w="130"/>
+              <w:bottom w:type="dxa" w:w="90"/>
+              <w:right w:type="dxa" w:w="130"/>
+            </w:tcMar>
+            <w:vAlign w:val="center"/>
+          </w:tcPr>
+          <w:p>
+            <w:pPr>
+              <w:spacing w:after="0" w:line="252"/>
+            </w:pPr>
+            <w:r>
+              <w:rPr>
+                <w:rFonts w:ascii="Arial" w:cs="Arial" w:eastAsia="Arial" w:hAnsi="Arial"/>
+                <w:b w:val="false"/>
+                <w:bCs w:val="false"/>
+                <w:sz w:val="20"/>
+                <w:szCs w:val="20"/>
+              </w:rPr>
+              <w:t xml:space="preserve">Roles y permisos, estados de OT, áreas con sus políticas de garantía y parámetros de la empresa.</w:t>
+            </w:r>
+          </w:p>
+        </w:tc>
+      </w:tr>
+      <w:tr>
+        <w:trPr>
+          <w:tblHeader w:val="off"/>
+        </w:trPr>
+        <w:tc>
+          <w:tcPr>
+            <w:tcW w:type="dxa" w:w="6038"/>
+            <w:tcBorders>
+              <w:top w:val="single" w:color="BFBFBF" w:sz="1"/>
+              <w:left w:val="single" w:color="BFBFBF" w:sz="1"/>
+              <w:bottom w:val="single" w:color="BFBFBF" w:sz="1"/>
+              <w:right w:val="single" w:color="BFBFBF" w:sz="1"/>
+            </w:tcBorders>
+            <w:shd w:fill="F2F2F2" w:val="clear"/>
+            <w:tcMar>
+              <w:top w:type="dxa" w:w="90"/>
+              <w:left w:type="dxa" w:w="130"/>
+              <w:bottom w:type="dxa" w:w="90"/>
+              <w:right w:type="dxa" w:w="130"/>
+            </w:tcMar>
+            <w:vAlign w:val="center"/>
+          </w:tcPr>
+          <w:p>
+            <w:pPr>
+              <w:spacing w:after="0" w:line="252"/>
+            </w:pPr>
+            <w:r>
+              <w:rPr>
+                <w:rFonts w:ascii="Arial" w:cs="Arial" w:eastAsia="Arial" w:hAnsi="Arial"/>
+                <w:b w:val="false"/>
+                <w:bCs w:val="false"/>
+                <w:sz w:val="20"/>
+                <w:szCs w:val="20"/>
+              </w:rPr>
+              <w:t xml:space="preserve">Capacitación</w:t>
+            </w:r>
+          </w:p>
+        </w:tc>
+        <w:tc>
+          <w:tcPr>
+            <w:tcW w:type="dxa" w:w="3600"/>
+            <w:tcBorders>
+              <w:top w:val="single" w:color="BFBFBF" w:sz="1"/>
+              <w:left w:val="single" w:color="BFBFBF" w:sz="1"/>
+              <w:bottom w:val="single" w:color="BFBFBF" w:sz="1"/>
+              <w:right w:val="single" w:color="BFBFBF" w:sz="1"/>
+            </w:tcBorders>
+            <w:shd w:fill="F2F2F2" w:val="clear"/>
+            <w:tcMar>
+              <w:top w:type="dxa" w:w="90"/>
+              <w:left w:type="dxa" w:w="130"/>
+              <w:bottom w:type="dxa" w:w="90"/>
+              <w:right w:type="dxa" w:w="130"/>
+            </w:tcMar>
+            <w:vAlign w:val="center"/>
+          </w:tcPr>
+          <w:p>
+            <w:pPr>
+              <w:spacing w:after="0" w:line="252"/>
+            </w:pPr>
+            <w:r>
+              <w:rPr>
+                <w:rFonts w:ascii="Arial" w:cs="Arial" w:eastAsia="Arial" w:hAnsi="Arial"/>
+                <w:b w:val="false"/>
+                <w:bCs w:val="false"/>
+                <w:sz w:val="20"/>
+                <w:szCs w:val="20"/>
+              </w:rPr>
+              <w:t xml:space="preserve">2 jornadas: una de administración (cierre, usuarios, configuración) y una de taller (recepción, diagnóstico, presupuesto, ejecución). Material de consulta.</w:t>
+            </w:r>
+          </w:p>
+        </w:tc>
+      </w:tr>
+      <w:tr>
+        <w:trPr>
+          <w:tblHeader w:val="off"/>
+        </w:trPr>
+        <w:tc>
+          <w:tcPr>
+            <w:tcW w:type="dxa" w:w="6038"/>
+            <w:tcBorders>
+              <w:top w:val="single" w:color="BFBFBF" w:sz="1"/>
+              <w:left w:val="single" w:color="BFBFBF" w:sz="1"/>
+              <w:bottom w:val="single" w:color="BFBFBF" w:sz="1"/>
+              <w:right w:val="single" w:color="BFBFBF" w:sz="1"/>
+            </w:tcBorders>
+            <w:tcMar>
+              <w:top w:type="dxa" w:w="90"/>
+              <w:left w:type="dxa" w:w="130"/>
+              <w:bottom w:type="dxa" w:w="90"/>
+              <w:right w:type="dxa" w:w="130"/>
+            </w:tcMar>
+            <w:vAlign w:val="center"/>
+          </w:tcPr>
+          <w:p>
+            <w:pPr>
+              <w:spacing w:after="0" w:line="252"/>
+            </w:pPr>
+            <w:r>
+              <w:rPr>
+                <w:rFonts w:ascii="Arial" w:cs="Arial" w:eastAsia="Arial" w:hAnsi="Arial"/>
+                <w:b w:val="false"/>
+                <w:bCs w:val="false"/>
+                <w:sz w:val="20"/>
+                <w:szCs w:val="20"/>
+              </w:rPr>
+              <w:t xml:space="preserve">Habilitación de módulos</w:t>
+            </w:r>
+          </w:p>
+        </w:tc>
+        <w:tc>
+          <w:tcPr>
+            <w:tcW w:type="dxa" w:w="3600"/>
+            <w:tcBorders>
+              <w:top w:val="single" w:color="BFBFBF" w:sz="1"/>
+              <w:left w:val="single" w:color="BFBFBF" w:sz="1"/>
+              <w:bottom w:val="single" w:color="BFBFBF" w:sz="1"/>
+              <w:right w:val="single" w:color="BFBFBF" w:sz="1"/>
+            </w:tcBorders>
+            <w:tcMar>
+              <w:top w:type="dxa" w:w="90"/>
+              <w:left w:type="dxa" w:w="130"/>
+              <w:bottom w:type="dxa" w:w="90"/>
+              <w:right w:type="dxa" w:w="130"/>
+            </w:tcMar>
+            <w:vAlign w:val="center"/>
+          </w:tcPr>
+          <w:p>
+            <w:pPr>
+              <w:spacing w:after="0" w:line="252"/>
+            </w:pPr>
+            <w:r>
+              <w:rPr>
+                <w:rFonts w:ascii="Arial" w:cs="Arial" w:eastAsia="Arial" w:hAnsi="Arial"/>
+                <w:b w:val="false"/>
+                <w:bCs w:val="false"/>
+                <w:sz w:val="20"/>
+                <w:szCs w:val="20"/>
+              </w:rPr>
+              <w:t xml:space="preserve">Catálogo de repuestos contra el ERP (con definición de qué lista de precios se usa), envío de avisos por WhatsApp y asistente con IA con su límite de consumo configurado.</w:t>
+            </w:r>
+          </w:p>
+        </w:tc>
+      </w:tr>
+      <w:tr>
+        <w:trPr>
+          <w:tblHeader w:val="off"/>
+        </w:trPr>
+        <w:tc>
+          <w:tcPr>
+            <w:tcW w:type="dxa" w:w="6038"/>
+            <w:tcBorders>
+              <w:top w:val="single" w:color="BFBFBF" w:sz="1"/>
+              <w:left w:val="single" w:color="BFBFBF" w:sz="1"/>
+              <w:bottom w:val="single" w:color="BFBFBF" w:sz="1"/>
+              <w:right w:val="single" w:color="BFBFBF" w:sz="1"/>
+            </w:tcBorders>
+            <w:shd w:fill="F2F2F2" w:val="clear"/>
+            <w:tcMar>
+              <w:top w:type="dxa" w:w="90"/>
+              <w:left w:type="dxa" w:w="130"/>
+              <w:bottom w:type="dxa" w:w="90"/>
+              <w:right w:type="dxa" w:w="130"/>
+            </w:tcMar>
+            <w:vAlign w:val="center"/>
+          </w:tcPr>
+          <w:p>
+            <w:pPr>
+              <w:spacing w:after="0" w:line="252"/>
+            </w:pPr>
+            <w:r>
+              <w:rPr>
+                <w:rFonts w:ascii="Arial" w:cs="Arial" w:eastAsia="Arial" w:hAnsi="Arial"/>
+                <w:b w:val="false"/>
+                <w:bCs w:val="false"/>
+                <w:sz w:val="20"/>
+                <w:szCs w:val="20"/>
+              </w:rPr>
+              <w:t xml:space="preserve">Garantía de arranque</w:t>
+            </w:r>
+          </w:p>
+        </w:tc>
+        <w:tc>
+          <w:tcPr>
+            <w:tcW w:type="dxa" w:w="3600"/>
+            <w:tcBorders>
+              <w:top w:val="single" w:color="BFBFBF" w:sz="1"/>
+              <w:left w:val="single" w:color="BFBFBF" w:sz="1"/>
+              <w:bottom w:val="single" w:color="BFBFBF" w:sz="1"/>
+              <w:right w:val="single" w:color="BFBFBF" w:sz="1"/>
+            </w:tcBorders>
+            <w:shd w:fill="F2F2F2" w:val="clear"/>
+            <w:tcMar>
+              <w:top w:type="dxa" w:w="90"/>
+              <w:left w:type="dxa" w:w="130"/>
+              <w:bottom w:type="dxa" w:w="90"/>
+              <w:right w:type="dxa" w:w="130"/>
+            </w:tcMar>
+            <w:vAlign w:val="center"/>
+          </w:tcPr>
+          <w:p>
+            <w:pPr>
+              <w:spacing w:after="0" w:line="252"/>
+            </w:pPr>
+            <w:r>
+              <w:rPr>
+                <w:rFonts w:ascii="Arial" w:cs="Arial" w:eastAsia="Arial" w:hAnsi="Arial"/>
+                <w:b w:val="false"/>
+                <w:bCs w:val="false"/>
+                <w:sz w:val="20"/>
+                <w:szCs w:val="20"/>
+              </w:rPr>
+              <w:t xml:space="preserve">30 días desde la puesta en marcha para ajustes, consultas y correcciones, sin costo adicional.</w:t>
+            </w:r>
+          </w:p>
+        </w:tc>
+      </w:tr>
+    </w:tbl>
+    <w:p>
+      <w:pPr>
+        <w:spacing w:after="140"/>
+      </w:pPr>
+    </w:p>
+    <w:p>
+      <w:pPr>
+        <w:pStyle w:val="Heading1"/>
+        <w:spacing w:after="160" w:before="320"/>
+      </w:pPr>
+      <w:r>
+        <w:rPr>
+          <w:rFonts w:ascii="Arial" w:cs="Arial" w:eastAsia="Arial" w:hAnsi="Arial"/>
+          <w:b/>
+          <w:bCs/>
+          <w:color w:val="1F3864"/>
+          <w:sz w:val="26"/>
+          <w:szCs w:val="26"/>
+        </w:rPr>
+        <w:t xml:space="preserve">5. Condiciones comerciales</w:t>
+      </w:r>
+    </w:p>
+    <w:tbl>
+      <w:tblPr>
+        <w:tblW w:type="dxa" w:w="9638"/>
+        <w:tblBorders>
+          <w:top w:val="single" w:color="auto" w:sz="4"/>
+          <w:left w:val="single" w:color="auto" w:sz="4"/>
+          <w:bottom w:val="single" w:color="auto" w:sz="4"/>
+          <w:right w:val="single" w:color="auto" w:sz="4"/>
+          <w:insideH w:val="single" w:color="auto" w:sz="4"/>
+          <w:insideV w:val="single" w:color="auto" w:sz="4"/>
+        </w:tblBorders>
+      </w:tblPr>
+      <w:tblGrid>
+        <w:gridCol w:w="3000"/>
+        <w:gridCol w:w="6638"/>
+      </w:tblGrid>
+      <w:tr>
+        <w:trPr>
+          <w:tblHeader/>
+        </w:trPr>
+        <w:tc>
+          <w:tcPr>
+            <w:tcW w:type="dxa" w:w="3000"/>
+            <w:tcBorders>
+              <w:top w:val="single" w:color="BFBFBF" w:sz="1"/>
+              <w:left w:val="single" w:color="BFBFBF" w:sz="1"/>
+              <w:bottom w:val="single" w:color="BFBFBF" w:sz="1"/>
+              <w:right w:val="single" w:color="BFBFBF" w:sz="1"/>
+            </w:tcBorders>
+            <w:shd w:fill="1F3864" w:val="clear"/>
+            <w:tcMar>
+              <w:top w:type="dxa" w:w="90"/>
+              <w:left w:type="dxa" w:w="130"/>
+              <w:bottom w:type="dxa" w:w="90"/>
+              <w:right w:type="dxa" w:w="130"/>
+            </w:tcMar>
+            <w:vAlign w:val="center"/>
+          </w:tcPr>
+          <w:p>
+            <w:pPr>
+              <w:spacing w:after="0" w:line="252"/>
+            </w:pPr>
+            <w:r>
+              <w:rPr>
+                <w:rFonts w:ascii="Arial" w:cs="Arial" w:eastAsia="Arial" w:hAnsi="Arial"/>
+                <w:b/>
+                <w:bCs/>
+                <w:color w:val="FFFFFF"/>
+                <w:sz w:val="20"/>
+                <w:szCs w:val="20"/>
+              </w:rPr>
+              <w:t xml:space="preserve">Condición</w:t>
+            </w:r>
+          </w:p>
+        </w:tc>
+        <w:tc>
+          <w:tcPr>
+            <w:tcW w:type="dxa" w:w="6638"/>
+            <w:tcBorders>
+              <w:top w:val="single" w:color="BFBFBF" w:sz="1"/>
+              <w:left w:val="single" w:color="BFBFBF" w:sz="1"/>
+              <w:bottom w:val="single" w:color="BFBFBF" w:sz="1"/>
+              <w:right w:val="single" w:color="BFBFBF" w:sz="1"/>
+            </w:tcBorders>
+            <w:shd w:fill="1F3864" w:val="clear"/>
+            <w:tcMar>
+              <w:top w:type="dxa" w:w="90"/>
+              <w:left w:type="dxa" w:w="130"/>
+              <w:bottom w:type="dxa" w:w="90"/>
+              <w:right w:type="dxa" w:w="130"/>
+            </w:tcMar>
+            <w:vAlign w:val="center"/>
+          </w:tcPr>
+          <w:p>
+            <w:pPr>
+              <w:spacing w:after="0" w:line="252"/>
+            </w:pPr>
+            <w:r>
+              <w:rPr>
+                <w:rFonts w:ascii="Arial" w:cs="Arial" w:eastAsia="Arial" w:hAnsi="Arial"/>
+                <w:b/>
+                <w:bCs/>
+                <w:color w:val="FFFFFF"/>
+                <w:sz w:val="20"/>
+                <w:szCs w:val="20"/>
+              </w:rPr>
+              <w:t xml:space="preserve">Detalle</w:t>
+            </w:r>
+          </w:p>
+        </w:tc>
+      </w:tr>
+      <w:tr>
+        <w:trPr>
+          <w:tblHeader w:val="off"/>
+        </w:trPr>
+        <w:tc>
+          <w:tcPr>
+            <w:tcW w:type="dxa" w:w="3000"/>
+            <w:tcBorders>
+              <w:top w:val="single" w:color="BFBFBF" w:sz="1"/>
+              <w:left w:val="single" w:color="BFBFBF" w:sz="1"/>
+              <w:bottom w:val="single" w:color="BFBFBF" w:sz="1"/>
+              <w:right w:val="single" w:color="BFBFBF" w:sz="1"/>
+            </w:tcBorders>
+            <w:tcMar>
+              <w:top w:type="dxa" w:w="90"/>
+              <w:left w:type="dxa" w:w="130"/>
+              <w:bottom w:type="dxa" w:w="90"/>
+              <w:right w:type="dxa" w:w="130"/>
+            </w:tcMar>
+            <w:vAlign w:val="center"/>
+          </w:tcPr>
+          <w:p>
+            <w:pPr>
+              <w:spacing w:after="0" w:line="252"/>
+            </w:pPr>
+            <w:r>
+              <w:rPr>
+                <w:rFonts w:ascii="Arial" w:cs="Arial" w:eastAsia="Arial" w:hAnsi="Arial"/>
+                <w:b w:val="false"/>
+                <w:bCs w:val="false"/>
+                <w:sz w:val="20"/>
+                <w:szCs w:val="20"/>
+              </w:rPr>
+              <w:t xml:space="preserve">Ajuste de precio</w:t>
+            </w:r>
+          </w:p>
+        </w:tc>
+        <w:tc>
+          <w:tcPr>
+            <w:tcW w:type="dxa" w:w="6638"/>
+            <w:tcBorders>
+              <w:top w:val="single" w:color="BFBFBF" w:sz="1"/>
+              <w:left w:val="single" w:color="BFBFBF" w:sz="1"/>
+              <w:bottom w:val="single" w:color="BFBFBF" w:sz="1"/>
+              <w:right w:val="single" w:color="BFBFBF" w:sz="1"/>
+            </w:tcBorders>
+            <w:tcMar>
+              <w:top w:type="dxa" w:w="90"/>
+              <w:left w:type="dxa" w:w="130"/>
+              <w:bottom w:type="dxa" w:w="90"/>
+              <w:right w:type="dxa" w:w="130"/>
+            </w:tcMar>
+            <w:vAlign w:val="center"/>
+          </w:tcPr>
+          <w:p>
+            <w:pPr>
+              <w:spacing w:after="0" w:line="252"/>
+            </w:pPr>
+            <w:r>
+              <w:rPr>
+                <w:rFonts w:ascii="Arial" w:cs="Arial" w:eastAsia="Arial" w:hAnsi="Arial"/>
+                <w:b w:val="false"/>
+                <w:bCs w:val="false"/>
+                <w:sz w:val="20"/>
+                <w:szCs w:val="20"/>
+              </w:rPr>
+              <w:t xml:space="preserve">El abono base se ajusta cada trimestre por el IPC (INDEC) publicado, en el primer día de cada trimestre.</w:t>
+            </w:r>
+          </w:p>
+        </w:tc>
+      </w:tr>
+      <w:tr>
+        <w:trPr>
+          <w:tblHeader w:val="off"/>
+        </w:trPr>
+        <w:tc>
+          <w:tcPr>
+            <w:tcW w:type="dxa" w:w="3000"/>
+            <w:tcBorders>
+              <w:top w:val="single" w:color="BFBFBF" w:sz="1"/>
+              <w:left w:val="single" w:color="BFBFBF" w:sz="1"/>
+              <w:bottom w:val="single" w:color="BFBFBF" w:sz="1"/>
+              <w:right w:val="single" w:color="BFBFBF" w:sz="1"/>
+            </w:tcBorders>
+            <w:shd w:fill="F2F2F2" w:val="clear"/>
+            <w:tcMar>
+              <w:top w:type="dxa" w:w="90"/>
+              <w:left w:type="dxa" w:w="130"/>
+              <w:bottom w:type="dxa" w:w="90"/>
+              <w:right w:type="dxa" w:w="130"/>
+            </w:tcMar>
+            <w:vAlign w:val="center"/>
+          </w:tcPr>
+          <w:p>
+            <w:pPr>
+              <w:spacing w:after="0" w:line="252"/>
+            </w:pPr>
+            <w:r>
+              <w:rPr>
+                <w:rFonts w:ascii="Arial" w:cs="Arial" w:eastAsia="Arial" w:hAnsi="Arial"/>
+                <w:b w:val="false"/>
+                <w:bCs w:val="false"/>
+                <w:sz w:val="20"/>
+                <w:szCs w:val="20"/>
+              </w:rPr>
+              <w:t xml:space="preserve">Estructura de cobro</w:t>
+            </w:r>
+          </w:p>
+        </w:tc>
+        <w:tc>
+          <w:tcPr>
+            <w:tcW w:type="dxa" w:w="6638"/>
+            <w:tcBorders>
+              <w:top w:val="single" w:color="BFBFBF" w:sz="1"/>
+              <w:left w:val="single" w:color="BFBFBF" w:sz="1"/>
+              <w:bottom w:val="single" w:color="BFBFBF" w:sz="1"/>
+              <w:right w:val="single" w:color="BFBFBF" w:sz="1"/>
+            </w:tcBorders>
+            <w:shd w:fill="F2F2F2" w:val="clear"/>
+            <w:tcMar>
+              <w:top w:type="dxa" w:w="90"/>
+              <w:left w:type="dxa" w:w="130"/>
+              <w:bottom w:type="dxa" w:w="90"/>
+              <w:right w:type="dxa" w:w="130"/>
+            </w:tcMar>
+            <w:vAlign w:val="center"/>
+          </w:tcPr>
+          <w:p>
+            <w:pPr>
+              <w:spacing w:after="0" w:line="252"/>
+            </w:pPr>
+            <w:r>
+              <w:rPr>
+                <w:rFonts w:ascii="Arial" w:cs="Arial" w:eastAsia="Arial" w:hAnsi="Arial"/>
+                <w:b w:val="false"/>
+                <w:bCs w:val="false"/>
+                <w:sz w:val="20"/>
+                <w:szCs w:val="20"/>
+              </w:rPr>
+              <w:t xml:space="preserve">El mes 1 se factura en un solo pago de ARS 500.000, que incluye la puesta en marcha y el primer mes de servicio. Del mes 2 en adelante, el abono es de ARS 300.000 por mes.</w:t>
+            </w:r>
+          </w:p>
+        </w:tc>
+      </w:tr>
+      <w:tr>
+        <w:trPr>
+          <w:tblHeader w:val="off"/>
+        </w:trPr>
+        <w:tc>
+          <w:tcPr>
+            <w:tcW w:type="dxa" w:w="3000"/>
+            <w:tcBorders>
+              <w:top w:val="single" w:color="BFBFBF" w:sz="1"/>
+              <w:left w:val="single" w:color="BFBFBF" w:sz="1"/>
+              <w:bottom w:val="single" w:color="BFBFBF" w:sz="1"/>
+              <w:right w:val="single" w:color="BFBFBF" w:sz="1"/>
+            </w:tcBorders>
+            <w:tcMar>
+              <w:top w:type="dxa" w:w="90"/>
+              <w:left w:type="dxa" w:w="130"/>
+              <w:bottom w:type="dxa" w:w="90"/>
+              <w:right w:type="dxa" w:w="130"/>
+            </w:tcMar>
+            <w:vAlign w:val="center"/>
+          </w:tcPr>
+          <w:p>
+            <w:pPr>
+              <w:spacing w:after="0" w:line="252"/>
+            </w:pPr>
+            <w:r>
+              <w:rPr>
+                <w:rFonts w:ascii="Arial" w:cs="Arial" w:eastAsia="Arial" w:hAnsi="Arial"/>
+                <w:b w:val="false"/>
+                <w:bCs w:val="false"/>
+                <w:sz w:val="20"/>
+                <w:szCs w:val="20"/>
+              </w:rPr>
+              <w:t xml:space="preserve">Precio de lista</w:t>
+            </w:r>
+          </w:p>
+        </w:tc>
+        <w:tc>
+          <w:tcPr>
+            <w:tcW w:type="dxa" w:w="6638"/>
+            <w:tcBorders>
+              <w:top w:val="single" w:color="BFBFBF" w:sz="1"/>
+              <w:left w:val="single" w:color="BFBFBF" w:sz="1"/>
+              <w:bottom w:val="single" w:color="BFBFBF" w:sz="1"/>
+              <w:right w:val="single" w:color="BFBFBF" w:sz="1"/>
+            </w:tcBorders>
+            <w:tcMar>
+              <w:top w:type="dxa" w:w="90"/>
+              <w:left w:type="dxa" w:w="130"/>
+              <w:bottom w:type="dxa" w:w="90"/>
+              <w:right w:type="dxa" w:w="130"/>
+            </w:tcMar>
+            <w:vAlign w:val="center"/>
+          </w:tcPr>
+          <w:p>
+            <w:pPr>
+              <w:spacing w:after="0" w:line="252"/>
+            </w:pPr>
+            <w:r>
+              <w:rPr>
+                <w:rFonts w:ascii="Arial" w:cs="Arial" w:eastAsia="Arial" w:hAnsi="Arial"/>
+                <w:b w:val="false"/>
+                <w:bCs w:val="false"/>
+                <w:sz w:val="20"/>
+                <w:szCs w:val="20"/>
+              </w:rPr>
+              <w:t xml:space="preserve">ARS 300.000 por mes es el precio de lista del abono, sin salto de precio por antigüedad ni por volumen.</w:t>
+            </w:r>
+          </w:p>
+        </w:tc>
+      </w:tr>
+      <w:tr>
+        <w:trPr>
+          <w:tblHeader w:val="off"/>
+        </w:trPr>
+        <w:tc>
+          <w:tcPr>
+            <w:tcW w:type="dxa" w:w="3000"/>
+            <w:tcBorders>
+              <w:top w:val="single" w:color="BFBFBF" w:sz="1"/>
+              <w:left w:val="single" w:color="BFBFBF" w:sz="1"/>
+              <w:bottom w:val="single" w:color="BFBFBF" w:sz="1"/>
+              <w:right w:val="single" w:color="BFBFBF" w:sz="1"/>
+            </w:tcBorders>
+            <w:shd w:fill="F2F2F2" w:val="clear"/>
+            <w:tcMar>
+              <w:top w:type="dxa" w:w="90"/>
+              <w:left w:type="dxa" w:w="130"/>
+              <w:bottom w:type="dxa" w:w="90"/>
+              <w:right w:type="dxa" w:w="130"/>
+            </w:tcMar>
+            <w:vAlign w:val="center"/>
+          </w:tcPr>
+          <w:p>
+            <w:pPr>
+              <w:spacing w:after="0" w:line="252"/>
+            </w:pPr>
+            <w:r>
+              <w:rPr>
+                <w:rFonts w:ascii="Arial" w:cs="Arial" w:eastAsia="Arial" w:hAnsi="Arial"/>
+                <w:b w:val="false"/>
+                <w:bCs w:val="false"/>
+                <w:sz w:val="20"/>
+                <w:szCs w:val="20"/>
+              </w:rPr>
+              <w:t xml:space="preserve">Plazo mínimo</w:t>
+            </w:r>
+          </w:p>
+        </w:tc>
+        <w:tc>
+          <w:tcPr>
+            <w:tcW w:type="dxa" w:w="6638"/>
+            <w:tcBorders>
+              <w:top w:val="single" w:color="BFBFBF" w:sz="1"/>
+              <w:left w:val="single" w:color="BFBFBF" w:sz="1"/>
+              <w:bottom w:val="single" w:color="BFBFBF" w:sz="1"/>
+              <w:right w:val="single" w:color="BFBFBF" w:sz="1"/>
+            </w:tcBorders>
+            <w:shd w:fill="F2F2F2" w:val="clear"/>
+            <w:tcMar>
+              <w:top w:type="dxa" w:w="90"/>
+              <w:left w:type="dxa" w:w="130"/>
+              <w:bottom w:type="dxa" w:w="90"/>
+              <w:right w:type="dxa" w:w="130"/>
+            </w:tcMar>
+            <w:vAlign w:val="center"/>
+          </w:tcPr>
+          <w:p>
+            <w:pPr>
+              <w:spacing w:after="0" w:line="252"/>
+            </w:pPr>
+            <w:r>
+              <w:rPr>
+                <w:rFonts w:ascii="Arial" w:cs="Arial" w:eastAsia="Arial" w:hAnsi="Arial"/>
+                <w:b w:val="false"/>
+                <w:bCs w:val="false"/>
+                <w:sz w:val="20"/>
+                <w:szCs w:val="20"/>
+              </w:rPr>
+              <w:t xml:space="preserve">12 meses. Es el tiempo mínimo para que la puesta en marcha se amortice y para que el equipo del taller empiece a trabajar con el sistema a pleno.</w:t>
+            </w:r>
+          </w:p>
+        </w:tc>
+      </w:tr>
+      <w:tr>
+        <w:trPr>
+          <w:tblHeader w:val="off"/>
+        </w:trPr>
+        <w:tc>
+          <w:tcPr>
+            <w:tcW w:type="dxa" w:w="3000"/>
+            <w:tcBorders>
+              <w:top w:val="single" w:color="BFBFBF" w:sz="1"/>
+              <w:left w:val="single" w:color="BFBFBF" w:sz="1"/>
+              <w:bottom w:val="single" w:color="BFBFBF" w:sz="1"/>
+              <w:right w:val="single" w:color="BFBFBF" w:sz="1"/>
+            </w:tcBorders>
+            <w:tcMar>
+              <w:top w:type="dxa" w:w="90"/>
+              <w:left w:type="dxa" w:w="130"/>
+              <w:bottom w:type="dxa" w:w="90"/>
+              <w:right w:type="dxa" w:w="130"/>
+            </w:tcMar>
+            <w:vAlign w:val="center"/>
+          </w:tcPr>
+          <w:p>
+            <w:pPr>
+              <w:spacing w:after="0" w:line="252"/>
+            </w:pPr>
+            <w:r>
+              <w:rPr>
+                <w:rFonts w:ascii="Arial" w:cs="Arial" w:eastAsia="Arial" w:hAnsi="Arial"/>
+                <w:b w:val="false"/>
+                <w:bCs w:val="false"/>
+                <w:sz w:val="20"/>
+                <w:szCs w:val="20"/>
+              </w:rPr>
+              <w:t xml:space="preserve">Forma de pago</w:t>
+            </w:r>
+          </w:p>
+        </w:tc>
+        <w:tc>
+          <w:tcPr>
+            <w:tcW w:type="dxa" w:w="6638"/>
+            <w:tcBorders>
+              <w:top w:val="single" w:color="BFBFBF" w:sz="1"/>
+              <w:left w:val="single" w:color="BFBFBF" w:sz="1"/>
+              <w:bottom w:val="single" w:color="BFBFBF" w:sz="1"/>
+              <w:right w:val="single" w:color="BFBFBF" w:sz="1"/>
+            </w:tcBorders>
+            <w:tcMar>
+              <w:top w:type="dxa" w:w="90"/>
+              <w:left w:type="dxa" w:w="130"/>
+              <w:bottom w:type="dxa" w:w="90"/>
+              <w:right w:type="dxa" w:w="130"/>
+            </w:tcMar>
+            <w:vAlign w:val="center"/>
+          </w:tcPr>
+          <w:p>
+            <w:pPr>
+              <w:spacing w:after="0" w:line="252"/>
+            </w:pPr>
+            <w:r>
+              <w:rPr>
+                <w:rFonts w:ascii="Arial" w:cs="Arial" w:eastAsia="Arial" w:hAnsi="Arial"/>
+                <w:b w:val="false"/>
+                <w:bCs w:val="false"/>
+                <w:sz w:val="20"/>
+                <w:szCs w:val="20"/>
+              </w:rPr>
+              <w:t xml:space="preserve">Mensual, por adelantado, contra factura electrónica (AFIP/ARCA). El abono se emite el primer día de cada mes.</w:t>
+            </w:r>
+          </w:p>
+        </w:tc>
+      </w:tr>
+      <w:tr>
+        <w:trPr>
+          <w:tblHeader w:val="off"/>
+        </w:trPr>
+        <w:tc>
+          <w:tcPr>
+            <w:tcW w:type="dxa" w:w="3000"/>
+            <w:tcBorders>
+              <w:top w:val="single" w:color="BFBFBF" w:sz="1"/>
+              <w:left w:val="single" w:color="BFBFBF" w:sz="1"/>
+              <w:bottom w:val="single" w:color="BFBFBF" w:sz="1"/>
+              <w:right w:val="single" w:color="BFBFBF" w:sz="1"/>
+            </w:tcBorders>
+            <w:shd w:fill="F2F2F2" w:val="clear"/>
+            <w:tcMar>
+              <w:top w:type="dxa" w:w="90"/>
+              <w:left w:type="dxa" w:w="130"/>
+              <w:bottom w:type="dxa" w:w="90"/>
+              <w:right w:type="dxa" w:w="130"/>
+            </w:tcMar>
+            <w:vAlign w:val="center"/>
+          </w:tcPr>
+          <w:p>
+            <w:pPr>
+              <w:spacing w:after="0" w:line="252"/>
+            </w:pPr>
+            <w:r>
+              <w:rPr>
+                <w:rFonts w:ascii="Arial" w:cs="Arial" w:eastAsia="Arial" w:hAnsi="Arial"/>
+                <w:b w:val="false"/>
+                <w:bCs w:val="false"/>
+                <w:sz w:val="20"/>
+                <w:szCs w:val="20"/>
+              </w:rPr>
+              <w:t xml:space="preserve">Bonificaciones</w:t>
+            </w:r>
+          </w:p>
+        </w:tc>
+        <w:tc>
+          <w:tcPr>
+            <w:tcW w:type="dxa" w:w="6638"/>
+            <w:tcBorders>
+              <w:top w:val="single" w:color="BFBFBF" w:sz="1"/>
+              <w:left w:val="single" w:color="BFBFBF" w:sz="1"/>
+              <w:bottom w:val="single" w:color="BFBFBF" w:sz="1"/>
+              <w:right w:val="single" w:color="BFBFBF" w:sz="1"/>
+            </w:tcBorders>
+            <w:shd w:fill="F2F2F2" w:val="clear"/>
+            <w:tcMar>
+              <w:top w:type="dxa" w:w="90"/>
+              <w:left w:type="dxa" w:w="130"/>
+              <w:bottom w:type="dxa" w:w="90"/>
+              <w:right w:type="dxa" w:w="130"/>
+            </w:tcMar>
+            <w:vAlign w:val="center"/>
+          </w:tcPr>
+          <w:p>
+            <w:pPr>
+              <w:spacing w:after="0" w:line="252"/>
+            </w:pPr>
+            <w:r>
+              <w:rPr>
+                <w:rFonts w:ascii="Arial" w:cs="Arial" w:eastAsia="Arial" w:hAnsi="Arial"/>
+                <w:b w:val="false"/>
+                <w:bCs w:val="false"/>
+                <w:sz w:val="20"/>
+                <w:szCs w:val="20"/>
+              </w:rPr>
+              <w:t xml:space="preserve">12 meses de abono abonados por adelantado: 2 meses sin cargo (ARS 3.000.000 por año). La puesta en marcha no se bonifica.</w:t>
+            </w:r>
+          </w:p>
+        </w:tc>
+      </w:tr>
+      <w:tr>
+        <w:trPr>
+          <w:tblHeader w:val="off"/>
+        </w:trPr>
+        <w:tc>
+          <w:tcPr>
+            <w:tcW w:type="dxa" w:w="3000"/>
+            <w:tcBorders>
+              <w:top w:val="single" w:color="BFBFBF" w:sz="1"/>
+              <w:left w:val="single" w:color="BFBFBF" w:sz="1"/>
+              <w:bottom w:val="single" w:color="BFBFBF" w:sz="1"/>
+              <w:right w:val="single" w:color="BFBFBF" w:sz="1"/>
+            </w:tcBorders>
+            <w:tcMar>
+              <w:top w:type="dxa" w:w="90"/>
+              <w:left w:type="dxa" w:w="130"/>
+              <w:bottom w:type="dxa" w:w="90"/>
+              <w:right w:type="dxa" w:w="130"/>
+            </w:tcMar>
+            <w:vAlign w:val="center"/>
+          </w:tcPr>
+          <w:p>
+            <w:pPr>
+              <w:spacing w:after="0" w:line="252"/>
+            </w:pPr>
+            <w:r>
+              <w:rPr>
+                <w:rFonts w:ascii="Arial" w:cs="Arial" w:eastAsia="Arial" w:hAnsi="Arial"/>
+                <w:b w:val="false"/>
+                <w:bCs w:val="false"/>
+                <w:sz w:val="20"/>
+                <w:szCs w:val="20"/>
+              </w:rPr>
+              <w:t xml:space="preserve">Baja</w:t>
+            </w:r>
+          </w:p>
+        </w:tc>
+        <w:tc>
+          <w:tcPr>
+            <w:tcW w:type="dxa" w:w="6638"/>
+            <w:tcBorders>
+              <w:top w:val="single" w:color="BFBFBF" w:sz="1"/>
+              <w:left w:val="single" w:color="BFBFBF" w:sz="1"/>
+              <w:bottom w:val="single" w:color="BFBFBF" w:sz="1"/>
+              <w:right w:val="single" w:color="BFBFBF" w:sz="1"/>
+            </w:tcBorders>
+            <w:tcMar>
+              <w:top w:type="dxa" w:w="90"/>
+              <w:left w:type="dxa" w:w="130"/>
+              <w:bottom w:type="dxa" w:w="90"/>
+              <w:right w:type="dxa" w:w="130"/>
+            </w:tcMar>
+            <w:vAlign w:val="center"/>
+          </w:tcPr>
+          <w:p>
+            <w:pPr>
+              <w:spacing w:after="0" w:line="252"/>
+            </w:pPr>
+            <w:r>
+              <w:rPr>
+                <w:rFonts w:ascii="Arial" w:cs="Arial" w:eastAsia="Arial" w:hAnsi="Arial"/>
+                <w:b w:val="false"/>
+                <w:bCs w:val="false"/>
+                <w:sz w:val="20"/>
+                <w:szCs w:val="20"/>
+              </w:rPr>
+              <w:t xml:space="preserve">Preaviso de 60 días. El cliente conserva la exportación de sus datos en formato aberto y el acceso de lectura durante los 90 días siguientes a la baja.</w:t>
+            </w:r>
+          </w:p>
+        </w:tc>
+      </w:tr>
+      <w:tr>
+        <w:trPr>
+          <w:tblHeader w:val="off"/>
+        </w:trPr>
+        <w:tc>
+          <w:tcPr>
+            <w:tcW w:type="dxa" w:w="3000"/>
+            <w:tcBorders>
+              <w:top w:val="single" w:color="BFBFBF" w:sz="1"/>
+              <w:left w:val="single" w:color="BFBFBF" w:sz="1"/>
+              <w:bottom w:val="single" w:color="BFBFBF" w:sz="1"/>
+              <w:right w:val="single" w:color="BFBFBF" w:sz="1"/>
+            </w:tcBorders>
+            <w:shd w:fill="F2F2F2" w:val="clear"/>
+            <w:tcMar>
+              <w:top w:type="dxa" w:w="90"/>
+              <w:left w:type="dxa" w:w="130"/>
+              <w:bottom w:type="dxa" w:w="90"/>
+              <w:right w:type="dxa" w:w="130"/>
+            </w:tcMar>
+            <w:vAlign w:val="center"/>
+          </w:tcPr>
+          <w:p>
+            <w:pPr>
+              <w:spacing w:after="0" w:line="252"/>
+            </w:pPr>
+            <w:r>
+              <w:rPr>
+                <w:rFonts w:ascii="Arial" w:cs="Arial" w:eastAsia="Arial" w:hAnsi="Arial"/>
+                <w:b w:val="false"/>
+                <w:bCs w:val="false"/>
+                <w:sz w:val="20"/>
+                <w:szCs w:val="20"/>
+              </w:rPr>
+              <w:t xml:space="preserve">Propiedad de los datos</w:t>
+            </w:r>
+          </w:p>
+        </w:tc>
+        <w:tc>
+          <w:tcPr>
+            <w:tcW w:type="dxa" w:w="6638"/>
+            <w:tcBorders>
+              <w:top w:val="single" w:color="BFBFBF" w:sz="1"/>
+              <w:left w:val="single" w:color="BFBFBF" w:sz="1"/>
+              <w:bottom w:val="single" w:color="BFBFBF" w:sz="1"/>
+              <w:right w:val="single" w:color="BFBFBF" w:sz="1"/>
+            </w:tcBorders>
+            <w:shd w:fill="F2F2F2" w:val="clear"/>
+            <w:tcMar>
+              <w:top w:type="dxa" w:w="90"/>
+              <w:left w:type="dxa" w:w="130"/>
+              <w:bottom w:type="dxa" w:w="90"/>
+              <w:right w:type="dxa" w:w="130"/>
+            </w:tcMar>
+            <w:vAlign w:val="center"/>
+          </w:tcPr>
+          <w:p>
+            <w:pPr>
+              <w:spacing w:after="0" w:line="252"/>
+            </w:pPr>
+            <w:r>
+              <w:rPr>
+                <w:rFonts w:ascii="Arial" w:cs="Arial" w:eastAsia="Arial" w:hAnsi="Arial"/>
+                <w:b w:val="false"/>
+                <w:bCs w:val="false"/>
+                <w:sz w:val="20"/>
+                <w:szCs w:val="20"/>
+              </w:rPr>
+              <w:t xml:space="preserve">Los datos son de Electrotecniref. El historial migrado, las OTs, los clientes y los cierres pertenecen al cliente.</w:t>
+            </w:r>
+          </w:p>
+        </w:tc>
+      </w:tr>
+    </w:tbl>
+    <w:p>
+      <w:r>
+        <w:br w:type="page"/>
+      </w:r>
+    </w:p>
+    <w:p>
+      <w:pPr>
+        <w:pStyle w:val="Heading1"/>
+        <w:spacing w:after="160" w:before="320"/>
+      </w:pPr>
+      <w:r>
+        <w:rPr>
+          <w:rFonts w:ascii="Arial" w:cs="Arial" w:eastAsia="Arial" w:hAnsi="Arial"/>
+          <w:b/>
+          <w:bCs/>
+          <w:color w:val="1F3864"/>
+          <w:sz w:val="26"/>
+          <w:szCs w:val="26"/>
+        </w:rPr>
+        <w:t xml:space="preserve">6. Compromisos de servicio</w:t>
+      </w:r>
+    </w:p>
+    <w:p>
+      <w:pPr>
+        <w:spacing w:after="140" w:line="276"/>
+      </w:pPr>
+      <w:r>
+        <w:rPr>
+          <w:rFonts w:ascii="Arial" w:cs="Arial" w:eastAsia="Arial" w:hAnsi="Arial"/>
+          <w:b w:val="false"/>
+          <w:bCs w:val="false"/>
+          <w:i w:val="false"/>
+          <w:iCs w:val="false"/>
+          <w:sz w:val="21"/>
+          <w:szCs w:val="21"/>
+        </w:rPr>
+        <w:t xml:space="preserve">Estos compromisos son la parte del contrato que sostiene el resto de la propuesta. Se aplican desde la puesta en marcha.</w:t>
       </w:r>
     </w:p>
     <w:tbl>
@@ -2036,7 +3637,7 @@
                 <w:sz w:val="20"/>
                 <w:szCs w:val="20"/>
               </w:rPr>
-              <w:t xml:space="preserve">Detalle</w:t>
+              <w:t xml:space="preserve">Compromiso</w:t>
             </w:r>
           </w:p>
         </w:tc>
@@ -2074,7 +3675,7 @@
                 <w:sz w:val="20"/>
                 <w:szCs w:val="20"/>
               </w:rPr>
-              <w:t xml:space="preserve">Qué es</w:t>
+              <w:t xml:space="preserve">Disponibilidad</w:t>
             </w:r>
           </w:p>
         </w:tc>
@@ -2107,7 +3708,7 @@
                 <w:sz w:val="20"/>
                 <w:szCs w:val="20"/>
               </w:rPr>
-              <w:t xml:space="preserve">Avisos automáticos al cliente en los estados de la OT que la empresa configure, con el registro de cada envío y su estado.</w:t>
+              <w:t xml:space="preserve">Infraestructura en la plataforma de Vogel, con ambiente de pruebas separado de producción.</w:t>
             </w:r>
           </w:p>
         </w:tc>
@@ -2146,7 +3747,7 @@
                 <w:sz w:val="20"/>
                 <w:szCs w:val="20"/>
               </w:rPr>
-              <w:t xml:space="preserve">Precio</w:t>
+              <w:t xml:space="preserve">Respuesta ante incidentes</w:t>
             </w:r>
           </w:p>
         </w:tc>
@@ -2180,7 +3781,7 @@
                 <w:sz w:val="20"/>
                 <w:szCs w:val="20"/>
               </w:rPr>
-              <w:t xml:space="preserve">A definir antes de la puesta en marcha. El plus es un valor mensual fijo: no hay cobro por mensaje ni consumo a liquidar.</w:t>
+              <w:t xml:space="preserve">Incidente crítico (sistema no disponible): 4 horas hábiles. Incidente alto: 8 horas hábiles. Resto: 2 días hábiles.</w:t>
             </w:r>
           </w:p>
         </w:tc>
@@ -2218,7 +3819,7 @@
                 <w:sz w:val="20"/>
                 <w:szCs w:val="20"/>
               </w:rPr>
-              <w:t xml:space="preserve">Qué línea se usa</w:t>
+              <w:t xml:space="preserve">Horizonte de atención</w:t>
             </w:r>
           </w:p>
         </w:tc>
@@ -2251,7 +3852,295 @@
                 <w:sz w:val="20"/>
                 <w:szCs w:val="20"/>
               </w:rPr>
-              <w:t xml:space="preserve">La línea de la plataforma, por defecto. Si el taller prefiere su propia línea, pone su propio número y Meta le factura directamente a él; el plus se destina entonces a la integración y al soporte, con el mismo precio.</w:t>
+              <w:t xml:space="preserve">Lunes a viernes de 9 a 18 (GMT-3), con guardia para incidentes críticos los fines de semana mediante contacto asignado.</w:t>
+            </w:r>
+          </w:p>
+        </w:tc>
+      </w:tr>
+      <w:tr>
+        <w:trPr>
+          <w:tblHeader w:val="off"/>
+        </w:trPr>
+        <w:tc>
+          <w:tcPr>
+            <w:tcW w:type="dxa" w:w="3400"/>
+            <w:tcBorders>
+              <w:top w:val="single" w:color="BFBFBF" w:sz="1"/>
+              <w:left w:val="single" w:color="BFBFBF" w:sz="1"/>
+              <w:bottom w:val="single" w:color="BFBFBF" w:sz="1"/>
+              <w:right w:val="single" w:color="BFBFBF" w:sz="1"/>
+            </w:tcBorders>
+            <w:shd w:fill="F2F2F2" w:val="clear"/>
+            <w:tcMar>
+              <w:top w:type="dxa" w:w="90"/>
+              <w:left w:type="dxa" w:w="130"/>
+              <w:bottom w:type="dxa" w:w="90"/>
+              <w:right w:type="dxa" w:w="130"/>
+            </w:tcMar>
+            <w:vAlign w:val="center"/>
+          </w:tcPr>
+          <w:p>
+            <w:pPr>
+              <w:spacing w:after="0" w:line="252"/>
+            </w:pPr>
+            <w:r>
+              <w:rPr>
+                <w:rFonts w:ascii="Arial" w:cs="Arial" w:eastAsia="Arial" w:hAnsi="Arial"/>
+                <w:b w:val="false"/>
+                <w:bCs w:val="false"/>
+                <w:sz w:val="20"/>
+                <w:szCs w:val="20"/>
+              </w:rPr>
+              <w:t xml:space="preserve">Respaldo y recuperación</w:t>
+            </w:r>
+          </w:p>
+        </w:tc>
+        <w:tc>
+          <w:tcPr>
+            <w:tcW w:type="dxa" w:w="6238"/>
+            <w:tcBorders>
+              <w:top w:val="single" w:color="BFBFBF" w:sz="1"/>
+              <w:left w:val="single" w:color="BFBFBF" w:sz="1"/>
+              <w:bottom w:val="single" w:color="BFBFBF" w:sz="1"/>
+              <w:right w:val="single" w:color="BFBFBF" w:sz="1"/>
+            </w:tcBorders>
+            <w:shd w:fill="F2F2F2" w:val="clear"/>
+            <w:tcMar>
+              <w:top w:type="dxa" w:w="90"/>
+              <w:left w:type="dxa" w:w="130"/>
+              <w:bottom w:type="dxa" w:w="90"/>
+              <w:right w:type="dxa" w:w="130"/>
+            </w:tcMar>
+            <w:vAlign w:val="center"/>
+          </w:tcPr>
+          <w:p>
+            <w:pPr>
+              <w:spacing w:after="0" w:line="252"/>
+            </w:pPr>
+            <w:r>
+              <w:rPr>
+                <w:rFonts w:ascii="Arial" w:cs="Arial" w:eastAsia="Arial" w:hAnsi="Arial"/>
+                <w:b w:val="false"/>
+                <w:bCs w:val="false"/>
+                <w:sz w:val="20"/>
+                <w:szCs w:val="20"/>
+              </w:rPr>
+              <w:t xml:space="preserve">Respaldo automático diario de la base, con una ventana de pérdida máxima de datos (RPO) de 24 horas y recuperación (RTO) en 8 horas hábiles, con prueba de restauración mensual. Es parte de la puesta en marcha y se verifica con el cliente antes de dar por iniciada la operación.</w:t>
+            </w:r>
+          </w:p>
+        </w:tc>
+      </w:tr>
+      <w:tr>
+        <w:trPr>
+          <w:tblHeader w:val="off"/>
+        </w:trPr>
+        <w:tc>
+          <w:tcPr>
+            <w:tcW w:type="dxa" w:w="3400"/>
+            <w:tcBorders>
+              <w:top w:val="single" w:color="BFBFBF" w:sz="1"/>
+              <w:left w:val="single" w:color="BFBFBF" w:sz="1"/>
+              <w:bottom w:val="single" w:color="BFBFBF" w:sz="1"/>
+              <w:right w:val="single" w:color="BFBFBF" w:sz="1"/>
+            </w:tcBorders>
+            <w:tcMar>
+              <w:top w:type="dxa" w:w="90"/>
+              <w:left w:type="dxa" w:w="130"/>
+              <w:bottom w:type="dxa" w:w="90"/>
+              <w:right w:type="dxa" w:w="130"/>
+            </w:tcMar>
+            <w:vAlign w:val="center"/>
+          </w:tcPr>
+          <w:p>
+            <w:pPr>
+              <w:spacing w:after="0" w:line="252"/>
+            </w:pPr>
+            <w:r>
+              <w:rPr>
+                <w:rFonts w:ascii="Arial" w:cs="Arial" w:eastAsia="Arial" w:hAnsi="Arial"/>
+                <w:b w:val="false"/>
+                <w:bCs w:val="false"/>
+                <w:sz w:val="20"/>
+                <w:szCs w:val="20"/>
+              </w:rPr>
+              <w:t xml:space="preserve">Mantenimiento</w:t>
+            </w:r>
+          </w:p>
+        </w:tc>
+        <w:tc>
+          <w:tcPr>
+            <w:tcW w:type="dxa" w:w="6238"/>
+            <w:tcBorders>
+              <w:top w:val="single" w:color="BFBFBF" w:sz="1"/>
+              <w:left w:val="single" w:color="BFBFBF" w:sz="1"/>
+              <w:bottom w:val="single" w:color="BFBFBF" w:sz="1"/>
+              <w:right w:val="single" w:color="BFBFBF" w:sz="1"/>
+            </w:tcBorders>
+            <w:tcMar>
+              <w:top w:type="dxa" w:w="90"/>
+              <w:left w:type="dxa" w:w="130"/>
+              <w:bottom w:type="dxa" w:w="90"/>
+              <w:right w:type="dxa" w:w="130"/>
+            </w:tcMar>
+            <w:vAlign w:val="center"/>
+          </w:tcPr>
+          <w:p>
+            <w:pPr>
+              <w:spacing w:after="0" w:line="252"/>
+            </w:pPr>
+            <w:r>
+              <w:rPr>
+                <w:rFonts w:ascii="Arial" w:cs="Arial" w:eastAsia="Arial" w:hAnsi="Arial"/>
+                <w:b w:val="false"/>
+                <w:bCs w:val="false"/>
+                <w:sz w:val="20"/>
+                <w:szCs w:val="20"/>
+              </w:rPr>
+              <w:t xml:space="preserve">Ventana única los domingos por la noche, con aviso previo. Las actualizaciones no rompen el flujo de trabajo.</w:t>
+            </w:r>
+          </w:p>
+        </w:tc>
+      </w:tr>
+      <w:tr>
+        <w:trPr>
+          <w:tblHeader w:val="off"/>
+        </w:trPr>
+        <w:tc>
+          <w:tcPr>
+            <w:tcW w:type="dxa" w:w="3400"/>
+            <w:tcBorders>
+              <w:top w:val="single" w:color="BFBFBF" w:sz="1"/>
+              <w:left w:val="single" w:color="BFBFBF" w:sz="1"/>
+              <w:bottom w:val="single" w:color="BFBFBF" w:sz="1"/>
+              <w:right w:val="single" w:color="BFBFBF" w:sz="1"/>
+            </w:tcBorders>
+            <w:shd w:fill="F2F2F2" w:val="clear"/>
+            <w:tcMar>
+              <w:top w:type="dxa" w:w="90"/>
+              <w:left w:type="dxa" w:w="130"/>
+              <w:bottom w:type="dxa" w:w="90"/>
+              <w:right w:type="dxa" w:w="130"/>
+            </w:tcMar>
+            <w:vAlign w:val="center"/>
+          </w:tcPr>
+          <w:p>
+            <w:pPr>
+              <w:spacing w:after="0" w:line="252"/>
+            </w:pPr>
+            <w:r>
+              <w:rPr>
+                <w:rFonts w:ascii="Arial" w:cs="Arial" w:eastAsia="Arial" w:hAnsi="Arial"/>
+                <w:b w:val="false"/>
+                <w:bCs w:val="false"/>
+                <w:sz w:val="20"/>
+                <w:szCs w:val="20"/>
+              </w:rPr>
+              <w:t xml:space="preserve">Datos y exportabilidad</w:t>
+            </w:r>
+          </w:p>
+        </w:tc>
+        <w:tc>
+          <w:tcPr>
+            <w:tcW w:type="dxa" w:w="6238"/>
+            <w:tcBorders>
+              <w:top w:val="single" w:color="BFBFBF" w:sz="1"/>
+              <w:left w:val="single" w:color="BFBFBF" w:sz="1"/>
+              <w:bottom w:val="single" w:color="BFBFBF" w:sz="1"/>
+              <w:right w:val="single" w:color="BFBFBF" w:sz="1"/>
+            </w:tcBorders>
+            <w:shd w:fill="F2F2F2" w:val="clear"/>
+            <w:tcMar>
+              <w:top w:type="dxa" w:w="90"/>
+              <w:left w:type="dxa" w:w="130"/>
+              <w:bottom w:type="dxa" w:w="90"/>
+              <w:right w:type="dxa" w:w="130"/>
+            </w:tcMar>
+            <w:vAlign w:val="center"/>
+          </w:tcPr>
+          <w:p>
+            <w:pPr>
+              <w:spacing w:after="0" w:line="252"/>
+            </w:pPr>
+            <w:r>
+              <w:rPr>
+                <w:rFonts w:ascii="Arial" w:cs="Arial" w:eastAsia="Arial" w:hAnsi="Arial"/>
+                <w:b w:val="false"/>
+                <w:bCs w:val="false"/>
+                <w:sz w:val="20"/>
+                <w:szCs w:val="20"/>
+              </w:rPr>
+              <w:t xml:space="preserve">La exportación de la información del cliente en formatos abiertos se habilita durante la puesta en marcha, para que el cliente nunca quede atado a la plataforma.</w:t>
+            </w:r>
+          </w:p>
+        </w:tc>
+      </w:tr>
+      <w:tr>
+        <w:trPr>
+          <w:tblHeader w:val="off"/>
+        </w:trPr>
+        <w:tc>
+          <w:tcPr>
+            <w:tcW w:type="dxa" w:w="3400"/>
+            <w:tcBorders>
+              <w:top w:val="single" w:color="BFBFBF" w:sz="1"/>
+              <w:left w:val="single" w:color="BFBFBF" w:sz="1"/>
+              <w:bottom w:val="single" w:color="BFBFBF" w:sz="1"/>
+              <w:right w:val="single" w:color="BFBFBF" w:sz="1"/>
+            </w:tcBorders>
+            <w:tcMar>
+              <w:top w:type="dxa" w:w="90"/>
+              <w:left w:type="dxa" w:w="130"/>
+              <w:bottom w:type="dxa" w:w="90"/>
+              <w:right w:type="dxa" w:w="130"/>
+            </w:tcMar>
+            <w:vAlign w:val="center"/>
+          </w:tcPr>
+          <w:p>
+            <w:pPr>
+              <w:spacing w:after="0" w:line="252"/>
+            </w:pPr>
+            <w:r>
+              <w:rPr>
+                <w:rFonts w:ascii="Arial" w:cs="Arial" w:eastAsia="Arial" w:hAnsi="Arial"/>
+                <w:b w:val="false"/>
+                <w:bCs w:val="false"/>
+                <w:sz w:val="20"/>
+                <w:szCs w:val="20"/>
+              </w:rPr>
+              <w:t xml:space="preserve">Evolución</w:t>
+            </w:r>
+          </w:p>
+        </w:tc>
+        <w:tc>
+          <w:tcPr>
+            <w:tcW w:type="dxa" w:w="6238"/>
+            <w:tcBorders>
+              <w:top w:val="single" w:color="BFBFBF" w:sz="1"/>
+              <w:left w:val="single" w:color="BFBFBF" w:sz="1"/>
+              <w:bottom w:val="single" w:color="BFBFBF" w:sz="1"/>
+              <w:right w:val="single" w:color="BFBFBF" w:sz="1"/>
+            </w:tcBorders>
+            <w:tcMar>
+              <w:top w:type="dxa" w:w="90"/>
+              <w:left w:type="dxa" w:w="130"/>
+              <w:bottom w:type="dxa" w:w="90"/>
+              <w:right w:type="dxa" w:w="130"/>
+            </w:tcMar>
+            <w:vAlign w:val="center"/>
+          </w:tcPr>
+          <w:p>
+            <w:pPr>
+              <w:spacing w:after="0" w:line="252"/>
+            </w:pPr>
+            <w:r>
+              <w:rPr>
+                <w:rFonts w:ascii="Arial" w:cs="Arial" w:eastAsia="Arial" w:hAnsi="Arial"/>
+                <w:b w:val="false"/>
+                <w:bCs w:val="false"/>
+                <w:sz w:val="20"/>
+                <w:szCs w:val="20"/>
+              </w:rPr>
+              <w:t xml:space="preserve">El roadmap se define en conjunto con el cliente. Las mejoras que el sistema necesita para el taller entran en el abono; los desarrollos puntuales se cotizan aparte.</w:t>
             </w:r>
           </w:p>
         </w:tc>
@@ -2259,7 +4148,30 @@
     </w:tbl>
     <w:p>
       <w:pPr>
-        <w:spacing w:after="120"/>
+        <w:spacing w:after="100"/>
+      </w:pPr>
+    </w:p>
+    <w:p>
+      <w:pPr>
+        <w:spacing w:after="140" w:line="276"/>
+      </w:pPr>
+      <w:r>
+        <w:rPr>
+          <w:rFonts w:ascii="Arial" w:cs="Arial" w:eastAsia="Arial" w:hAnsi="Arial"/>
+          <w:b w:val="false"/>
+          <w:bCs w:val="false"/>
+          <w:i w:val="false"/>
+          <w:iCs w:val="false"/>
+          <w:color w:val="595959"/>
+          <w:sz w:val="19"/>
+          <w:szCs w:val="19"/>
+        </w:rPr>
+        <w:t xml:space="preserve">Estos compromisos se mantienen durante toda la vigencia del contrato, con la revisión trimestral de precio por el IPC. El abono incluye el soporte y la atención de incidentes que estos compromisos requieren.</w:t>
+      </w:r>
+    </w:p>
+    <w:p>
+      <w:pPr>
+        <w:spacing w:after="60"/>
       </w:pPr>
     </w:p>
     <w:p>
@@ -2276,7 +4188,7 @@
           <w:sz w:val="26"/>
           <w:szCs w:val="26"/>
         </w:rPr>
-        <w:t xml:space="preserve">4. Puesta en marcha</w:t>
+        <w:t xml:space="preserve">7. El plus: desarrollo a medida</w:t>
       </w:r>
     </w:p>
     <w:p>
@@ -2293,1249 +4205,20 @@
           <w:sz w:val="21"/>
           <w:szCs w:val="21"/>
         </w:rPr>
-        <w:t xml:space="preserve">Es el trabajo que deja el sistema en producción y al personal usándolo. Parte de una ventaja importante: la migración del histórico ya está hecha y verificada contra el sistema anterior.</w:t>
-      </w:r>
-    </w:p>
-    <w:tbl>
-      <w:tblPr>
-        <w:tblW w:type="dxa" w:w="9638"/>
-        <w:tblBorders>
-          <w:top w:val="single" w:color="auto" w:sz="4"/>
-          <w:left w:val="single" w:color="auto" w:sz="4"/>
-          <w:bottom w:val="single" w:color="auto" w:sz="4"/>
-          <w:right w:val="single" w:color="auto" w:sz="4"/>
-          <w:insideH w:val="single" w:color="auto" w:sz="4"/>
-          <w:insideV w:val="single" w:color="auto" w:sz="4"/>
-        </w:tblBorders>
-      </w:tblPr>
-      <w:tblGrid>
-        <w:gridCol w:w="6038"/>
-        <w:gridCol w:w="3600"/>
-      </w:tblGrid>
-      <w:tr>
-        <w:trPr>
-          <w:tblHeader/>
-        </w:trPr>
-        <w:tc>
-          <w:tcPr>
-            <w:tcW w:type="dxa" w:w="6038"/>
-            <w:tcBorders>
-              <w:top w:val="single" w:color="BFBFBF" w:sz="1"/>
-              <w:left w:val="single" w:color="BFBFBF" w:sz="1"/>
-              <w:bottom w:val="single" w:color="BFBFBF" w:sz="1"/>
-              <w:right w:val="single" w:color="BFBFBF" w:sz="1"/>
-            </w:tcBorders>
-            <w:shd w:fill="1F3864" w:val="clear"/>
-            <w:tcMar>
-              <w:top w:type="dxa" w:w="90"/>
-              <w:left w:type="dxa" w:w="130"/>
-              <w:bottom w:type="dxa" w:w="90"/>
-              <w:right w:type="dxa" w:w="130"/>
-            </w:tcMar>
-            <w:vAlign w:val="center"/>
-          </w:tcPr>
-          <w:p>
-            <w:pPr>
-              <w:spacing w:after="0" w:line="252"/>
-            </w:pPr>
-            <w:r>
-              <w:rPr>
-                <w:rFonts w:ascii="Arial" w:cs="Arial" w:eastAsia="Arial" w:hAnsi="Arial"/>
-                <w:b/>
-                <w:bCs/>
-                <w:color w:val="FFFFFF"/>
-                <w:sz w:val="20"/>
-                <w:szCs w:val="20"/>
-              </w:rPr>
-              <w:t xml:space="preserve">Qué incluye</w:t>
-            </w:r>
-          </w:p>
-        </w:tc>
-        <w:tc>
-          <w:tcPr>
-            <w:tcW w:type="dxa" w:w="3600"/>
-            <w:tcBorders>
-              <w:top w:val="single" w:color="BFBFBF" w:sz="1"/>
-              <w:left w:val="single" w:color="BFBFBF" w:sz="1"/>
-              <w:bottom w:val="single" w:color="BFBFBF" w:sz="1"/>
-              <w:right w:val="single" w:color="BFBFBF" w:sz="1"/>
-            </w:tcBorders>
-            <w:shd w:fill="1F3864" w:val="clear"/>
-            <w:tcMar>
-              <w:top w:type="dxa" w:w="90"/>
-              <w:left w:type="dxa" w:w="130"/>
-              <w:bottom w:type="dxa" w:w="90"/>
-              <w:right w:type="dxa" w:w="130"/>
-            </w:tcMar>
-            <w:vAlign w:val="center"/>
-          </w:tcPr>
-          <w:p>
-            <w:pPr>
-              <w:spacing w:after="0" w:line="252"/>
-            </w:pPr>
-            <w:r>
-              <w:rPr>
-                <w:rFonts w:ascii="Arial" w:cs="Arial" w:eastAsia="Arial" w:hAnsi="Arial"/>
-                <w:b/>
-                <w:bCs/>
-                <w:color w:val="FFFFFF"/>
-                <w:sz w:val="20"/>
-                <w:szCs w:val="20"/>
-              </w:rPr>
-              <w:t xml:space="preserve">Detalle</w:t>
-            </w:r>
-          </w:p>
-        </w:tc>
-      </w:tr>
-      <w:tr>
-        <w:trPr>
-          <w:tblHeader w:val="off"/>
-        </w:trPr>
-        <w:tc>
-          <w:tcPr>
-            <w:tcW w:type="dxa" w:w="6038"/>
-            <w:tcBorders>
-              <w:top w:val="single" w:color="BFBFBF" w:sz="1"/>
-              <w:left w:val="single" w:color="BFBFBF" w:sz="1"/>
-              <w:bottom w:val="single" w:color="BFBFBF" w:sz="1"/>
-              <w:right w:val="single" w:color="BFBFBF" w:sz="1"/>
-            </w:tcBorders>
-            <w:tcMar>
-              <w:top w:type="dxa" w:w="90"/>
-              <w:left w:type="dxa" w:w="130"/>
-              <w:bottom w:type="dxa" w:w="90"/>
-              <w:right w:type="dxa" w:w="130"/>
-            </w:tcMar>
-            <w:vAlign w:val="center"/>
-          </w:tcPr>
-          <w:p>
-            <w:pPr>
-              <w:spacing w:after="0" w:line="252"/>
-            </w:pPr>
-            <w:r>
-              <w:rPr>
-                <w:rFonts w:ascii="Arial" w:cs="Arial" w:eastAsia="Arial" w:hAnsi="Arial"/>
-                <w:b w:val="false"/>
-                <w:bCs w:val="false"/>
-                <w:sz w:val="20"/>
-                <w:szCs w:val="20"/>
-              </w:rPr>
-              <w:t xml:space="preserve">Corte a producción</w:t>
-            </w:r>
-          </w:p>
-        </w:tc>
-        <w:tc>
-          <w:tcPr>
-            <w:tcW w:type="dxa" w:w="3600"/>
-            <w:tcBorders>
-              <w:top w:val="single" w:color="BFBFBF" w:sz="1"/>
-              <w:left w:val="single" w:color="BFBFBF" w:sz="1"/>
-              <w:bottom w:val="single" w:color="BFBFBF" w:sz="1"/>
-              <w:right w:val="single" w:color="BFBFBF" w:sz="1"/>
-            </w:tcBorders>
-            <w:tcMar>
-              <w:top w:type="dxa" w:w="90"/>
-              <w:left w:type="dxa" w:w="130"/>
-              <w:bottom w:type="dxa" w:w="90"/>
-              <w:right w:type="dxa" w:w="130"/>
-            </w:tcMar>
-            <w:vAlign w:val="center"/>
-          </w:tcPr>
-          <w:p>
-            <w:pPr>
-              <w:spacing w:after="0" w:line="252"/>
-            </w:pPr>
-            <w:r>
-              <w:rPr>
-                <w:rFonts w:ascii="Arial" w:cs="Arial" w:eastAsia="Arial" w:hAnsi="Arial"/>
-                <w:b w:val="false"/>
-                <w:bCs w:val="false"/>
-                <w:sz w:val="20"/>
-                <w:szCs w:val="20"/>
-              </w:rPr>
-              <w:t xml:space="preserve">El histórico ya migrado (9.316 OTs, 17.565 clientes, 126 áreas) pasa del entorno de pruebas a producción, con verificación de cierre de un mes contra el legacy.</w:t>
-            </w:r>
-          </w:p>
-        </w:tc>
-      </w:tr>
-      <w:tr>
-        <w:trPr>
-          <w:tblHeader w:val="off"/>
-        </w:trPr>
-        <w:tc>
-          <w:tcPr>
-            <w:tcW w:type="dxa" w:w="6038"/>
-            <w:tcBorders>
-              <w:top w:val="single" w:color="BFBFBF" w:sz="1"/>
-              <w:left w:val="single" w:color="BFBFBF" w:sz="1"/>
-              <w:bottom w:val="single" w:color="BFBFBF" w:sz="1"/>
-              <w:right w:val="single" w:color="BFBFBF" w:sz="1"/>
-            </w:tcBorders>
-            <w:shd w:fill="F2F2F2" w:val="clear"/>
-            <w:tcMar>
-              <w:top w:type="dxa" w:w="90"/>
-              <w:left w:type="dxa" w:w="130"/>
-              <w:bottom w:type="dxa" w:w="90"/>
-              <w:right w:type="dxa" w:w="130"/>
-            </w:tcMar>
-            <w:vAlign w:val="center"/>
-          </w:tcPr>
-          <w:p>
-            <w:pPr>
-              <w:spacing w:after="0" w:line="252"/>
-            </w:pPr>
-            <w:r>
-              <w:rPr>
-                <w:rFonts w:ascii="Arial" w:cs="Arial" w:eastAsia="Arial" w:hAnsi="Arial"/>
-                <w:b w:val="false"/>
-                <w:bCs w:val="false"/>
-                <w:sz w:val="20"/>
-                <w:szCs w:val="20"/>
-              </w:rPr>
-              <w:t xml:space="preserve">Usuarios individuales</w:t>
-            </w:r>
-          </w:p>
-        </w:tc>
-        <w:tc>
-          <w:tcPr>
-            <w:tcW w:type="dxa" w:w="3600"/>
-            <w:tcBorders>
-              <w:top w:val="single" w:color="BFBFBF" w:sz="1"/>
-              <w:left w:val="single" w:color="BFBFBF" w:sz="1"/>
-              <w:bottom w:val="single" w:color="BFBFBF" w:sz="1"/>
-              <w:right w:val="single" w:color="BFBFBF" w:sz="1"/>
-            </w:tcBorders>
-            <w:shd w:fill="F2F2F2" w:val="clear"/>
-            <w:tcMar>
-              <w:top w:type="dxa" w:w="90"/>
-              <w:left w:type="dxa" w:w="130"/>
-              <w:bottom w:type="dxa" w:w="90"/>
-              <w:right w:type="dxa" w:w="130"/>
-            </w:tcMar>
-            <w:vAlign w:val="center"/>
-          </w:tcPr>
-          <w:p>
-            <w:pPr>
-              <w:spacing w:after="0" w:line="252"/>
-            </w:pPr>
-            <w:r>
-              <w:rPr>
-                <w:rFonts w:ascii="Arial" w:cs="Arial" w:eastAsia="Arial" w:hAnsi="Arial"/>
-                <w:b w:val="false"/>
-                <w:bCs w:val="false"/>
-                <w:sz w:val="20"/>
-                <w:szCs w:val="20"/>
-              </w:rPr>
-              <w:t xml:space="preserve">Alta de las 46 cuentas con contraseña propia. Hoy el acceso es con un usuario compartido de administrador.</w:t>
-            </w:r>
-          </w:p>
-        </w:tc>
-      </w:tr>
-      <w:tr>
-        <w:trPr>
-          <w:tblHeader w:val="off"/>
-        </w:trPr>
-        <w:tc>
-          <w:tcPr>
-            <w:tcW w:type="dxa" w:w="6038"/>
-            <w:tcBorders>
-              <w:top w:val="single" w:color="BFBFBF" w:sz="1"/>
-              <w:left w:val="single" w:color="BFBFBF" w:sz="1"/>
-              <w:bottom w:val="single" w:color="BFBFBF" w:sz="1"/>
-              <w:right w:val="single" w:color="BFBFBF" w:sz="1"/>
-            </w:tcBorders>
-            <w:tcMar>
-              <w:top w:type="dxa" w:w="90"/>
-              <w:left w:type="dxa" w:w="130"/>
-              <w:bottom w:type="dxa" w:w="90"/>
-              <w:right w:type="dxa" w:w="130"/>
-            </w:tcMar>
-            <w:vAlign w:val="center"/>
-          </w:tcPr>
-          <w:p>
-            <w:pPr>
-              <w:spacing w:after="0" w:line="252"/>
-            </w:pPr>
-            <w:r>
-              <w:rPr>
-                <w:rFonts w:ascii="Arial" w:cs="Arial" w:eastAsia="Arial" w:hAnsi="Arial"/>
-                <w:b w:val="false"/>
-                <w:bCs w:val="false"/>
-                <w:sz w:val="20"/>
-                <w:szCs w:val="20"/>
-              </w:rPr>
-              <w:t xml:space="preserve">Configuración</w:t>
-            </w:r>
-          </w:p>
-        </w:tc>
-        <w:tc>
-          <w:tcPr>
-            <w:tcW w:type="dxa" w:w="3600"/>
-            <w:tcBorders>
-              <w:top w:val="single" w:color="BFBFBF" w:sz="1"/>
-              <w:left w:val="single" w:color="BFBFBF" w:sz="1"/>
-              <w:bottom w:val="single" w:color="BFBFBF" w:sz="1"/>
-              <w:right w:val="single" w:color="BFBFBF" w:sz="1"/>
-            </w:tcBorders>
-            <w:tcMar>
-              <w:top w:type="dxa" w:w="90"/>
-              <w:left w:type="dxa" w:w="130"/>
-              <w:bottom w:type="dxa" w:w="90"/>
-              <w:right w:type="dxa" w:w="130"/>
-            </w:tcMar>
-            <w:vAlign w:val="center"/>
-          </w:tcPr>
-          <w:p>
-            <w:pPr>
-              <w:spacing w:after="0" w:line="252"/>
-            </w:pPr>
-            <w:r>
-              <w:rPr>
-                <w:rFonts w:ascii="Arial" w:cs="Arial" w:eastAsia="Arial" w:hAnsi="Arial"/>
-                <w:b w:val="false"/>
-                <w:bCs w:val="false"/>
-                <w:sz w:val="20"/>
-                <w:szCs w:val="20"/>
-              </w:rPr>
-              <w:t xml:space="preserve">Roles y permisos, estados de OT, áreas con sus políticas de garantía y parámetros de la empresa.</w:t>
-            </w:r>
-          </w:p>
-        </w:tc>
-      </w:tr>
-      <w:tr>
-        <w:trPr>
-          <w:tblHeader w:val="off"/>
-        </w:trPr>
-        <w:tc>
-          <w:tcPr>
-            <w:tcW w:type="dxa" w:w="6038"/>
-            <w:tcBorders>
-              <w:top w:val="single" w:color="BFBFBF" w:sz="1"/>
-              <w:left w:val="single" w:color="BFBFBF" w:sz="1"/>
-              <w:bottom w:val="single" w:color="BFBFBF" w:sz="1"/>
-              <w:right w:val="single" w:color="BFBFBF" w:sz="1"/>
-            </w:tcBorders>
-            <w:shd w:fill="F2F2F2" w:val="clear"/>
-            <w:tcMar>
-              <w:top w:type="dxa" w:w="90"/>
-              <w:left w:type="dxa" w:w="130"/>
-              <w:bottom w:type="dxa" w:w="90"/>
-              <w:right w:type="dxa" w:w="130"/>
-            </w:tcMar>
-            <w:vAlign w:val="center"/>
-          </w:tcPr>
-          <w:p>
-            <w:pPr>
-              <w:spacing w:after="0" w:line="252"/>
-            </w:pPr>
-            <w:r>
-              <w:rPr>
-                <w:rFonts w:ascii="Arial" w:cs="Arial" w:eastAsia="Arial" w:hAnsi="Arial"/>
-                <w:b w:val="false"/>
-                <w:bCs w:val="false"/>
-                <w:sz w:val="20"/>
-                <w:szCs w:val="20"/>
-              </w:rPr>
-              <w:t xml:space="preserve">Capacitación</w:t>
-            </w:r>
-          </w:p>
-        </w:tc>
-        <w:tc>
-          <w:tcPr>
-            <w:tcW w:type="dxa" w:w="3600"/>
-            <w:tcBorders>
-              <w:top w:val="single" w:color="BFBFBF" w:sz="1"/>
-              <w:left w:val="single" w:color="BFBFBF" w:sz="1"/>
-              <w:bottom w:val="single" w:color="BFBFBF" w:sz="1"/>
-              <w:right w:val="single" w:color="BFBFBF" w:sz="1"/>
-            </w:tcBorders>
-            <w:shd w:fill="F2F2F2" w:val="clear"/>
-            <w:tcMar>
-              <w:top w:type="dxa" w:w="90"/>
-              <w:left w:type="dxa" w:w="130"/>
-              <w:bottom w:type="dxa" w:w="90"/>
-              <w:right w:type="dxa" w:w="130"/>
-            </w:tcMar>
-            <w:vAlign w:val="center"/>
-          </w:tcPr>
-          <w:p>
-            <w:pPr>
-              <w:spacing w:after="0" w:line="252"/>
-            </w:pPr>
-            <w:r>
-              <w:rPr>
-                <w:rFonts w:ascii="Arial" w:cs="Arial" w:eastAsia="Arial" w:hAnsi="Arial"/>
-                <w:b w:val="false"/>
-                <w:bCs w:val="false"/>
-                <w:sz w:val="20"/>
-                <w:szCs w:val="20"/>
-              </w:rPr>
-              <w:t xml:space="preserve">2 jornadas: una de administración (cierre, usuarios, configuración) y una de taller (recepción, diagnóstico, presupuesto, ejecución). Material de consulta.</w:t>
-            </w:r>
-          </w:p>
-        </w:tc>
-      </w:tr>
-      <w:tr>
-        <w:trPr>
-          <w:tblHeader w:val="off"/>
-        </w:trPr>
-        <w:tc>
-          <w:tcPr>
-            <w:tcW w:type="dxa" w:w="6038"/>
-            <w:tcBorders>
-              <w:top w:val="single" w:color="BFBFBF" w:sz="1"/>
-              <w:left w:val="single" w:color="BFBFBF" w:sz="1"/>
-              <w:bottom w:val="single" w:color="BFBFBF" w:sz="1"/>
-              <w:right w:val="single" w:color="BFBFBF" w:sz="1"/>
-            </w:tcBorders>
-            <w:tcMar>
-              <w:top w:type="dxa" w:w="90"/>
-              <w:left w:type="dxa" w:w="130"/>
-              <w:bottom w:type="dxa" w:w="90"/>
-              <w:right w:type="dxa" w:w="130"/>
-            </w:tcMar>
-            <w:vAlign w:val="center"/>
-          </w:tcPr>
-          <w:p>
-            <w:pPr>
-              <w:spacing w:after="0" w:line="252"/>
-            </w:pPr>
-            <w:r>
-              <w:rPr>
-                <w:rFonts w:ascii="Arial" w:cs="Arial" w:eastAsia="Arial" w:hAnsi="Arial"/>
-                <w:b w:val="false"/>
-                <w:bCs w:val="false"/>
-                <w:sz w:val="20"/>
-                <w:szCs w:val="20"/>
-              </w:rPr>
-              <w:t xml:space="preserve">Habilitación de módulos</w:t>
-            </w:r>
-          </w:p>
-        </w:tc>
-        <w:tc>
-          <w:tcPr>
-            <w:tcW w:type="dxa" w:w="3600"/>
-            <w:tcBorders>
-              <w:top w:val="single" w:color="BFBFBF" w:sz="1"/>
-              <w:left w:val="single" w:color="BFBFBF" w:sz="1"/>
-              <w:bottom w:val="single" w:color="BFBFBF" w:sz="1"/>
-              <w:right w:val="single" w:color="BFBFBF" w:sz="1"/>
-            </w:tcBorders>
-            <w:tcMar>
-              <w:top w:type="dxa" w:w="90"/>
-              <w:left w:type="dxa" w:w="130"/>
-              <w:bottom w:type="dxa" w:w="90"/>
-              <w:right w:type="dxa" w:w="130"/>
-            </w:tcMar>
-            <w:vAlign w:val="center"/>
-          </w:tcPr>
-          <w:p>
-            <w:pPr>
-              <w:spacing w:after="0" w:line="252"/>
-            </w:pPr>
-            <w:r>
-              <w:rPr>
-                <w:rFonts w:ascii="Arial" w:cs="Arial" w:eastAsia="Arial" w:hAnsi="Arial"/>
-                <w:b w:val="false"/>
-                <w:bCs w:val="false"/>
-                <w:sz w:val="20"/>
-                <w:szCs w:val="20"/>
-              </w:rPr>
-              <w:t xml:space="preserve">Catálogo de repuestos contra el ERP (con definición de qué lista de precios se usa) y, si el taller lo contrata, el Plus WhatsApp.</w:t>
-            </w:r>
-          </w:p>
-        </w:tc>
-      </w:tr>
-      <w:tr>
-        <w:trPr>
-          <w:tblHeader w:val="off"/>
-        </w:trPr>
-        <w:tc>
-          <w:tcPr>
-            <w:tcW w:type="dxa" w:w="6038"/>
-            <w:tcBorders>
-              <w:top w:val="single" w:color="BFBFBF" w:sz="1"/>
-              <w:left w:val="single" w:color="BFBFBF" w:sz="1"/>
-              <w:bottom w:val="single" w:color="BFBFBF" w:sz="1"/>
-              <w:right w:val="single" w:color="BFBFBF" w:sz="1"/>
-            </w:tcBorders>
-            <w:shd w:fill="F2F2F2" w:val="clear"/>
-            <w:tcMar>
-              <w:top w:type="dxa" w:w="90"/>
-              <w:left w:type="dxa" w:w="130"/>
-              <w:bottom w:type="dxa" w:w="90"/>
-              <w:right w:type="dxa" w:w="130"/>
-            </w:tcMar>
-            <w:vAlign w:val="center"/>
-          </w:tcPr>
-          <w:p>
-            <w:pPr>
-              <w:spacing w:after="0" w:line="252"/>
-            </w:pPr>
-            <w:r>
-              <w:rPr>
-                <w:rFonts w:ascii="Arial" w:cs="Arial" w:eastAsia="Arial" w:hAnsi="Arial"/>
-                <w:b w:val="false"/>
-                <w:bCs w:val="false"/>
-                <w:sz w:val="20"/>
-                <w:szCs w:val="20"/>
-              </w:rPr>
-              <w:t xml:space="preserve">Garantía de arranque</w:t>
-            </w:r>
-          </w:p>
-        </w:tc>
-        <w:tc>
-          <w:tcPr>
-            <w:tcW w:type="dxa" w:w="3600"/>
-            <w:tcBorders>
-              <w:top w:val="single" w:color="BFBFBF" w:sz="1"/>
-              <w:left w:val="single" w:color="BFBFBF" w:sz="1"/>
-              <w:bottom w:val="single" w:color="BFBFBF" w:sz="1"/>
-              <w:right w:val="single" w:color="BFBFBF" w:sz="1"/>
-            </w:tcBorders>
-            <w:shd w:fill="F2F2F2" w:val="clear"/>
-            <w:tcMar>
-              <w:top w:type="dxa" w:w="90"/>
-              <w:left w:type="dxa" w:w="130"/>
-              <w:bottom w:type="dxa" w:w="90"/>
-              <w:right w:type="dxa" w:w="130"/>
-            </w:tcMar>
-            <w:vAlign w:val="center"/>
-          </w:tcPr>
-          <w:p>
-            <w:pPr>
-              <w:spacing w:after="0" w:line="252"/>
-            </w:pPr>
-            <w:r>
-              <w:rPr>
-                <w:rFonts w:ascii="Arial" w:cs="Arial" w:eastAsia="Arial" w:hAnsi="Arial"/>
-                <w:b w:val="false"/>
-                <w:bCs w:val="false"/>
-                <w:sz w:val="20"/>
-                <w:szCs w:val="20"/>
-              </w:rPr>
-              <w:t xml:space="preserve">30 días desde la puesta en marcha para ajustes, consultas y correcciones, sin costo adicional.</w:t>
-            </w:r>
-          </w:p>
-        </w:tc>
-      </w:tr>
-    </w:tbl>
-    <w:p>
-      <w:pPr>
-        <w:spacing w:after="140"/>
-      </w:pPr>
-    </w:p>
-    <w:p>
-      <w:pPr>
-        <w:pStyle w:val="Heading1"/>
-        <w:spacing w:after="160" w:before="320"/>
-      </w:pPr>
+        <w:t xml:space="preserve">El abono cubre la plataforma completa y su operación. </w:t>
+      </w:r>
       <w:r>
         <w:rPr>
           <w:rFonts w:ascii="Arial" w:cs="Arial" w:eastAsia="Arial" w:hAnsi="Arial"/>
           <w:b/>
           <w:bCs/>
-          <w:color w:val="1F3864"/>
-          <w:sz w:val="26"/>
-          <w:szCs w:val="26"/>
-        </w:rPr>
-        <w:t xml:space="preserve">5. Condiciones comerciales</w:t>
-      </w:r>
-    </w:p>
-    <w:tbl>
-      <w:tblPr>
-        <w:tblW w:type="dxa" w:w="9638"/>
-        <w:tblBorders>
-          <w:top w:val="single" w:color="auto" w:sz="4"/>
-          <w:left w:val="single" w:color="auto" w:sz="4"/>
-          <w:bottom w:val="single" w:color="auto" w:sz="4"/>
-          <w:right w:val="single" w:color="auto" w:sz="4"/>
-          <w:insideH w:val="single" w:color="auto" w:sz="4"/>
-          <w:insideV w:val="single" w:color="auto" w:sz="4"/>
-        </w:tblBorders>
-      </w:tblPr>
-      <w:tblGrid>
-        <w:gridCol w:w="3000"/>
-        <w:gridCol w:w="6638"/>
-      </w:tblGrid>
-      <w:tr>
-        <w:trPr>
-          <w:tblHeader/>
-        </w:trPr>
-        <w:tc>
-          <w:tcPr>
-            <w:tcW w:type="dxa" w:w="3000"/>
-            <w:tcBorders>
-              <w:top w:val="single" w:color="BFBFBF" w:sz="1"/>
-              <w:left w:val="single" w:color="BFBFBF" w:sz="1"/>
-              <w:bottom w:val="single" w:color="BFBFBF" w:sz="1"/>
-              <w:right w:val="single" w:color="BFBFBF" w:sz="1"/>
-            </w:tcBorders>
-            <w:shd w:fill="1F3864" w:val="clear"/>
-            <w:tcMar>
-              <w:top w:type="dxa" w:w="90"/>
-              <w:left w:type="dxa" w:w="130"/>
-              <w:bottom w:type="dxa" w:w="90"/>
-              <w:right w:type="dxa" w:w="130"/>
-            </w:tcMar>
-            <w:vAlign w:val="center"/>
-          </w:tcPr>
-          <w:p>
-            <w:pPr>
-              <w:spacing w:after="0" w:line="252"/>
-            </w:pPr>
-            <w:r>
-              <w:rPr>
-                <w:rFonts w:ascii="Arial" w:cs="Arial" w:eastAsia="Arial" w:hAnsi="Arial"/>
-                <w:b/>
-                <w:bCs/>
-                <w:color w:val="FFFFFF"/>
-                <w:sz w:val="20"/>
-                <w:szCs w:val="20"/>
-              </w:rPr>
-              <w:t xml:space="preserve">Condición</w:t>
-            </w:r>
-          </w:p>
-        </w:tc>
-        <w:tc>
-          <w:tcPr>
-            <w:tcW w:type="dxa" w:w="6638"/>
-            <w:tcBorders>
-              <w:top w:val="single" w:color="BFBFBF" w:sz="1"/>
-              <w:left w:val="single" w:color="BFBFBF" w:sz="1"/>
-              <w:bottom w:val="single" w:color="BFBFBF" w:sz="1"/>
-              <w:right w:val="single" w:color="BFBFBF" w:sz="1"/>
-            </w:tcBorders>
-            <w:shd w:fill="1F3864" w:val="clear"/>
-            <w:tcMar>
-              <w:top w:type="dxa" w:w="90"/>
-              <w:left w:type="dxa" w:w="130"/>
-              <w:bottom w:type="dxa" w:w="90"/>
-              <w:right w:type="dxa" w:w="130"/>
-            </w:tcMar>
-            <w:vAlign w:val="center"/>
-          </w:tcPr>
-          <w:p>
-            <w:pPr>
-              <w:spacing w:after="0" w:line="252"/>
-            </w:pPr>
-            <w:r>
-              <w:rPr>
-                <w:rFonts w:ascii="Arial" w:cs="Arial" w:eastAsia="Arial" w:hAnsi="Arial"/>
-                <w:b/>
-                <w:bCs/>
-                <w:color w:val="FFFFFF"/>
-                <w:sz w:val="20"/>
-                <w:szCs w:val="20"/>
-              </w:rPr>
-              <w:t xml:space="preserve">Detalle</w:t>
-            </w:r>
-          </w:p>
-        </w:tc>
-      </w:tr>
-      <w:tr>
-        <w:trPr>
-          <w:tblHeader w:val="off"/>
-        </w:trPr>
-        <w:tc>
-          <w:tcPr>
-            <w:tcW w:type="dxa" w:w="3000"/>
-            <w:tcBorders>
-              <w:top w:val="single" w:color="BFBFBF" w:sz="1"/>
-              <w:left w:val="single" w:color="BFBFBF" w:sz="1"/>
-              <w:bottom w:val="single" w:color="BFBFBF" w:sz="1"/>
-              <w:right w:val="single" w:color="BFBFBF" w:sz="1"/>
-            </w:tcBorders>
-            <w:tcMar>
-              <w:top w:type="dxa" w:w="90"/>
-              <w:left w:type="dxa" w:w="130"/>
-              <w:bottom w:type="dxa" w:w="90"/>
-              <w:right w:type="dxa" w:w="130"/>
-            </w:tcMar>
-            <w:vAlign w:val="center"/>
-          </w:tcPr>
-          <w:p>
-            <w:pPr>
-              <w:spacing w:after="0" w:line="252"/>
-            </w:pPr>
-            <w:r>
-              <w:rPr>
-                <w:rFonts w:ascii="Arial" w:cs="Arial" w:eastAsia="Arial" w:hAnsi="Arial"/>
-                <w:b w:val="false"/>
-                <w:bCs w:val="false"/>
-                <w:sz w:val="20"/>
-                <w:szCs w:val="20"/>
-              </w:rPr>
-              <w:t xml:space="preserve">Ajuste de precio</w:t>
-            </w:r>
-          </w:p>
-        </w:tc>
-        <w:tc>
-          <w:tcPr>
-            <w:tcW w:type="dxa" w:w="6638"/>
-            <w:tcBorders>
-              <w:top w:val="single" w:color="BFBFBF" w:sz="1"/>
-              <w:left w:val="single" w:color="BFBFBF" w:sz="1"/>
-              <w:bottom w:val="single" w:color="BFBFBF" w:sz="1"/>
-              <w:right w:val="single" w:color="BFBFBF" w:sz="1"/>
-            </w:tcBorders>
-            <w:tcMar>
-              <w:top w:type="dxa" w:w="90"/>
-              <w:left w:type="dxa" w:w="130"/>
-              <w:bottom w:type="dxa" w:w="90"/>
-              <w:right w:type="dxa" w:w="130"/>
-            </w:tcMar>
-            <w:vAlign w:val="center"/>
-          </w:tcPr>
-          <w:p>
-            <w:pPr>
-              <w:spacing w:after="0" w:line="252"/>
-            </w:pPr>
-            <w:r>
-              <w:rPr>
-                <w:rFonts w:ascii="Arial" w:cs="Arial" w:eastAsia="Arial" w:hAnsi="Arial"/>
-                <w:b w:val="false"/>
-                <w:bCs w:val="false"/>
-                <w:sz w:val="20"/>
-                <w:szCs w:val="20"/>
-              </w:rPr>
-              <w:t xml:space="preserve">El abono base se ajusta cada trimestre por el IPC (INDEC) publicado, en el primer día de cada trimestre.</w:t>
-            </w:r>
-          </w:p>
-        </w:tc>
-      </w:tr>
-      <w:tr>
-        <w:trPr>
-          <w:tblHeader w:val="off"/>
-        </w:trPr>
-        <w:tc>
-          <w:tcPr>
-            <w:tcW w:type="dxa" w:w="3000"/>
-            <w:tcBorders>
-              <w:top w:val="single" w:color="BFBFBF" w:sz="1"/>
-              <w:left w:val="single" w:color="BFBFBF" w:sz="1"/>
-              <w:bottom w:val="single" w:color="BFBFBF" w:sz="1"/>
-              <w:right w:val="single" w:color="BFBFBF" w:sz="1"/>
-            </w:tcBorders>
-            <w:shd w:fill="F2F2F2" w:val="clear"/>
-            <w:tcMar>
-              <w:top w:type="dxa" w:w="90"/>
-              <w:left w:type="dxa" w:w="130"/>
-              <w:bottom w:type="dxa" w:w="90"/>
-              <w:right w:type="dxa" w:w="130"/>
-            </w:tcMar>
-            <w:vAlign w:val="center"/>
-          </w:tcPr>
-          <w:p>
-            <w:pPr>
-              <w:spacing w:after="0" w:line="252"/>
-            </w:pPr>
-            <w:r>
-              <w:rPr>
-                <w:rFonts w:ascii="Arial" w:cs="Arial" w:eastAsia="Arial" w:hAnsi="Arial"/>
-                <w:b w:val="false"/>
-                <w:bCs w:val="false"/>
-                <w:sz w:val="20"/>
-                <w:szCs w:val="20"/>
-              </w:rPr>
-              <w:t xml:space="preserve">Estructura de cobro</w:t>
-            </w:r>
-          </w:p>
-        </w:tc>
-        <w:tc>
-          <w:tcPr>
-            <w:tcW w:type="dxa" w:w="6638"/>
-            <w:tcBorders>
-              <w:top w:val="single" w:color="BFBFBF" w:sz="1"/>
-              <w:left w:val="single" w:color="BFBFBF" w:sz="1"/>
-              <w:bottom w:val="single" w:color="BFBFBF" w:sz="1"/>
-              <w:right w:val="single" w:color="BFBFBF" w:sz="1"/>
-            </w:tcBorders>
-            <w:shd w:fill="F2F2F2" w:val="clear"/>
-            <w:tcMar>
-              <w:top w:type="dxa" w:w="90"/>
-              <w:left w:type="dxa" w:w="130"/>
-              <w:bottom w:type="dxa" w:w="90"/>
-              <w:right w:type="dxa" w:w="130"/>
-            </w:tcMar>
-            <w:vAlign w:val="center"/>
-          </w:tcPr>
-          <w:p>
-            <w:pPr>
-              <w:spacing w:after="0" w:line="252"/>
-            </w:pPr>
-            <w:r>
-              <w:rPr>
-                <w:rFonts w:ascii="Arial" w:cs="Arial" w:eastAsia="Arial" w:hAnsi="Arial"/>
-                <w:b w:val="false"/>
-                <w:bCs w:val="false"/>
-                <w:sz w:val="20"/>
-                <w:szCs w:val="20"/>
-              </w:rPr>
-              <w:t xml:space="preserve">El mes 1 se factura en un solo pago de ARS 500.000, que incluye la puesta en marcha y el primer mes de servicio. Del mes 2 en adelante, el abono es de ARS 300.000 por mes.</w:t>
-            </w:r>
-          </w:p>
-        </w:tc>
-      </w:tr>
-      <w:tr>
-        <w:trPr>
-          <w:tblHeader w:val="off"/>
-        </w:trPr>
-        <w:tc>
-          <w:tcPr>
-            <w:tcW w:type="dxa" w:w="3000"/>
-            <w:tcBorders>
-              <w:top w:val="single" w:color="BFBFBF" w:sz="1"/>
-              <w:left w:val="single" w:color="BFBFBF" w:sz="1"/>
-              <w:bottom w:val="single" w:color="BFBFBF" w:sz="1"/>
-              <w:right w:val="single" w:color="BFBFBF" w:sz="1"/>
-            </w:tcBorders>
-            <w:tcMar>
-              <w:top w:type="dxa" w:w="90"/>
-              <w:left w:type="dxa" w:w="130"/>
-              <w:bottom w:type="dxa" w:w="90"/>
-              <w:right w:type="dxa" w:w="130"/>
-            </w:tcMar>
-            <w:vAlign w:val="center"/>
-          </w:tcPr>
-          <w:p>
-            <w:pPr>
-              <w:spacing w:after="0" w:line="252"/>
-            </w:pPr>
-            <w:r>
-              <w:rPr>
-                <w:rFonts w:ascii="Arial" w:cs="Arial" w:eastAsia="Arial" w:hAnsi="Arial"/>
-                <w:b w:val="false"/>
-                <w:bCs w:val="false"/>
-                <w:sz w:val="20"/>
-                <w:szCs w:val="20"/>
-              </w:rPr>
-              <w:t xml:space="preserve">Precio de lista</w:t>
-            </w:r>
-          </w:p>
-        </w:tc>
-        <w:tc>
-          <w:tcPr>
-            <w:tcW w:type="dxa" w:w="6638"/>
-            <w:tcBorders>
-              <w:top w:val="single" w:color="BFBFBF" w:sz="1"/>
-              <w:left w:val="single" w:color="BFBFBF" w:sz="1"/>
-              <w:bottom w:val="single" w:color="BFBFBF" w:sz="1"/>
-              <w:right w:val="single" w:color="BFBFBF" w:sz="1"/>
-            </w:tcBorders>
-            <w:tcMar>
-              <w:top w:type="dxa" w:w="90"/>
-              <w:left w:type="dxa" w:w="130"/>
-              <w:bottom w:type="dxa" w:w="90"/>
-              <w:right w:type="dxa" w:w="130"/>
-            </w:tcMar>
-            <w:vAlign w:val="center"/>
-          </w:tcPr>
-          <w:p>
-            <w:pPr>
-              <w:spacing w:after="0" w:line="252"/>
-            </w:pPr>
-            <w:r>
-              <w:rPr>
-                <w:rFonts w:ascii="Arial" w:cs="Arial" w:eastAsia="Arial" w:hAnsi="Arial"/>
-                <w:b w:val="false"/>
-                <w:bCs w:val="false"/>
-                <w:sz w:val="20"/>
-                <w:szCs w:val="20"/>
-              </w:rPr>
-              <w:t xml:space="preserve">ARS 300.000 por mes es el precio de lista del abono, sin salto de precio por antigüedad ni por volumen.</w:t>
-            </w:r>
-          </w:p>
-        </w:tc>
-      </w:tr>
-      <w:tr>
-        <w:trPr>
-          <w:tblHeader w:val="off"/>
-        </w:trPr>
-        <w:tc>
-          <w:tcPr>
-            <w:tcW w:type="dxa" w:w="3000"/>
-            <w:tcBorders>
-              <w:top w:val="single" w:color="BFBFBF" w:sz="1"/>
-              <w:left w:val="single" w:color="BFBFBF" w:sz="1"/>
-              <w:bottom w:val="single" w:color="BFBFBF" w:sz="1"/>
-              <w:right w:val="single" w:color="BFBFBF" w:sz="1"/>
-            </w:tcBorders>
-            <w:shd w:fill="F2F2F2" w:val="clear"/>
-            <w:tcMar>
-              <w:top w:type="dxa" w:w="90"/>
-              <w:left w:type="dxa" w:w="130"/>
-              <w:bottom w:type="dxa" w:w="90"/>
-              <w:right w:type="dxa" w:w="130"/>
-            </w:tcMar>
-            <w:vAlign w:val="center"/>
-          </w:tcPr>
-          <w:p>
-            <w:pPr>
-              <w:spacing w:after="0" w:line="252"/>
-            </w:pPr>
-            <w:r>
-              <w:rPr>
-                <w:rFonts w:ascii="Arial" w:cs="Arial" w:eastAsia="Arial" w:hAnsi="Arial"/>
-                <w:b w:val="false"/>
-                <w:bCs w:val="false"/>
-                <w:sz w:val="20"/>
-                <w:szCs w:val="20"/>
-              </w:rPr>
-              <w:t xml:space="preserve">Plazo mínimo</w:t>
-            </w:r>
-          </w:p>
-        </w:tc>
-        <w:tc>
-          <w:tcPr>
-            <w:tcW w:type="dxa" w:w="6638"/>
-            <w:tcBorders>
-              <w:top w:val="single" w:color="BFBFBF" w:sz="1"/>
-              <w:left w:val="single" w:color="BFBFBF" w:sz="1"/>
-              <w:bottom w:val="single" w:color="BFBFBF" w:sz="1"/>
-              <w:right w:val="single" w:color="BFBFBF" w:sz="1"/>
-            </w:tcBorders>
-            <w:shd w:fill="F2F2F2" w:val="clear"/>
-            <w:tcMar>
-              <w:top w:type="dxa" w:w="90"/>
-              <w:left w:type="dxa" w:w="130"/>
-              <w:bottom w:type="dxa" w:w="90"/>
-              <w:right w:type="dxa" w:w="130"/>
-            </w:tcMar>
-            <w:vAlign w:val="center"/>
-          </w:tcPr>
-          <w:p>
-            <w:pPr>
-              <w:spacing w:after="0" w:line="252"/>
-            </w:pPr>
-            <w:r>
-              <w:rPr>
-                <w:rFonts w:ascii="Arial" w:cs="Arial" w:eastAsia="Arial" w:hAnsi="Arial"/>
-                <w:b w:val="false"/>
-                <w:bCs w:val="false"/>
-                <w:sz w:val="20"/>
-                <w:szCs w:val="20"/>
-              </w:rPr>
-              <w:t xml:space="preserve">12 meses. Es el tiempo mínimo para que la puesta en marcha se amortice y para que el equipo del taller empiece a trabajar con el sistema a pleno.</w:t>
-            </w:r>
-          </w:p>
-        </w:tc>
-      </w:tr>
-      <w:tr>
-        <w:trPr>
-          <w:tblHeader w:val="off"/>
-        </w:trPr>
-        <w:tc>
-          <w:tcPr>
-            <w:tcW w:type="dxa" w:w="3000"/>
-            <w:tcBorders>
-              <w:top w:val="single" w:color="BFBFBF" w:sz="1"/>
-              <w:left w:val="single" w:color="BFBFBF" w:sz="1"/>
-              <w:bottom w:val="single" w:color="BFBFBF" w:sz="1"/>
-              <w:right w:val="single" w:color="BFBFBF" w:sz="1"/>
-            </w:tcBorders>
-            <w:tcMar>
-              <w:top w:type="dxa" w:w="90"/>
-              <w:left w:type="dxa" w:w="130"/>
-              <w:bottom w:type="dxa" w:w="90"/>
-              <w:right w:type="dxa" w:w="130"/>
-            </w:tcMar>
-            <w:vAlign w:val="center"/>
-          </w:tcPr>
-          <w:p>
-            <w:pPr>
-              <w:spacing w:after="0" w:line="252"/>
-            </w:pPr>
-            <w:r>
-              <w:rPr>
-                <w:rFonts w:ascii="Arial" w:cs="Arial" w:eastAsia="Arial" w:hAnsi="Arial"/>
-                <w:b w:val="false"/>
-                <w:bCs w:val="false"/>
-                <w:sz w:val="20"/>
-                <w:szCs w:val="20"/>
-              </w:rPr>
-              <w:t xml:space="preserve">Forma de pago</w:t>
-            </w:r>
-          </w:p>
-        </w:tc>
-        <w:tc>
-          <w:tcPr>
-            <w:tcW w:type="dxa" w:w="6638"/>
-            <w:tcBorders>
-              <w:top w:val="single" w:color="BFBFBF" w:sz="1"/>
-              <w:left w:val="single" w:color="BFBFBF" w:sz="1"/>
-              <w:bottom w:val="single" w:color="BFBFBF" w:sz="1"/>
-              <w:right w:val="single" w:color="BFBFBF" w:sz="1"/>
-            </w:tcBorders>
-            <w:tcMar>
-              <w:top w:type="dxa" w:w="90"/>
-              <w:left w:type="dxa" w:w="130"/>
-              <w:bottom w:type="dxa" w:w="90"/>
-              <w:right w:type="dxa" w:w="130"/>
-            </w:tcMar>
-            <w:vAlign w:val="center"/>
-          </w:tcPr>
-          <w:p>
-            <w:pPr>
-              <w:spacing w:after="0" w:line="252"/>
-            </w:pPr>
-            <w:r>
-              <w:rPr>
-                <w:rFonts w:ascii="Arial" w:cs="Arial" w:eastAsia="Arial" w:hAnsi="Arial"/>
-                <w:b w:val="false"/>
-                <w:bCs w:val="false"/>
-                <w:sz w:val="20"/>
-                <w:szCs w:val="20"/>
-              </w:rPr>
-              <w:t xml:space="preserve">Mensual, por adelantado, contra factura electrónica (AFIP/ARCA). El abono se emite el primer día de cada mes.</w:t>
-            </w:r>
-          </w:p>
-        </w:tc>
-      </w:tr>
-      <w:tr>
-        <w:trPr>
-          <w:tblHeader w:val="off"/>
-        </w:trPr>
-        <w:tc>
-          <w:tcPr>
-            <w:tcW w:type="dxa" w:w="3000"/>
-            <w:tcBorders>
-              <w:top w:val="single" w:color="BFBFBF" w:sz="1"/>
-              <w:left w:val="single" w:color="BFBFBF" w:sz="1"/>
-              <w:bottom w:val="single" w:color="BFBFBF" w:sz="1"/>
-              <w:right w:val="single" w:color="BFBFBF" w:sz="1"/>
-            </w:tcBorders>
-            <w:shd w:fill="F2F2F2" w:val="clear"/>
-            <w:tcMar>
-              <w:top w:type="dxa" w:w="90"/>
-              <w:left w:type="dxa" w:w="130"/>
-              <w:bottom w:type="dxa" w:w="90"/>
-              <w:right w:type="dxa" w:w="130"/>
-            </w:tcMar>
-            <w:vAlign w:val="center"/>
-          </w:tcPr>
-          <w:p>
-            <w:pPr>
-              <w:spacing w:after="0" w:line="252"/>
-            </w:pPr>
-            <w:r>
-              <w:rPr>
-                <w:rFonts w:ascii="Arial" w:cs="Arial" w:eastAsia="Arial" w:hAnsi="Arial"/>
-                <w:b w:val="false"/>
-                <w:bCs w:val="false"/>
-                <w:sz w:val="20"/>
-                <w:szCs w:val="20"/>
-              </w:rPr>
-              <w:t xml:space="preserve">Bonificaciones</w:t>
-            </w:r>
-          </w:p>
-        </w:tc>
-        <w:tc>
-          <w:tcPr>
-            <w:tcW w:type="dxa" w:w="6638"/>
-            <w:tcBorders>
-              <w:top w:val="single" w:color="BFBFBF" w:sz="1"/>
-              <w:left w:val="single" w:color="BFBFBF" w:sz="1"/>
-              <w:bottom w:val="single" w:color="BFBFBF" w:sz="1"/>
-              <w:right w:val="single" w:color="BFBFBF" w:sz="1"/>
-            </w:tcBorders>
-            <w:shd w:fill="F2F2F2" w:val="clear"/>
-            <w:tcMar>
-              <w:top w:type="dxa" w:w="90"/>
-              <w:left w:type="dxa" w:w="130"/>
-              <w:bottom w:type="dxa" w:w="90"/>
-              <w:right w:type="dxa" w:w="130"/>
-            </w:tcMar>
-            <w:vAlign w:val="center"/>
-          </w:tcPr>
-          <w:p>
-            <w:pPr>
-              <w:spacing w:after="0" w:line="252"/>
-            </w:pPr>
-            <w:r>
-              <w:rPr>
-                <w:rFonts w:ascii="Arial" w:cs="Arial" w:eastAsia="Arial" w:hAnsi="Arial"/>
-                <w:b w:val="false"/>
-                <w:bCs w:val="false"/>
-                <w:sz w:val="20"/>
-                <w:szCs w:val="20"/>
-              </w:rPr>
-              <w:t xml:space="preserve">12 meses de abono abonados por adelantado: 2 meses sin cargo (ARS 3.000.000 por año). La puesta en marcha no se bonifica.</w:t>
-            </w:r>
-          </w:p>
-        </w:tc>
-      </w:tr>
-      <w:tr>
-        <w:trPr>
-          <w:tblHeader w:val="off"/>
-        </w:trPr>
-        <w:tc>
-          <w:tcPr>
-            <w:tcW w:type="dxa" w:w="3000"/>
-            <w:tcBorders>
-              <w:top w:val="single" w:color="BFBFBF" w:sz="1"/>
-              <w:left w:val="single" w:color="BFBFBF" w:sz="1"/>
-              <w:bottom w:val="single" w:color="BFBFBF" w:sz="1"/>
-              <w:right w:val="single" w:color="BFBFBF" w:sz="1"/>
-            </w:tcBorders>
-            <w:tcMar>
-              <w:top w:type="dxa" w:w="90"/>
-              <w:left w:type="dxa" w:w="130"/>
-              <w:bottom w:type="dxa" w:w="90"/>
-              <w:right w:type="dxa" w:w="130"/>
-            </w:tcMar>
-            <w:vAlign w:val="center"/>
-          </w:tcPr>
-          <w:p>
-            <w:pPr>
-              <w:spacing w:after="0" w:line="252"/>
-            </w:pPr>
-            <w:r>
-              <w:rPr>
-                <w:rFonts w:ascii="Arial" w:cs="Arial" w:eastAsia="Arial" w:hAnsi="Arial"/>
-                <w:b w:val="false"/>
-                <w:bCs w:val="false"/>
-                <w:sz w:val="20"/>
-                <w:szCs w:val="20"/>
-              </w:rPr>
-              <w:t xml:space="preserve">Baja</w:t>
-            </w:r>
-          </w:p>
-        </w:tc>
-        <w:tc>
-          <w:tcPr>
-            <w:tcW w:type="dxa" w:w="6638"/>
-            <w:tcBorders>
-              <w:top w:val="single" w:color="BFBFBF" w:sz="1"/>
-              <w:left w:val="single" w:color="BFBFBF" w:sz="1"/>
-              <w:bottom w:val="single" w:color="BFBFBF" w:sz="1"/>
-              <w:right w:val="single" w:color="BFBFBF" w:sz="1"/>
-            </w:tcBorders>
-            <w:tcMar>
-              <w:top w:type="dxa" w:w="90"/>
-              <w:left w:type="dxa" w:w="130"/>
-              <w:bottom w:type="dxa" w:w="90"/>
-              <w:right w:type="dxa" w:w="130"/>
-            </w:tcMar>
-            <w:vAlign w:val="center"/>
-          </w:tcPr>
-          <w:p>
-            <w:pPr>
-              <w:spacing w:after="0" w:line="252"/>
-            </w:pPr>
-            <w:r>
-              <w:rPr>
-                <w:rFonts w:ascii="Arial" w:cs="Arial" w:eastAsia="Arial" w:hAnsi="Arial"/>
-                <w:b w:val="false"/>
-                <w:bCs w:val="false"/>
-                <w:sz w:val="20"/>
-                <w:szCs w:val="20"/>
-              </w:rPr>
-              <w:t xml:space="preserve">Preaviso de 60 días. El cliente conserva la exportación de sus datos en formato aberto y el acceso de lectura durante los 90 días siguientes a la baja.</w:t>
-            </w:r>
-          </w:p>
-        </w:tc>
-      </w:tr>
-      <w:tr>
-        <w:trPr>
-          <w:tblHeader w:val="off"/>
-        </w:trPr>
-        <w:tc>
-          <w:tcPr>
-            <w:tcW w:type="dxa" w:w="3000"/>
-            <w:tcBorders>
-              <w:top w:val="single" w:color="BFBFBF" w:sz="1"/>
-              <w:left w:val="single" w:color="BFBFBF" w:sz="1"/>
-              <w:bottom w:val="single" w:color="BFBFBF" w:sz="1"/>
-              <w:right w:val="single" w:color="BFBFBF" w:sz="1"/>
-            </w:tcBorders>
-            <w:shd w:fill="F2F2F2" w:val="clear"/>
-            <w:tcMar>
-              <w:top w:type="dxa" w:w="90"/>
-              <w:left w:type="dxa" w:w="130"/>
-              <w:bottom w:type="dxa" w:w="90"/>
-              <w:right w:type="dxa" w:w="130"/>
-            </w:tcMar>
-            <w:vAlign w:val="center"/>
-          </w:tcPr>
-          <w:p>
-            <w:pPr>
-              <w:spacing w:after="0" w:line="252"/>
-            </w:pPr>
-            <w:r>
-              <w:rPr>
-                <w:rFonts w:ascii="Arial" w:cs="Arial" w:eastAsia="Arial" w:hAnsi="Arial"/>
-                <w:b w:val="false"/>
-                <w:bCs w:val="false"/>
-                <w:sz w:val="20"/>
-                <w:szCs w:val="20"/>
-              </w:rPr>
-              <w:t xml:space="preserve">Propiedad de los datos</w:t>
-            </w:r>
-          </w:p>
-        </w:tc>
-        <w:tc>
-          <w:tcPr>
-            <w:tcW w:type="dxa" w:w="6638"/>
-            <w:tcBorders>
-              <w:top w:val="single" w:color="BFBFBF" w:sz="1"/>
-              <w:left w:val="single" w:color="BFBFBF" w:sz="1"/>
-              <w:bottom w:val="single" w:color="BFBFBF" w:sz="1"/>
-              <w:right w:val="single" w:color="BFBFBF" w:sz="1"/>
-            </w:tcBorders>
-            <w:shd w:fill="F2F2F2" w:val="clear"/>
-            <w:tcMar>
-              <w:top w:type="dxa" w:w="90"/>
-              <w:left w:type="dxa" w:w="130"/>
-              <w:bottom w:type="dxa" w:w="90"/>
-              <w:right w:type="dxa" w:w="130"/>
-            </w:tcMar>
-            <w:vAlign w:val="center"/>
-          </w:tcPr>
-          <w:p>
-            <w:pPr>
-              <w:spacing w:after="0" w:line="252"/>
-            </w:pPr>
-            <w:r>
-              <w:rPr>
-                <w:rFonts w:ascii="Arial" w:cs="Arial" w:eastAsia="Arial" w:hAnsi="Arial"/>
-                <w:b w:val="false"/>
-                <w:bCs w:val="false"/>
-                <w:sz w:val="20"/>
-                <w:szCs w:val="20"/>
-              </w:rPr>
-              <w:t xml:space="preserve">Los datos son de Electrotecniref. El historial migrado, las OTs, los clientes y los cierres pertenecen al cliente.</w:t>
-            </w:r>
-          </w:p>
-        </w:tc>
-      </w:tr>
-    </w:tbl>
-    <w:p>
-      <w:r>
-        <w:br w:type="page"/>
-      </w:r>
-    </w:p>
-    <w:p>
-      <w:pPr>
-        <w:pStyle w:val="Heading1"/>
-        <w:spacing w:after="160" w:before="320"/>
-      </w:pPr>
-      <w:r>
-        <w:rPr>
-          <w:rFonts w:ascii="Arial" w:cs="Arial" w:eastAsia="Arial" w:hAnsi="Arial"/>
-          <w:b/>
-          <w:bCs/>
-          <w:color w:val="1F3864"/>
-          <w:sz w:val="26"/>
-          <w:szCs w:val="26"/>
-        </w:rPr>
-        <w:t xml:space="preserve">6. Compromisos de servicio</w:t>
-      </w:r>
-    </w:p>
-    <w:p>
-      <w:pPr>
-        <w:spacing w:after="140" w:line="276"/>
-      </w:pPr>
+          <w:i w:val="false"/>
+          <w:iCs w:val="false"/>
+          <w:sz w:val="21"/>
+          <w:szCs w:val="21"/>
+        </w:rPr>
+        <w:t xml:space="preserve">El desarrollo a medida es el diferencial</w:t>
+      </w:r>
       <w:r>
         <w:rPr>
           <w:rFonts w:ascii="Arial" w:cs="Arial" w:eastAsia="Arial" w:hAnsi="Arial"/>
@@ -3546,7 +4229,7 @@
           <w:sz w:val="21"/>
           <w:szCs w:val="21"/>
         </w:rPr>
-        <w:t xml:space="preserve">Estos compromisos son la parte del contrato que sostiene el resto de la propuesta. Se aplican desde la puesta en marcha.</w:t>
+        <w:t xml:space="preserve">: es la parte en que el sistema se adapta a la operatoria de Electrotecniref —su ERP, sus listas de precios, sus reglas de garantía y sus formatos de trabajo— y por eso se cotiza aparte.</w:t>
       </w:r>
     </w:p>
     <w:tbl>
@@ -3635,7 +4318,7 @@
                 <w:sz w:val="20"/>
                 <w:szCs w:val="20"/>
               </w:rPr>
-              <w:t xml:space="preserve">Compromiso</w:t>
+              <w:t xml:space="preserve">Detalle</w:t>
             </w:r>
           </w:p>
         </w:tc>
@@ -3673,7 +4356,7 @@
                 <w:sz w:val="20"/>
                 <w:szCs w:val="20"/>
               </w:rPr>
-              <w:t xml:space="preserve">Disponibilidad</w:t>
+              <w:t xml:space="preserve">Qué es</w:t>
             </w:r>
           </w:p>
         </w:tc>
@@ -3706,7 +4389,7 @@
                 <w:sz w:val="20"/>
                 <w:szCs w:val="20"/>
               </w:rPr>
-              <w:t xml:space="preserve">Infraestructura en la plataforma de Vogel, con ambiente de pruebas separado de producción.</w:t>
+              <w:t xml:space="preserve">Trabajo real sobre el sistema, no un cargo por usar la plataforma: todo lo que no está en el roadmap y haga falta para la operatoria del taller.</w:t>
             </w:r>
           </w:p>
         </w:tc>
@@ -3745,7 +4428,7 @@
                 <w:sz w:val="20"/>
                 <w:szCs w:val="20"/>
               </w:rPr>
-              <w:t xml:space="preserve">Respuesta ante incidentes</w:t>
+              <w:t xml:space="preserve">Cómo se cotiza</w:t>
             </w:r>
           </w:p>
         </w:tc>
@@ -3779,7 +4462,7 @@
                 <w:sz w:val="20"/>
                 <w:szCs w:val="20"/>
               </w:rPr>
-              <w:t xml:space="preserve">Incidente crítico (sistema no disponible): 4 horas hábiles. Incidente alto: 8 horas hábiles. Resto: 2 días hábiles.</w:t>
+              <w:t xml:space="preserve">Por escrito y antes de empezar: alcance, plazo y precio de cada pedido. Nunca una sorpresa en la factura.</w:t>
             </w:r>
           </w:p>
         </w:tc>
@@ -3817,7 +4500,7 @@
                 <w:sz w:val="20"/>
                 <w:szCs w:val="20"/>
               </w:rPr>
-              <w:t xml:space="preserve">Horizonte de atención</w:t>
+              <w:t xml:space="preserve">Qué ventaja da</w:t>
             </w:r>
           </w:p>
         </w:tc>
@@ -3850,7 +4533,7 @@
                 <w:sz w:val="20"/>
                 <w:szCs w:val="20"/>
               </w:rPr>
-              <w:t xml:space="preserve">Lunes a viernes de 9 a 18 (GMT-3), con guardia para incidentes críticos los fines de semana mediante contacto asignado.</w:t>
+              <w:t xml:space="preserve">La plataforma ya nació de este taller: buena parte de lo que otros tendrían que desarrollar, acá ya está hecho y verificado contra el legacy.</w:t>
             </w:r>
           </w:p>
         </w:tc>
@@ -3889,7 +4572,7 @@
                 <w:sz w:val="20"/>
                 <w:szCs w:val="20"/>
               </w:rPr>
-              <w:t xml:space="preserve">Respaldo y recuperación</w:t>
+              <w:t xml:space="preserve">Qué NO se cobra</w:t>
             </w:r>
           </w:p>
         </w:tc>
@@ -3923,222 +4606,7 @@
                 <w:sz w:val="20"/>
                 <w:szCs w:val="20"/>
               </w:rPr>
-              <w:t xml:space="preserve">Respaldo automático diario de la base, con una ventana de pérdida máxima de datos (RPO) de 24 horas y recuperación (RTO) en 8 horas hábiles, con prueba de restauración mensual. Es parte de la puesta en marcha y se verifica con el cliente antes de dar por iniciada la operación.</w:t>
-            </w:r>
-          </w:p>
-        </w:tc>
-      </w:tr>
-      <w:tr>
-        <w:trPr>
-          <w:tblHeader w:val="off"/>
-        </w:trPr>
-        <w:tc>
-          <w:tcPr>
-            <w:tcW w:type="dxa" w:w="3400"/>
-            <w:tcBorders>
-              <w:top w:val="single" w:color="BFBFBF" w:sz="1"/>
-              <w:left w:val="single" w:color="BFBFBF" w:sz="1"/>
-              <w:bottom w:val="single" w:color="BFBFBF" w:sz="1"/>
-              <w:right w:val="single" w:color="BFBFBF" w:sz="1"/>
-            </w:tcBorders>
-            <w:tcMar>
-              <w:top w:type="dxa" w:w="90"/>
-              <w:left w:type="dxa" w:w="130"/>
-              <w:bottom w:type="dxa" w:w="90"/>
-              <w:right w:type="dxa" w:w="130"/>
-            </w:tcMar>
-            <w:vAlign w:val="center"/>
-          </w:tcPr>
-          <w:p>
-            <w:pPr>
-              <w:spacing w:after="0" w:line="252"/>
-            </w:pPr>
-            <w:r>
-              <w:rPr>
-                <w:rFonts w:ascii="Arial" w:cs="Arial" w:eastAsia="Arial" w:hAnsi="Arial"/>
-                <w:b w:val="false"/>
-                <w:bCs w:val="false"/>
-                <w:sz w:val="20"/>
-                <w:szCs w:val="20"/>
-              </w:rPr>
-              <w:t xml:space="preserve">Mantenimiento</w:t>
-            </w:r>
-          </w:p>
-        </w:tc>
-        <w:tc>
-          <w:tcPr>
-            <w:tcW w:type="dxa" w:w="6238"/>
-            <w:tcBorders>
-              <w:top w:val="single" w:color="BFBFBF" w:sz="1"/>
-              <w:left w:val="single" w:color="BFBFBF" w:sz="1"/>
-              <w:bottom w:val="single" w:color="BFBFBF" w:sz="1"/>
-              <w:right w:val="single" w:color="BFBFBF" w:sz="1"/>
-            </w:tcBorders>
-            <w:tcMar>
-              <w:top w:type="dxa" w:w="90"/>
-              <w:left w:type="dxa" w:w="130"/>
-              <w:bottom w:type="dxa" w:w="90"/>
-              <w:right w:type="dxa" w:w="130"/>
-            </w:tcMar>
-            <w:vAlign w:val="center"/>
-          </w:tcPr>
-          <w:p>
-            <w:pPr>
-              <w:spacing w:after="0" w:line="252"/>
-            </w:pPr>
-            <w:r>
-              <w:rPr>
-                <w:rFonts w:ascii="Arial" w:cs="Arial" w:eastAsia="Arial" w:hAnsi="Arial"/>
-                <w:b w:val="false"/>
-                <w:bCs w:val="false"/>
-                <w:sz w:val="20"/>
-                <w:szCs w:val="20"/>
-              </w:rPr>
-              <w:t xml:space="preserve">Ventana única los domingos por la noche, con aviso previo. Las actualizaciones no rompen el flujo de trabajo.</w:t>
-            </w:r>
-          </w:p>
-        </w:tc>
-      </w:tr>
-      <w:tr>
-        <w:trPr>
-          <w:tblHeader w:val="off"/>
-        </w:trPr>
-        <w:tc>
-          <w:tcPr>
-            <w:tcW w:type="dxa" w:w="3400"/>
-            <w:tcBorders>
-              <w:top w:val="single" w:color="BFBFBF" w:sz="1"/>
-              <w:left w:val="single" w:color="BFBFBF" w:sz="1"/>
-              <w:bottom w:val="single" w:color="BFBFBF" w:sz="1"/>
-              <w:right w:val="single" w:color="BFBFBF" w:sz="1"/>
-            </w:tcBorders>
-            <w:shd w:fill="F2F2F2" w:val="clear"/>
-            <w:tcMar>
-              <w:top w:type="dxa" w:w="90"/>
-              <w:left w:type="dxa" w:w="130"/>
-              <w:bottom w:type="dxa" w:w="90"/>
-              <w:right w:type="dxa" w:w="130"/>
-            </w:tcMar>
-            <w:vAlign w:val="center"/>
-          </w:tcPr>
-          <w:p>
-            <w:pPr>
-              <w:spacing w:after="0" w:line="252"/>
-            </w:pPr>
-            <w:r>
-              <w:rPr>
-                <w:rFonts w:ascii="Arial" w:cs="Arial" w:eastAsia="Arial" w:hAnsi="Arial"/>
-                <w:b w:val="false"/>
-                <w:bCs w:val="false"/>
-                <w:sz w:val="20"/>
-                <w:szCs w:val="20"/>
-              </w:rPr>
-              <w:t xml:space="preserve">Datos y exportabilidad</w:t>
-            </w:r>
-          </w:p>
-        </w:tc>
-        <w:tc>
-          <w:tcPr>
-            <w:tcW w:type="dxa" w:w="6238"/>
-            <w:tcBorders>
-              <w:top w:val="single" w:color="BFBFBF" w:sz="1"/>
-              <w:left w:val="single" w:color="BFBFBF" w:sz="1"/>
-              <w:bottom w:val="single" w:color="BFBFBF" w:sz="1"/>
-              <w:right w:val="single" w:color="BFBFBF" w:sz="1"/>
-            </w:tcBorders>
-            <w:shd w:fill="F2F2F2" w:val="clear"/>
-            <w:tcMar>
-              <w:top w:type="dxa" w:w="90"/>
-              <w:left w:type="dxa" w:w="130"/>
-              <w:bottom w:type="dxa" w:w="90"/>
-              <w:right w:type="dxa" w:w="130"/>
-            </w:tcMar>
-            <w:vAlign w:val="center"/>
-          </w:tcPr>
-          <w:p>
-            <w:pPr>
-              <w:spacing w:after="0" w:line="252"/>
-            </w:pPr>
-            <w:r>
-              <w:rPr>
-                <w:rFonts w:ascii="Arial" w:cs="Arial" w:eastAsia="Arial" w:hAnsi="Arial"/>
-                <w:b w:val="false"/>
-                <w:bCs w:val="false"/>
-                <w:sz w:val="20"/>
-                <w:szCs w:val="20"/>
-              </w:rPr>
-              <w:t xml:space="preserve">La exportación de la información del cliente en formatos abiertos se habilita durante la puesta en marcha, para que el cliente nunca quede atado a la plataforma.</w:t>
-            </w:r>
-          </w:p>
-        </w:tc>
-      </w:tr>
-      <w:tr>
-        <w:trPr>
-          <w:tblHeader w:val="off"/>
-        </w:trPr>
-        <w:tc>
-          <w:tcPr>
-            <w:tcW w:type="dxa" w:w="3400"/>
-            <w:tcBorders>
-              <w:top w:val="single" w:color="BFBFBF" w:sz="1"/>
-              <w:left w:val="single" w:color="BFBFBF" w:sz="1"/>
-              <w:bottom w:val="single" w:color="BFBFBF" w:sz="1"/>
-              <w:right w:val="single" w:color="BFBFBF" w:sz="1"/>
-            </w:tcBorders>
-            <w:tcMar>
-              <w:top w:type="dxa" w:w="90"/>
-              <w:left w:type="dxa" w:w="130"/>
-              <w:bottom w:type="dxa" w:w="90"/>
-              <w:right w:type="dxa" w:w="130"/>
-            </w:tcMar>
-            <w:vAlign w:val="center"/>
-          </w:tcPr>
-          <w:p>
-            <w:pPr>
-              <w:spacing w:after="0" w:line="252"/>
-            </w:pPr>
-            <w:r>
-              <w:rPr>
-                <w:rFonts w:ascii="Arial" w:cs="Arial" w:eastAsia="Arial" w:hAnsi="Arial"/>
-                <w:b w:val="false"/>
-                <w:bCs w:val="false"/>
-                <w:sz w:val="20"/>
-                <w:szCs w:val="20"/>
-              </w:rPr>
-              <w:t xml:space="preserve">Evolución</w:t>
-            </w:r>
-          </w:p>
-        </w:tc>
-        <w:tc>
-          <w:tcPr>
-            <w:tcW w:type="dxa" w:w="6238"/>
-            <w:tcBorders>
-              <w:top w:val="single" w:color="BFBFBF" w:sz="1"/>
-              <w:left w:val="single" w:color="BFBFBF" w:sz="1"/>
-              <w:bottom w:val="single" w:color="BFBFBF" w:sz="1"/>
-              <w:right w:val="single" w:color="BFBFBF" w:sz="1"/>
-            </w:tcBorders>
-            <w:tcMar>
-              <w:top w:type="dxa" w:w="90"/>
-              <w:left w:type="dxa" w:w="130"/>
-              <w:bottom w:type="dxa" w:w="90"/>
-              <w:right w:type="dxa" w:w="130"/>
-            </w:tcMar>
-            <w:vAlign w:val="center"/>
-          </w:tcPr>
-          <w:p>
-            <w:pPr>
-              <w:spacing w:after="0" w:line="252"/>
-            </w:pPr>
-            <w:r>
-              <w:rPr>
-                <w:rFonts w:ascii="Arial" w:cs="Arial" w:eastAsia="Arial" w:hAnsi="Arial"/>
-                <w:b w:val="false"/>
-                <w:bCs w:val="false"/>
-                <w:sz w:val="20"/>
-                <w:szCs w:val="20"/>
-              </w:rPr>
-              <w:t xml:space="preserve">El roadmap se define en conjunto con el cliente. Las mejoras que el sistema necesita para el taller entran en el abono; los desarrollos puntuales se cotizan aparte.</w:t>
+              <w:t xml:space="preserve">Ningún cargo por uso de la plataforma: ni por usuario, ni por orden de trabajo, ni por mensaje de WhatsApp. El desarrollo a medida es trabajo puntual, y se cotiza por escrito.</w:t>
             </w:r>
           </w:p>
         </w:tc>
@@ -4146,52 +4614,12 @@
     </w:tbl>
     <w:p>
       <w:pPr>
-        <w:spacing w:after="100"/>
+        <w:spacing w:after="120"/>
       </w:pPr>
     </w:p>
     <w:p>
       <w:pPr>
-        <w:spacing w:after="140" w:line="276"/>
-      </w:pPr>
-      <w:r>
-        <w:rPr>
-          <w:rFonts w:ascii="Arial" w:cs="Arial" w:eastAsia="Arial" w:hAnsi="Arial"/>
-          <w:b w:val="false"/>
-          <w:bCs w:val="false"/>
-          <w:i w:val="false"/>
-          <w:iCs w:val="false"/>
-          <w:color w:val="595959"/>
-          <w:sz w:val="19"/>
-          <w:szCs w:val="19"/>
-        </w:rPr>
-        <w:t xml:space="preserve">Estos compromisos se mantienen durante toda la vigencia del contrato, con la revisión trimestral de precio por el IPC. El abono incluye el soporte y la atención de incidentes que estos compromisos requieren.</w:t>
-      </w:r>
-    </w:p>
-    <w:p>
-      <w:pPr>
-        <w:spacing w:after="60"/>
-      </w:pPr>
-    </w:p>
-    <w:p>
-      <w:pPr>
-        <w:pStyle w:val="Heading1"/>
-        <w:spacing w:after="160" w:before="320"/>
-      </w:pPr>
-      <w:r>
-        <w:rPr>
-          <w:rFonts w:ascii="Arial" w:cs="Arial" w:eastAsia="Arial" w:hAnsi="Arial"/>
-          <w:b/>
-          <w:bCs/>
-          <w:color w:val="1F3864"/>
-          <w:sz w:val="26"/>
-          <w:szCs w:val="26"/>
-        </w:rPr>
-        <w:t xml:space="preserve">7. Qué se factura aparte</w:t>
-      </w:r>
-    </w:p>
-    <w:p>
-      <w:pPr>
-        <w:spacing w:after="140" w:line="276"/>
+        <w:spacing w:after="140" w:before="120"/>
       </w:pPr>
       <w:r>
         <w:rPr>
@@ -4203,60 +4631,7 @@
           <w:sz w:val="21"/>
           <w:szCs w:val="21"/>
         </w:rPr>
-        <w:t xml:space="preserve">El abono no tiene cargos por uso: ni por usuario, ni por orden de trabajo, ni por mensajes. Sólo dos cosas se cotizan aparte.</w:t>
-      </w:r>
-    </w:p>
-    <w:p>
-      <w:pPr>
-        <w:pStyle w:val="ListParagraph"/>
-        <w:numPr>
-          <w:ilvl w:val="0"/>
-          <w:numId w:val="2"/>
-        </w:numPr>
-        <w:spacing w:after="80" w:line="264"/>
-      </w:pPr>
-      <w:r>
-        <w:rPr>
-          <w:rFonts w:ascii="Arial" w:cs="Arial" w:eastAsia="Arial" w:hAnsi="Arial"/>
-          <w:sz w:val="21"/>
-          <w:szCs w:val="21"/>
-        </w:rPr>
-        <w:t xml:space="preserve">El Plus WhatsApp, si el taller decide contratarlo: es opcional, su precio se define antes de la puesta en marcha y los mensajes no se cobran por unidad.</w:t>
-      </w:r>
-    </w:p>
-    <w:p>
-      <w:pPr>
-        <w:pStyle w:val="ListParagraph"/>
-        <w:numPr>
-          <w:ilvl w:val="0"/>
-          <w:numId w:val="2"/>
-        </w:numPr>
-        <w:spacing w:after="80" w:line="264"/>
-      </w:pPr>
-      <w:r>
-        <w:rPr>
-          <w:rFonts w:ascii="Arial" w:cs="Arial" w:eastAsia="Arial" w:hAnsi="Arial"/>
-          <w:sz w:val="21"/>
-          <w:szCs w:val="21"/>
-        </w:rPr>
-        <w:t xml:space="preserve">Desarrollo a medida: cualquier funcionalidad que no esté en el roadmap se cotiza por escrito antes de empezar.</w:t>
-      </w:r>
-    </w:p>
-    <w:p>
-      <w:pPr>
-        <w:spacing w:after="140" w:before="120"/>
-      </w:pPr>
-      <w:r>
-        <w:rPr>
-          <w:rFonts w:ascii="Arial" w:cs="Arial" w:eastAsia="Arial" w:hAnsi="Arial"/>
-          <w:b w:val="false"/>
-          <w:bCs w:val="false"/>
-          <w:i w:val="false"/>
-          <w:iCs w:val="false"/>
-          <w:sz w:val="21"/>
-          <w:szCs w:val="21"/>
-        </w:rPr>
-        <w:t xml:space="preserve">Todo lo demás —órdenes de trabajo, clientes, cierre a marcas, catálogo de repuestos, usuarios, roles, tableros, reportes y el historial completo— está dentro del abono base.</w:t>
+        <w:t xml:space="preserve">Todo lo demás —órdenes de trabajo, clientes, cierre a marcas, catálogo de repuestos, usuarios, roles, WhatsApp, asistente con IA, tableros, reportes y el historial completo— está dentro del abono base.</w:t>
       </w:r>
     </w:p>
     <w:p>
@@ -4575,7 +4950,7 @@
                 <w:sz w:val="20"/>
                 <w:szCs w:val="20"/>
               </w:rPr>
-              <w:t xml:space="preserve">Definición de la lista de precios del catálogo de repuestos y decisión sobre el Plus WhatsApp: si se contrata y con qué línea.</w:t>
+              <w:t xml:space="preserve">Definición de la lista de precios del catálogo de repuestos, del límite de consumo del asistente con IA y de si los avisos al cliente salen por la línea de la plataforma o por la línea de Electrotecniref.</w:t>
             </w:r>
           </w:p>
         </w:tc>

--- a/docs/propuesta-abono-mensual-electrotecniref.docx
+++ b/docs/propuesta-abono-mensual-electrotecniref.docx
@@ -4,7 +4,54 @@
   <w:body>
     <w:p>
       <w:pPr>
-        <w:spacing w:after="0"/>
+        <w:spacing w:after="0" w:before="900"/>
+        <w:jc w:val="center"/>
+      </w:pPr>
+      <w:r>
+        <w:drawing>
+          <wp:inline distT="0" distB="0" distL="0" distR="0">
+            <wp:extent cx="1809750" cy="1466850"/>
+            <wp:effectExtent t="0" r="0" b="0" l="0"/>
+            <wp:docPr id="1" name=""/>
+            <wp:cNvGraphicFramePr>
+              <a:graphicFrameLocks xmlns:a="http://schemas.openxmlformats.org/drawingml/2006/main" noChangeAspect="1"/>
+            </wp:cNvGraphicFramePr>
+            <a:graphic xmlns:a="http://schemas.openxmlformats.org/drawingml/2006/main">
+              <a:graphicData uri="http://schemas.openxmlformats.org/drawingml/2006/picture">
+                <pic:pic xmlns:pic="http://schemas.openxmlformats.org/drawingml/2006/picture">
+                  <pic:nvPicPr>
+                    <pic:cNvPr id="0" name="" descr=""/>
+                    <pic:cNvPicPr>
+                      <a:picLocks noChangeAspect="1" noChangeArrowheads="1"/>
+                    </pic:cNvPicPr>
+                  </pic:nvPicPr>
+                  <pic:blipFill>
+                    <a:blip r:embed="rId9" cstate="none"/>
+                    <a:srcRect/>
+                    <a:stretch>
+                      <a:fillRect/>
+                    </a:stretch>
+                  </pic:blipFill>
+                  <pic:spPr bwMode="auto">
+                    <a:xfrm>
+                      <a:off x="0" y="0"/>
+                      <a:ext cx="1809750" cy="1466850"/>
+                    </a:xfrm>
+                    <a:prstGeom prst="rect">
+                      <a:avLst/>
+                    </a:prstGeom>
+                  </pic:spPr>
+                </pic:pic>
+              </a:graphicData>
+            </a:graphic>
+          </wp:inline>
+        </w:drawing>
+      </w:r>
+    </w:p>
+    <w:p>
+      <w:pPr>
+        <w:spacing w:after="0" w:before="240"/>
+        <w:jc w:val="center"/>
       </w:pPr>
       <w:r>
         <w:rPr>
@@ -12,8 +59,8 @@
           <w:b/>
           <w:bCs/>
           <w:color w:val="1F3864"/>
-          <w:sz w:val="26"/>
-          <w:szCs w:val="26"/>
+          <w:sz w:val="30"/>
+          <w:szCs w:val="30"/>
         </w:rPr>
         <w:t xml:space="preserve">VOGEL CONSULTORÍA</w:t>
       </w:r>
@@ -21,23 +68,25 @@
     <w:p>
       <w:pPr>
         <w:pBdr>
-          <w:bottom w:val="single" w:color="1F3864" w:sz="12" w:space="6"/>
+          <w:bottom w:val="single" w:color="1F3864" w:sz="12" w:space="8"/>
         </w:pBdr>
-        <w:spacing w:after="40"/>
+        <w:spacing w:after="520"/>
+        <w:jc w:val="center"/>
       </w:pPr>
       <w:r>
         <w:rPr>
           <w:rFonts w:ascii="Arial" w:cs="Arial" w:eastAsia="Arial" w:hAnsi="Arial"/>
           <w:color w:val="595959"/>
-          <w:sz w:val="18"/>
-          <w:szCs w:val="18"/>
+          <w:sz w:val="19"/>
+          <w:szCs w:val="19"/>
         </w:rPr>
         <w:t xml:space="preserve">Gestión de Servicios — plataforma para talleres de servicio técnico</w:t>
       </w:r>
     </w:p>
     <w:p>
       <w:pPr>
-        <w:spacing w:after="60" w:before="240"/>
+        <w:spacing w:after="100" w:before="380"/>
+        <w:jc w:val="center"/>
       </w:pPr>
       <w:r>
         <w:rPr>
@@ -45,51 +94,41 @@
           <w:b/>
           <w:bCs/>
           <w:color w:val="1F3864"/>
-          <w:sz w:val="34"/>
-          <w:szCs w:val="34"/>
+          <w:sz w:val="48"/>
+          <w:szCs w:val="48"/>
         </w:rPr>
         <w:t xml:space="preserve">Propuesta económica</w:t>
       </w:r>
     </w:p>
     <w:p>
       <w:pPr>
-        <w:spacing w:after="200"/>
+        <w:spacing w:after="60"/>
+        <w:jc w:val="center"/>
       </w:pPr>
       <w:r>
         <w:rPr>
           <w:rFonts w:ascii="Arial" w:cs="Arial" w:eastAsia="Arial" w:hAnsi="Arial"/>
           <w:b/>
           <w:bCs/>
-          <w:i w:val="false"/>
-          <w:iCs w:val="false"/>
+          <w:sz w:val="28"/>
+          <w:szCs w:val="28"/>
+        </w:rPr>
+        <w:t xml:space="preserve">Vogel Gestión de Servicios</w:t>
+      </w:r>
+    </w:p>
+    <w:p>
+      <w:pPr>
+        <w:spacing w:after="640"/>
+        <w:jc w:val="center"/>
+      </w:pPr>
+      <w:r>
+        <w:rPr>
+          <w:rFonts w:ascii="Arial" w:cs="Arial" w:eastAsia="Arial" w:hAnsi="Arial"/>
+          <w:color w:val="595959"/>
           <w:sz w:val="24"/>
           <w:szCs w:val="24"/>
         </w:rPr>
-        <w:t xml:space="preserve">Vogel Gestión de Servicios</w:t>
-      </w:r>
-      <w:r>
-        <w:rPr>
-          <w:rFonts w:ascii="Arial" w:cs="Arial" w:eastAsia="Arial" w:hAnsi="Arial"/>
-          <w:b w:val="false"/>
-          <w:bCs w:val="false"/>
-          <w:i w:val="false"/>
-          <w:iCs w:val="false"/>
-          <w:sz w:val="21"/>
-          <w:szCs w:val="21"/>
-        </w:rPr>
-        <w:t xml:space="preserve">  ·  Abono mensual para </w:t>
-      </w:r>
-      <w:r>
-        <w:rPr>
-          <w:rFonts w:ascii="Arial" w:cs="Arial" w:eastAsia="Arial" w:hAnsi="Arial"/>
-          <w:b/>
-          <w:bCs/>
-          <w:i w:val="false"/>
-          <w:iCs w:val="false"/>
-          <w:sz w:val="21"/>
-          <w:szCs w:val="21"/>
-        </w:rPr>
-        <w:t xml:space="preserve">Electrotecniref</w:t>
+        <w:t xml:space="preserve">Abono mensual para Electrotecniref</w:t>
       </w:r>
     </w:p>
     <w:tbl>
@@ -105,10 +144,352 @@
         </w:tblBorders>
       </w:tblPr>
       <w:tblGrid>
-        <w:gridCol w:w="2600"/>
-        <w:gridCol w:w="7038"/>
+        <w:gridCol w:w="3000"/>
+        <w:gridCol w:w="6638"/>
       </w:tblGrid>
+      <w:tr>
+        <w:trPr>
+          <w:tblHeader/>
+        </w:trPr>
+        <w:tc>
+          <w:tcPr>
+            <w:tcW w:type="dxa" w:w="3000"/>
+            <w:tcBorders>
+              <w:top w:val="single" w:color="BFBFBF" w:sz="1"/>
+              <w:left w:val="single" w:color="BFBFBF" w:sz="1"/>
+              <w:bottom w:val="single" w:color="BFBFBF" w:sz="1"/>
+              <w:right w:val="single" w:color="BFBFBF" w:sz="1"/>
+            </w:tcBorders>
+            <w:shd w:fill="F2F2F2" w:val="clear"/>
+            <w:tcMar>
+              <w:top w:type="dxa" w:w="90"/>
+              <w:left w:type="dxa" w:w="130"/>
+              <w:bottom w:type="dxa" w:w="90"/>
+              <w:right w:type="dxa" w:w="130"/>
+            </w:tcMar>
+            <w:vAlign w:val="center"/>
+          </w:tcPr>
+          <w:p>
+            <w:pPr>
+              <w:spacing w:after="0" w:line="252"/>
+            </w:pPr>
+            <w:r>
+              <w:rPr>
+                <w:rFonts w:ascii="Arial" w:cs="Arial" w:eastAsia="Arial" w:hAnsi="Arial"/>
+                <w:b/>
+                <w:bCs/>
+                <w:color w:val="1F3864"/>
+                <w:sz w:val="19"/>
+                <w:szCs w:val="19"/>
+              </w:rPr>
+              <w:t xml:space="preserve">Fecha</w:t>
+            </w:r>
+          </w:p>
+        </w:tc>
+        <w:tc>
+          <w:tcPr>
+            <w:tcW w:type="dxa" w:w="6638"/>
+            <w:tcBorders>
+              <w:top w:val="single" w:color="BFBFBF" w:sz="1"/>
+              <w:left w:val="single" w:color="BFBFBF" w:sz="1"/>
+              <w:bottom w:val="single" w:color="BFBFBF" w:sz="1"/>
+              <w:right w:val="single" w:color="BFBFBF" w:sz="1"/>
+            </w:tcBorders>
+            <w:tcMar>
+              <w:top w:type="dxa" w:w="90"/>
+              <w:left w:type="dxa" w:w="130"/>
+              <w:bottom w:type="dxa" w:w="90"/>
+              <w:right w:type="dxa" w:w="130"/>
+            </w:tcMar>
+            <w:vAlign w:val="center"/>
+          </w:tcPr>
+          <w:p>
+            <w:pPr>
+              <w:spacing w:after="0" w:line="252"/>
+            </w:pPr>
+            <w:r>
+              <w:rPr>
+                <w:rFonts w:ascii="Arial" w:cs="Arial" w:eastAsia="Arial" w:hAnsi="Arial"/>
+                <w:sz w:val="19"/>
+                <w:szCs w:val="19"/>
+              </w:rPr>
+              <w:t xml:space="preserve">27 de octubre de 2026</w:t>
+            </w:r>
+          </w:p>
+        </w:tc>
+      </w:tr>
+      <w:tr>
+        <w:trPr>
+          <w:tblHeader w:val="off"/>
+        </w:trPr>
+        <w:tc>
+          <w:tcPr>
+            <w:tcW w:type="dxa" w:w="3000"/>
+            <w:tcBorders>
+              <w:top w:val="single" w:color="BFBFBF" w:sz="1"/>
+              <w:left w:val="single" w:color="BFBFBF" w:sz="1"/>
+              <w:bottom w:val="single" w:color="BFBFBF" w:sz="1"/>
+              <w:right w:val="single" w:color="BFBFBF" w:sz="1"/>
+            </w:tcBorders>
+            <w:shd w:fill="F2F2F2" w:val="clear"/>
+            <w:tcMar>
+              <w:top w:type="dxa" w:w="90"/>
+              <w:left w:type="dxa" w:w="130"/>
+              <w:bottom w:type="dxa" w:w="90"/>
+              <w:right w:type="dxa" w:w="130"/>
+            </w:tcMar>
+            <w:vAlign w:val="center"/>
+          </w:tcPr>
+          <w:p>
+            <w:pPr>
+              <w:spacing w:after="0" w:line="252"/>
+            </w:pPr>
+            <w:r>
+              <w:rPr>
+                <w:rFonts w:ascii="Arial" w:cs="Arial" w:eastAsia="Arial" w:hAnsi="Arial"/>
+                <w:b/>
+                <w:bCs/>
+                <w:color w:val="1F3864"/>
+                <w:sz w:val="19"/>
+                <w:szCs w:val="19"/>
+              </w:rPr>
+              <w:t xml:space="preserve">Vigencia de la propuesta</w:t>
+            </w:r>
+          </w:p>
+        </w:tc>
+        <w:tc>
+          <w:tcPr>
+            <w:tcW w:type="dxa" w:w="6638"/>
+            <w:tcBorders>
+              <w:top w:val="single" w:color="BFBFBF" w:sz="1"/>
+              <w:left w:val="single" w:color="BFBFBF" w:sz="1"/>
+              <w:bottom w:val="single" w:color="BFBFBF" w:sz="1"/>
+              <w:right w:val="single" w:color="BFBFBF" w:sz="1"/>
+            </w:tcBorders>
+            <w:tcMar>
+              <w:top w:type="dxa" w:w="90"/>
+              <w:left w:type="dxa" w:w="130"/>
+              <w:bottom w:type="dxa" w:w="90"/>
+              <w:right w:type="dxa" w:w="130"/>
+            </w:tcMar>
+            <w:vAlign w:val="center"/>
+          </w:tcPr>
+          <w:p>
+            <w:pPr>
+              <w:spacing w:after="0" w:line="252"/>
+            </w:pPr>
+            <w:r>
+              <w:rPr>
+                <w:rFonts w:ascii="Arial" w:cs="Arial" w:eastAsia="Arial" w:hAnsi="Arial"/>
+                <w:sz w:val="19"/>
+                <w:szCs w:val="19"/>
+              </w:rPr>
+              <w:t xml:space="preserve">Hasta el 30 de noviembre de 2026. Pasada esa fecha, los valores se revisan.</w:t>
+            </w:r>
+          </w:p>
+        </w:tc>
+      </w:tr>
+      <w:tr>
+        <w:trPr>
+          <w:tblHeader w:val="off"/>
+        </w:trPr>
+        <w:tc>
+          <w:tcPr>
+            <w:tcW w:type="dxa" w:w="3000"/>
+            <w:tcBorders>
+              <w:top w:val="single" w:color="BFBFBF" w:sz="1"/>
+              <w:left w:val="single" w:color="BFBFBF" w:sz="1"/>
+              <w:bottom w:val="single" w:color="BFBFBF" w:sz="1"/>
+              <w:right w:val="single" w:color="BFBFBF" w:sz="1"/>
+            </w:tcBorders>
+            <w:shd w:fill="F2F2F2" w:val="clear"/>
+            <w:tcMar>
+              <w:top w:type="dxa" w:w="90"/>
+              <w:left w:type="dxa" w:w="130"/>
+              <w:bottom w:type="dxa" w:w="90"/>
+              <w:right w:type="dxa" w:w="130"/>
+            </w:tcMar>
+            <w:vAlign w:val="center"/>
+          </w:tcPr>
+          <w:p>
+            <w:pPr>
+              <w:spacing w:after="0" w:line="252"/>
+            </w:pPr>
+            <w:r>
+              <w:rPr>
+                <w:rFonts w:ascii="Arial" w:cs="Arial" w:eastAsia="Arial" w:hAnsi="Arial"/>
+                <w:b/>
+                <w:bCs/>
+                <w:color w:val="1F3864"/>
+                <w:sz w:val="19"/>
+                <w:szCs w:val="19"/>
+              </w:rPr>
+              <w:t xml:space="preserve">Preparada para</w:t>
+            </w:r>
+          </w:p>
+        </w:tc>
+        <w:tc>
+          <w:tcPr>
+            <w:tcW w:type="dxa" w:w="6638"/>
+            <w:tcBorders>
+              <w:top w:val="single" w:color="BFBFBF" w:sz="1"/>
+              <w:left w:val="single" w:color="BFBFBF" w:sz="1"/>
+              <w:bottom w:val="single" w:color="BFBFBF" w:sz="1"/>
+              <w:right w:val="single" w:color="BFBFBF" w:sz="1"/>
+            </w:tcBorders>
+            <w:tcMar>
+              <w:top w:type="dxa" w:w="90"/>
+              <w:left w:type="dxa" w:w="130"/>
+              <w:bottom w:type="dxa" w:w="90"/>
+              <w:right w:type="dxa" w:w="130"/>
+            </w:tcMar>
+            <w:vAlign w:val="center"/>
+          </w:tcPr>
+          <w:p>
+            <w:pPr>
+              <w:spacing w:after="0" w:line="252"/>
+            </w:pPr>
+            <w:r>
+              <w:rPr>
+                <w:rFonts w:ascii="Arial" w:cs="Arial" w:eastAsia="Arial" w:hAnsi="Arial"/>
+                <w:sz w:val="19"/>
+                <w:szCs w:val="19"/>
+              </w:rPr>
+              <w:t xml:space="preserve">Electrotecniref — equipo de administración y taller</w:t>
+            </w:r>
+          </w:p>
+        </w:tc>
+      </w:tr>
+      <w:tr>
+        <w:trPr>
+          <w:tblHeader w:val="off"/>
+        </w:trPr>
+        <w:tc>
+          <w:tcPr>
+            <w:tcW w:type="dxa" w:w="3000"/>
+            <w:tcBorders>
+              <w:top w:val="single" w:color="BFBFBF" w:sz="1"/>
+              <w:left w:val="single" w:color="BFBFBF" w:sz="1"/>
+              <w:bottom w:val="single" w:color="BFBFBF" w:sz="1"/>
+              <w:right w:val="single" w:color="BFBFBF" w:sz="1"/>
+            </w:tcBorders>
+            <w:shd w:fill="F2F2F2" w:val="clear"/>
+            <w:tcMar>
+              <w:top w:type="dxa" w:w="90"/>
+              <w:left w:type="dxa" w:w="130"/>
+              <w:bottom w:type="dxa" w:w="90"/>
+              <w:right w:type="dxa" w:w="130"/>
+            </w:tcMar>
+            <w:vAlign w:val="center"/>
+          </w:tcPr>
+          <w:p>
+            <w:pPr>
+              <w:spacing w:after="0" w:line="252"/>
+            </w:pPr>
+            <w:r>
+              <w:rPr>
+                <w:rFonts w:ascii="Arial" w:cs="Arial" w:eastAsia="Arial" w:hAnsi="Arial"/>
+                <w:b/>
+                <w:bCs/>
+                <w:color w:val="1F3864"/>
+                <w:sz w:val="19"/>
+                <w:szCs w:val="19"/>
+              </w:rPr>
+              <w:t xml:space="preserve">Moneda</w:t>
+            </w:r>
+          </w:p>
+        </w:tc>
+        <w:tc>
+          <w:tcPr>
+            <w:tcW w:type="dxa" w:w="6638"/>
+            <w:tcBorders>
+              <w:top w:val="single" w:color="BFBFBF" w:sz="1"/>
+              <w:left w:val="single" w:color="BFBFBF" w:sz="1"/>
+              <w:bottom w:val="single" w:color="BFBFBF" w:sz="1"/>
+              <w:right w:val="single" w:color="BFBFBF" w:sz="1"/>
+            </w:tcBorders>
+            <w:tcMar>
+              <w:top w:type="dxa" w:w="90"/>
+              <w:left w:type="dxa" w:w="130"/>
+              <w:bottom w:type="dxa" w:w="90"/>
+              <w:right w:type="dxa" w:w="130"/>
+            </w:tcMar>
+            <w:vAlign w:val="center"/>
+          </w:tcPr>
+          <w:p>
+            <w:pPr>
+              <w:spacing w:after="0" w:line="252"/>
+            </w:pPr>
+            <w:r>
+              <w:rPr>
+                <w:rFonts w:ascii="Arial" w:cs="Arial" w:eastAsia="Arial" w:hAnsi="Arial"/>
+                <w:sz w:val="19"/>
+                <w:szCs w:val="19"/>
+              </w:rPr>
+              <w:t xml:space="preserve">Abono base en pesos, con ajuste trimestral por IPC. El desarrollo a medida se cotiza aparte.</w:t>
+            </w:r>
+          </w:p>
+        </w:tc>
+      </w:tr>
     </w:tbl>
+    <w:p>
+      <w:pPr>
+        <w:spacing w:after="240"/>
+      </w:pPr>
+    </w:p>
+    <w:p>
+      <w:pPr>
+        <w:spacing w:after="0"/>
+        <w:jc w:val="center"/>
+      </w:pPr>
+      <w:r>
+        <w:rPr>
+          <w:rFonts w:ascii="Arial" w:cs="Arial" w:eastAsia="Arial" w:hAnsi="Arial"/>
+          <w:color w:val="595959"/>
+          <w:sz w:val="17"/>
+          <w:szCs w:val="17"/>
+        </w:rPr>
+        <w:t xml:space="preserve">Documento confidencial</w:t>
+      </w:r>
+    </w:p>
+    <w:p>
+      <w:r>
+        <w:br w:type="page"/>
+      </w:r>
+    </w:p>
+    <w:p>
+      <w:pPr>
+        <w:spacing w:after="0"/>
+      </w:pPr>
+      <w:r>
+        <w:rPr>
+          <w:rFonts w:ascii="Arial" w:cs="Arial" w:eastAsia="Arial" w:hAnsi="Arial"/>
+          <w:b/>
+          <w:bCs/>
+          <w:color w:val="1F3864"/>
+          <w:sz w:val="26"/>
+          <w:szCs w:val="26"/>
+        </w:rPr>
+        <w:t xml:space="preserve">VOGEL CONSULTORÍA</w:t>
+      </w:r>
+    </w:p>
+    <w:p>
+      <w:pPr>
+        <w:pBdr>
+          <w:bottom w:val="single" w:color="1F3864" w:sz="12" w:space="6"/>
+        </w:pBdr>
+        <w:spacing w:after="40"/>
+      </w:pPr>
+      <w:r>
+        <w:rPr>
+          <w:rFonts w:ascii="Arial" w:cs="Arial" w:eastAsia="Arial" w:hAnsi="Arial"/>
+          <w:color w:val="595959"/>
+          <w:sz w:val="18"/>
+          <w:szCs w:val="18"/>
+        </w:rPr>
+        <w:t xml:space="preserve">Gestión de Servicios — plataforma para talleres de servicio técnico</w:t>
+      </w:r>
+    </w:p>
     <w:p>
       <w:pPr>
         <w:spacing w:after="200"/>
@@ -5355,12 +5736,117 @@
         <w:gridCol w:w="4819"/>
         <w:gridCol w:w="4819"/>
       </w:tblGrid>
+      <w:tr>
+        <w:trPr>
+          <w:tblHeader/>
+        </w:trPr>
+        <w:tc>
+          <w:tcPr>
+            <w:tcW w:type="dxa" w:w="4819"/>
+            <w:tcMar>
+              <w:top w:type="dxa" w:w="90"/>
+              <w:left w:type="dxa" w:w="130"/>
+              <w:bottom w:type="dxa" w:w="90"/>
+              <w:right w:type="dxa" w:w="130"/>
+            </w:tcMar>
+            <w:vAlign w:val="bottom"/>
+          </w:tcPr>
+          <w:p>
+            <w:pPr>
+              <w:spacing w:after="320"/>
+            </w:pPr>
+          </w:p>
+          <w:p>
+            <w:pPr>
+              <w:pBdr>
+                <w:top w:val="single" w:color="808080" w:sz="6" w:space="4"/>
+              </w:pBdr>
+              <w:spacing w:after="0"/>
+            </w:pPr>
+            <w:r>
+              <w:rPr>
+                <w:rFonts w:ascii="Arial" w:cs="Arial" w:eastAsia="Arial" w:hAnsi="Arial"/>
+                <w:b/>
+                <w:bCs/>
+                <w:sz w:val="19"/>
+                <w:szCs w:val="19"/>
+              </w:rPr>
+              <w:t xml:space="preserve">Electrotecniref</w:t>
+            </w:r>
+          </w:p>
+          <w:p>
+            <w:pPr>
+              <w:spacing w:after="0"/>
+            </w:pPr>
+            <w:r>
+              <w:rPr>
+                <w:rFonts w:ascii="Arial" w:cs="Arial" w:eastAsia="Arial" w:hAnsi="Arial"/>
+                <w:color w:val="595959"/>
+                <w:sz w:val="18"/>
+                <w:szCs w:val="18"/>
+              </w:rPr>
+              <w:t xml:space="preserve">Nombre, cargo y fecha</w:t>
+            </w:r>
+          </w:p>
+        </w:tc>
+        <w:tc>
+          <w:tcPr>
+            <w:tcW w:type="dxa" w:w="4819"/>
+            <w:tcMar>
+              <w:top w:type="dxa" w:w="90"/>
+              <w:left w:type="dxa" w:w="130"/>
+              <w:bottom w:type="dxa" w:w="90"/>
+              <w:right w:type="dxa" w:w="130"/>
+            </w:tcMar>
+            <w:vAlign w:val="bottom"/>
+          </w:tcPr>
+          <w:p>
+            <w:pPr>
+              <w:spacing w:after="320"/>
+            </w:pPr>
+          </w:p>
+          <w:p>
+            <w:pPr>
+              <w:pBdr>
+                <w:top w:val="single" w:color="808080" w:sz="6" w:space="4"/>
+              </w:pBdr>
+              <w:spacing w:after="0"/>
+            </w:pPr>
+            <w:r>
+              <w:rPr>
+                <w:rFonts w:ascii="Arial" w:cs="Arial" w:eastAsia="Arial" w:hAnsi="Arial"/>
+                <w:b/>
+                <w:bCs/>
+                <w:sz w:val="19"/>
+                <w:szCs w:val="19"/>
+              </w:rPr>
+              <w:t xml:space="preserve">Vogel Consultoría</w:t>
+            </w:r>
+          </w:p>
+          <w:p>
+            <w:pPr>
+              <w:spacing w:after="0"/>
+            </w:pPr>
+            <w:r>
+              <w:rPr>
+                <w:rFonts w:ascii="Arial" w:cs="Arial" w:eastAsia="Arial" w:hAnsi="Arial"/>
+                <w:color w:val="595959"/>
+                <w:sz w:val="18"/>
+                <w:szCs w:val="18"/>
+              </w:rPr>
+              <w:t xml:space="preserve">Nombre, cargo y fecha</w:t>
+            </w:r>
+          </w:p>
+        </w:tc>
+      </w:tr>
     </w:tbl>
     <w:sectPr>
       <w:footerReference w:type="default" r:id="rId6"/>
+      <w:footerReference w:type="first" r:id="rId7"/>
       <w:pgSz w:w="11906" w:h="16838" w:orient="portrait"/>
       <w:pgMar w:top="1134" w:right="1134" w:bottom="1134" w:left="1134" w:header="708" w:footer="708" w:gutter="0"/>
       <w:pgNumType/>
+      <w:titlePg/>
       <w:docGrid w:linePitch="360"/>
     </w:sectPr>
   </w:body>
@@ -5523,6 +6009,16 @@
       </w:rPr>
       <w:fldChar w:fldCharType="end"/>
     </w:r>
+  </w:p>
+</w:ftr>
+</file>
+
+<file path=word/footer2.xml><?xml version="1.0" encoding="utf-8"?>
+<w:ftr xmlns:wpc="http://schemas.microsoft.com/office/word/2010/wordprocessingCanvas" xmlns:mc="http://schemas.openxmlformats.org/markup-compatibility/2006" xmlns:o="urn:schemas-microsoft-com:office:office" xmlns:r="http://schemas.openxmlformats.org/officeDocument/2006/relationships" xmlns:m="http://schemas.openxmlformats.org/officeDocument/2006/math" xmlns:v="urn:schemas-microsoft-com:vml" xmlns:wp14="http://schemas.microsoft.com/office/word/2010/wordprocessingDrawing" xmlns:wp="http://schemas.openxmlformats.org/drawingml/2006/wordprocessingDrawing" xmlns:w10="urn:schemas-microsoft-com:office:word" xmlns:w="http://schemas.openxmlformats.org/wordprocessingml/2006/main" xmlns:w14="http://schemas.microsoft.com/office/word/2010/wordml" xmlns:w15="http://schemas.microsoft.com/office/word/2012/wordml" xmlns:wpg="http://schemas.microsoft.com/office/word/2010/wordprocessingGroup" xmlns:wpi="http://schemas.microsoft.com/office/word/2010/wordprocessingInk" xmlns:wne="http://schemas.microsoft.com/office/word/2006/wordml" xmlns:wps="http://schemas.microsoft.com/office/word/2010/wordprocessingShape">
+  <w:p>
+    <w:pPr>
+      <w:spacing w:after="0"/>
+    </w:pPr>
   </w:p>
 </w:ftr>
 </file>

--- a/docs/propuesta-abono-mensual-electrotecniref.docx
+++ b/docs/propuesta-abono-mensual-electrotecniref.docx
@@ -426,7 +426,7 @@
                 <w:sz w:val="19"/>
                 <w:szCs w:val="19"/>
               </w:rPr>
-              <w:t xml:space="preserve">Abono base en pesos, con ajuste trimestral por IPC. El desarrollo a medida se cotiza aparte.</w:t>
+              <w:t xml:space="preserve">Abono base en pesos, con ajuste trimestral por IPC. El desarrollo a medida va incluido en el abono.</w:t>
             </w:r>
           </w:p>
         </w:tc>
@@ -598,7 +598,7 @@
           <w:sz w:val="21"/>
           <w:szCs w:val="21"/>
         </w:rPr>
-        <w:t xml:space="preserve">. Todo lo que la plataforma hace —órdenes de trabajo, presupuestos, cierre a marcas, catálogo de repuestos contra el ERP propio, envío de avisos por WhatsApp y asistente con IA— está incluido en el abono. Lo que se cotiza aparte es el desarrollo a medida: el diferencial que adapta el sistema a la operatoria de Electrotecniref.</w:t>
+        <w:t xml:space="preserve">. Todo lo que la plataforma hace —órdenes de trabajo, presupuestos, cierre a marcas, catálogo de repuestos contra el ERP propio, envío de avisos por WhatsApp y asistente con IA— está incluido en el abono. Y con el abono vamos implementando sus necesidades a medida que aparecen: el desarrollo a medida es el diferencial.</w:t>
       </w:r>
     </w:p>
     <w:tbl>
@@ -1125,7 +1125,7 @@
                 <w:sz w:val="20"/>
                 <w:szCs w:val="20"/>
               </w:rPr>
-              <w:t xml:space="preserve">Cotizado por escrito: es el diferencial</w:t>
+              <w:t xml:space="preserve">Incluido: con el abono vamos implementando sus necesidades</w:t>
             </w:r>
           </w:p>
         </w:tc>
@@ -1455,7 +1455,7 @@
           <w:sz w:val="21"/>
           <w:szCs w:val="21"/>
         </w:rPr>
-        <w:t xml:space="preserve">El abono base incluye la plataforma completa, con todos sus módulos. No hay costos por cantidad de pantallas, ni por usuario, ni por orden de trabajo: el abono es el mismo más allá de cuántas personas lo usen. Lo único que se cotiza aparte es el desarrollo a medida (sección 7).</w:t>
+        <w:t xml:space="preserve">El abono base incluye la plataforma completa, con todos sus módulos. No hay costos por cantidad de pantallas, ni por usuario, ni por orden de trabajo: el abono es el mismo más allá de cuántas personas lo usen. Y con el abono vamos implementando las necesidades del taller (sección 7).</w:t>
       </w:r>
     </w:p>
     <w:p>
@@ -4569,7 +4569,7 @@
           <w:sz w:val="26"/>
           <w:szCs w:val="26"/>
         </w:rPr>
-        <w:t xml:space="preserve">7. El plus: desarrollo a medida</w:t>
+        <w:t xml:space="preserve">7. El diferencial: el desarrollo a medida</w:t>
       </w:r>
     </w:p>
     <w:p>
@@ -4586,7 +4586,7 @@
           <w:sz w:val="21"/>
           <w:szCs w:val="21"/>
         </w:rPr>
-        <w:t xml:space="preserve">El abono cubre la plataforma completa y su operación. </w:t>
+        <w:t xml:space="preserve">El abono no es sólo acceso a la plataforma: </w:t>
       </w:r>
       <w:r>
         <w:rPr>
@@ -4598,7 +4598,7 @@
           <w:sz w:val="21"/>
           <w:szCs w:val="21"/>
         </w:rPr>
-        <w:t xml:space="preserve">El desarrollo a medida es el diferencial</w:t>
+        <w:t xml:space="preserve">con el abono vamos implementando sus necesidades</w:t>
       </w:r>
       <w:r>
         <w:rPr>
@@ -4610,7 +4610,7 @@
           <w:sz w:val="21"/>
           <w:szCs w:val="21"/>
         </w:rPr>
-        <w:t xml:space="preserve">: es la parte en que el sistema se adapta a la operatoria de Electrotecniref —su ERP, sus listas de precios, sus reglas de garantía y sus formatos de trabajo— y por eso se cotiza aparte.</w:t>
+        <w:t xml:space="preserve"> a medida que aparecen. Cada vez que el taller necesita algo nuevo —una integración con su ERP, un informe, una marca más, un ajuste en la operatoria— lo hacemos nosotros y sigue dentro del abono.</w:t>
       </w:r>
     </w:p>
     <w:tbl>
@@ -4770,7 +4770,7 @@
                 <w:sz w:val="20"/>
                 <w:szCs w:val="20"/>
               </w:rPr>
-              <w:t xml:space="preserve">Trabajo real sobre el sistema, no un cargo por usar la plataforma: todo lo que no está en el roadmap y haga falta para la operatoria del taller.</w:t>
+              <w:t xml:space="preserve">Trabajo real sobre el sistema para que la plataforma sea la de este taller: su ERP, sus listas de precios, sus reglas de garantía y sus formatos de trabajo. No es un cargo por usar la plataforma.</w:t>
             </w:r>
           </w:p>
         </w:tc>
@@ -4809,7 +4809,7 @@
                 <w:sz w:val="20"/>
                 <w:szCs w:val="20"/>
               </w:rPr>
-              <w:t xml:space="preserve">Cómo se cotiza</w:t>
+              <w:t xml:space="preserve">Cómo se trabaja</w:t>
             </w:r>
           </w:p>
         </w:tc>
@@ -4843,7 +4843,7 @@
                 <w:sz w:val="20"/>
                 <w:szCs w:val="20"/>
               </w:rPr>
-              <w:t xml:space="preserve">Por escrito y antes de empezar: alcance, plazo y precio de cada pedido. Nunca una sorpresa en la factura.</w:t>
+              <w:t xml:space="preserve">Definimos el alcance de cada pedido, lo hacemos y lo entregamos. Sin cotización por pieza y sin factura sorpresa: entra en el abono.</w:t>
             </w:r>
           </w:p>
         </w:tc>
@@ -4987,7 +4987,7 @@
                 <w:sz w:val="20"/>
                 <w:szCs w:val="20"/>
               </w:rPr>
-              <w:t xml:space="preserve">Ningún cargo por uso de la plataforma: ni por usuario, ni por orden de trabajo, ni por mensaje de WhatsApp. El desarrollo a medida es trabajo puntual, y se cotiza por escrito.</w:t>
+              <w:t xml:space="preserve">Ningún cargo por uso de la plataforma: ni por usuario, ni por orden de trabajo, ni por mensaje de WhatsApp. Y ningún cargo por el desarrollo que el taller necesite.</w:t>
             </w:r>
           </w:p>
         </w:tc>
